--- a/Tài liệu thiết kế hệ thống Food Ordering System.docx
+++ b/Tài liệu thiết kế hệ thống Food Ordering System.docx
@@ -8900,8 +8900,6 @@
               </w:rPr>
               <w:t>1</w:t>
             </w:r>
-            <w:bookmarkStart w:id="0" w:name="_GoBack"/>
-            <w:bookmarkEnd w:id="0"/>
           </w:p>
         </w:tc>
       </w:tr>
@@ -11999,168 +11997,6 @@
           </w:p>
         </w:tc>
       </w:tr>
-      <w:tr>
-        <w:tc>
-          <w:tcPr>
-            <w:tcW w:w="0" w:type="auto"/>
-            <w:hideMark/>
-          </w:tcPr>
-          <w:p>
-            <w:pPr>
-              <w:rPr>
-                <w:rFonts w:ascii="Times New Roman" w:eastAsia="Times New Roman" w:hAnsi="Times New Roman" w:cs="Times New Roman"/>
-                <w:sz w:val="24"/>
-                <w:szCs w:val="24"/>
-              </w:rPr>
-            </w:pPr>
-            <w:proofErr w:type="spellStart"/>
-            <w:r>
-              <w:rPr>
-                <w:rFonts w:ascii="Times New Roman" w:eastAsia="Times New Roman" w:hAnsi="Times New Roman" w:cs="Times New Roman"/>
-                <w:sz w:val="24"/>
-                <w:szCs w:val="24"/>
-              </w:rPr>
-              <w:t>OrderStatusUpdatedEvent</w:t>
-            </w:r>
-            <w:proofErr w:type="spellEnd"/>
-          </w:p>
-        </w:tc>
-        <w:tc>
-          <w:tcPr>
-            <w:tcW w:w="2013" w:type="dxa"/>
-            <w:hideMark/>
-          </w:tcPr>
-          <w:p>
-            <w:pPr>
-              <w:rPr>
-                <w:rFonts w:ascii="Times New Roman" w:eastAsia="Times New Roman" w:hAnsi="Times New Roman" w:cs="Times New Roman"/>
-                <w:sz w:val="24"/>
-                <w:szCs w:val="24"/>
-              </w:rPr>
-            </w:pPr>
-            <w:proofErr w:type="spellStart"/>
-            <w:r>
-              <w:rPr>
-                <w:rFonts w:ascii="Times New Roman" w:eastAsia="Times New Roman" w:hAnsi="Times New Roman" w:cs="Times New Roman"/>
-                <w:sz w:val="24"/>
-                <w:szCs w:val="24"/>
-              </w:rPr>
-              <w:t>Ordering</w:t>
-            </w:r>
-            <w:r>
-              <w:rPr>
-                <w:rFonts w:ascii="Times New Roman" w:eastAsia="Times New Roman" w:hAnsi="Times New Roman" w:cs="Times New Roman"/>
-                <w:sz w:val="24"/>
-                <w:szCs w:val="24"/>
-              </w:rPr>
-              <w:t>Service</w:t>
-            </w:r>
-            <w:proofErr w:type="spellEnd"/>
-          </w:p>
-        </w:tc>
-        <w:tc>
-          <w:tcPr>
-            <w:tcW w:w="1716" w:type="dxa"/>
-            <w:hideMark/>
-          </w:tcPr>
-          <w:p>
-            <w:pPr>
-              <w:rPr>
-                <w:rFonts w:ascii="Times New Roman" w:eastAsia="Times New Roman" w:hAnsi="Times New Roman" w:cs="Times New Roman"/>
-                <w:sz w:val="24"/>
-                <w:szCs w:val="24"/>
-              </w:rPr>
-            </w:pPr>
-            <w:r>
-              <w:rPr>
-                <w:rFonts w:ascii="Times New Roman" w:eastAsia="Times New Roman" w:hAnsi="Times New Roman" w:cs="Times New Roman"/>
-                <w:sz w:val="24"/>
-                <w:szCs w:val="24"/>
-              </w:rPr>
-              <w:t>Notification Service</w:t>
-            </w:r>
-          </w:p>
-        </w:tc>
-        <w:tc>
-          <w:tcPr>
-            <w:tcW w:w="0" w:type="auto"/>
-            <w:hideMark/>
-          </w:tcPr>
-          <w:p>
-            <w:pPr>
-              <w:rPr>
-                <w:rFonts w:ascii="Times New Roman" w:eastAsia="Times New Roman" w:hAnsi="Times New Roman" w:cs="Times New Roman"/>
-                <w:sz w:val="24"/>
-                <w:szCs w:val="24"/>
-              </w:rPr>
-            </w:pPr>
-            <w:proofErr w:type="spellStart"/>
-            <w:r>
-              <w:rPr>
-                <w:rFonts w:ascii="Times New Roman" w:eastAsia="Times New Roman" w:hAnsi="Times New Roman" w:cs="Times New Roman"/>
-                <w:sz w:val="24"/>
-                <w:szCs w:val="24"/>
-              </w:rPr>
-              <w:t>Trạng</w:t>
-            </w:r>
-            <w:proofErr w:type="spellEnd"/>
-            <w:r>
-              <w:rPr>
-                <w:rFonts w:ascii="Times New Roman" w:eastAsia="Times New Roman" w:hAnsi="Times New Roman" w:cs="Times New Roman"/>
-                <w:sz w:val="24"/>
-                <w:szCs w:val="24"/>
-              </w:rPr>
-              <w:t xml:space="preserve"> </w:t>
-            </w:r>
-            <w:proofErr w:type="spellStart"/>
-            <w:r>
-              <w:rPr>
-                <w:rFonts w:ascii="Times New Roman" w:eastAsia="Times New Roman" w:hAnsi="Times New Roman" w:cs="Times New Roman"/>
-                <w:sz w:val="24"/>
-                <w:szCs w:val="24"/>
-              </w:rPr>
-              <w:t>thái</w:t>
-            </w:r>
-            <w:proofErr w:type="spellEnd"/>
-            <w:r>
-              <w:rPr>
-                <w:rFonts w:ascii="Times New Roman" w:eastAsia="Times New Roman" w:hAnsi="Times New Roman" w:cs="Times New Roman"/>
-                <w:sz w:val="24"/>
-                <w:szCs w:val="24"/>
-              </w:rPr>
-              <w:t xml:space="preserve"> order </w:t>
-            </w:r>
-            <w:proofErr w:type="spellStart"/>
-            <w:r>
-              <w:rPr>
-                <w:rFonts w:ascii="Times New Roman" w:eastAsia="Times New Roman" w:hAnsi="Times New Roman" w:cs="Times New Roman"/>
-                <w:sz w:val="24"/>
-                <w:szCs w:val="24"/>
-              </w:rPr>
-              <w:t>thay</w:t>
-            </w:r>
-            <w:proofErr w:type="spellEnd"/>
-            <w:r>
-              <w:rPr>
-                <w:rFonts w:ascii="Times New Roman" w:eastAsia="Times New Roman" w:hAnsi="Times New Roman" w:cs="Times New Roman"/>
-                <w:sz w:val="24"/>
-                <w:szCs w:val="24"/>
-              </w:rPr>
-              <w:t xml:space="preserve"> </w:t>
-            </w:r>
-            <w:proofErr w:type="spellStart"/>
-            <w:r>
-              <w:rPr>
-                <w:rFonts w:ascii="Times New Roman" w:eastAsia="Times New Roman" w:hAnsi="Times New Roman" w:cs="Times New Roman"/>
-                <w:sz w:val="24"/>
-                <w:szCs w:val="24"/>
-              </w:rPr>
-              <w:t>đổi</w:t>
-            </w:r>
-            <w:proofErr w:type="spellEnd"/>
-          </w:p>
-        </w:tc>
-      </w:tr>
     </w:tbl>
     <w:p>
       <w:pPr>
@@ -12169,6 +12005,8 @@
           <w:rFonts w:ascii="Times New Roman" w:hAnsi="Times New Roman" w:cs="Times New Roman"/>
         </w:rPr>
       </w:pPr>
+      <w:bookmarkStart w:id="0" w:name="_GoBack"/>
+      <w:bookmarkEnd w:id="0"/>
     </w:p>
     <w:p>
       <w:pPr>
@@ -12404,9 +12242,4261 @@
       <w:pPr>
         <w:pStyle w:val="ListParagraph"/>
         <w:numPr>
+          <w:ilvl w:val="0"/>
+          <w:numId w:val="1"/>
+        </w:numPr>
+        <w:rPr>
+          <w:rFonts w:ascii="Times New Roman" w:hAnsi="Times New Roman" w:cs="Times New Roman"/>
+        </w:rPr>
+      </w:pPr>
+      <w:r>
+        <w:rPr>
+          <w:rFonts w:ascii="Times New Roman" w:hAnsi="Times New Roman" w:cs="Times New Roman"/>
+          <w:lang w:val="vi-VN"/>
+        </w:rPr>
+        <w:t>Luồng hoạt động</w:t>
+      </w:r>
+    </w:p>
+    <w:p>
+      <w:pPr>
+        <w:pStyle w:val="ListParagraph"/>
+        <w:numPr>
           <w:ilvl w:val="1"/>
           <w:numId w:val="1"/>
         </w:numPr>
+        <w:rPr>
+          <w:rFonts w:ascii="Times New Roman" w:hAnsi="Times New Roman" w:cs="Times New Roman"/>
+        </w:rPr>
+      </w:pPr>
+      <w:r>
+        <w:rPr>
+          <w:rFonts w:ascii="Times New Roman" w:hAnsi="Times New Roman" w:cs="Times New Roman"/>
+          <w:lang w:val="vi-VN"/>
+        </w:rPr>
+        <w:t>Luồng hoạt động khi người dùng đăng ký</w:t>
+      </w:r>
+      <w:r>
+        <w:rPr>
+          <w:rFonts w:ascii="Times New Roman" w:hAnsi="Times New Roman" w:cs="Times New Roman"/>
+        </w:rPr>
+        <w:t xml:space="preserve"> </w:t>
+      </w:r>
+      <w:r>
+        <w:rPr>
+          <w:rFonts w:ascii="Times New Roman" w:hAnsi="Times New Roman" w:cs="Times New Roman"/>
+          <w:lang w:val="vi-VN"/>
+        </w:rPr>
+        <w:t>tài khoản</w:t>
+      </w:r>
+      <w:r>
+        <w:rPr>
+          <w:rFonts w:ascii="Times New Roman" w:hAnsi="Times New Roman" w:cs="Times New Roman"/>
+          <w:lang w:val="vi-VN"/>
+        </w:rPr>
+        <w:t xml:space="preserve"> với vai trò </w:t>
+      </w:r>
+      <w:r>
+        <w:rPr>
+          <w:rFonts w:ascii="Times New Roman" w:hAnsi="Times New Roman" w:cs="Times New Roman"/>
+          <w:lang w:val="vi-VN"/>
+        </w:rPr>
+        <w:t>“</w:t>
+      </w:r>
+      <w:r>
+        <w:rPr>
+          <w:rFonts w:ascii="Times New Roman" w:hAnsi="Times New Roman" w:cs="Times New Roman"/>
+          <w:lang w:val="vi-VN"/>
+        </w:rPr>
+        <w:t>Resta</w:t>
+      </w:r>
+      <w:r>
+        <w:rPr>
+          <w:rFonts w:ascii="Times New Roman" w:hAnsi="Times New Roman" w:cs="Times New Roman"/>
+          <w:lang w:val="vi-VN"/>
+        </w:rPr>
+        <w:t>urantOwner”</w:t>
+      </w:r>
+    </w:p>
+    <w:p>
+      <w:pPr>
+        <w:rPr>
+          <w:rFonts w:ascii="Times New Roman" w:hAnsi="Times New Roman" w:cs="Times New Roman"/>
+        </w:rPr>
+      </w:pPr>
+      <w:r>
+        <w:rPr>
+          <w:rFonts w:ascii="Times New Roman" w:hAnsi="Times New Roman" w:cs="Times New Roman"/>
+        </w:rPr>
+        <w:drawing>
+          <wp:inline distT="0" distB="0" distL="0" distR="0" wp14:anchorId="1D3E719E" wp14:editId="7BC6548C">
+            <wp:extent cx="5943600" cy="3006090"/>
+            <wp:effectExtent l="0" t="0" r="0" b="3810"/>
+            <wp:docPr id="13" name="Picture 13"/>
+            <wp:cNvGraphicFramePr>
+              <a:graphicFrameLocks xmlns:a="http://schemas.openxmlformats.org/drawingml/2006/main" noChangeAspect="1"/>
+            </wp:cNvGraphicFramePr>
+            <a:graphic xmlns:a="http://schemas.openxmlformats.org/drawingml/2006/main">
+              <a:graphicData uri="http://schemas.openxmlformats.org/drawingml/2006/picture">
+                <pic:pic xmlns:pic="http://schemas.openxmlformats.org/drawingml/2006/picture">
+                  <pic:nvPicPr>
+                    <pic:cNvPr id="1" name=""/>
+                    <pic:cNvPicPr/>
+                  </pic:nvPicPr>
+                  <pic:blipFill>
+                    <a:blip r:embed="rId16"/>
+                    <a:stretch>
+                      <a:fillRect/>
+                    </a:stretch>
+                  </pic:blipFill>
+                  <pic:spPr>
+                    <a:xfrm>
+                      <a:off x="0" y="0"/>
+                      <a:ext cx="5943600" cy="3006090"/>
+                    </a:xfrm>
+                    <a:prstGeom prst="rect">
+                      <a:avLst/>
+                    </a:prstGeom>
+                  </pic:spPr>
+                </pic:pic>
+              </a:graphicData>
+            </a:graphic>
+          </wp:inline>
+        </w:drawing>
+      </w:r>
+    </w:p>
+    <w:p>
+      <w:pPr>
+        <w:ind w:left="720"/>
+        <w:rPr>
+          <w:rFonts w:ascii="Times New Roman" w:hAnsi="Times New Roman" w:cs="Times New Roman"/>
+        </w:rPr>
+      </w:pPr>
+      <w:proofErr w:type="spellStart"/>
+      <w:r>
+        <w:rPr>
+          <w:rFonts w:ascii="Times New Roman" w:hAnsi="Times New Roman" w:cs="Times New Roman"/>
+        </w:rPr>
+        <w:t>Khi</w:t>
+      </w:r>
+      <w:proofErr w:type="spellEnd"/>
+      <w:r>
+        <w:rPr>
+          <w:rFonts w:ascii="Times New Roman" w:hAnsi="Times New Roman" w:cs="Times New Roman"/>
+        </w:rPr>
+        <w:t xml:space="preserve"> </w:t>
+      </w:r>
+      <w:proofErr w:type="spellStart"/>
+      <w:r>
+        <w:rPr>
+          <w:rFonts w:ascii="Times New Roman" w:hAnsi="Times New Roman" w:cs="Times New Roman"/>
+        </w:rPr>
+        <w:t>người</w:t>
+      </w:r>
+      <w:proofErr w:type="spellEnd"/>
+      <w:r>
+        <w:rPr>
+          <w:rFonts w:ascii="Times New Roman" w:hAnsi="Times New Roman" w:cs="Times New Roman"/>
+        </w:rPr>
+        <w:t xml:space="preserve"> </w:t>
+      </w:r>
+      <w:proofErr w:type="spellStart"/>
+      <w:r>
+        <w:rPr>
+          <w:rFonts w:ascii="Times New Roman" w:hAnsi="Times New Roman" w:cs="Times New Roman"/>
+        </w:rPr>
+        <w:t>dùng</w:t>
+      </w:r>
+      <w:proofErr w:type="spellEnd"/>
+      <w:r>
+        <w:rPr>
+          <w:rFonts w:ascii="Times New Roman" w:hAnsi="Times New Roman" w:cs="Times New Roman"/>
+        </w:rPr>
+        <w:t xml:space="preserve"> </w:t>
+      </w:r>
+      <w:proofErr w:type="spellStart"/>
+      <w:r>
+        <w:rPr>
+          <w:rFonts w:ascii="Times New Roman" w:hAnsi="Times New Roman" w:cs="Times New Roman"/>
+        </w:rPr>
+        <w:t>đăng</w:t>
+      </w:r>
+      <w:proofErr w:type="spellEnd"/>
+      <w:r>
+        <w:rPr>
+          <w:rFonts w:ascii="Times New Roman" w:hAnsi="Times New Roman" w:cs="Times New Roman"/>
+        </w:rPr>
+        <w:t xml:space="preserve"> </w:t>
+      </w:r>
+      <w:proofErr w:type="spellStart"/>
+      <w:r>
+        <w:rPr>
+          <w:rFonts w:ascii="Times New Roman" w:hAnsi="Times New Roman" w:cs="Times New Roman"/>
+        </w:rPr>
+        <w:t>ký</w:t>
+      </w:r>
+      <w:proofErr w:type="spellEnd"/>
+      <w:r>
+        <w:rPr>
+          <w:rFonts w:ascii="Times New Roman" w:hAnsi="Times New Roman" w:cs="Times New Roman"/>
+        </w:rPr>
+        <w:t xml:space="preserve"> </w:t>
+      </w:r>
+      <w:proofErr w:type="spellStart"/>
+      <w:r>
+        <w:rPr>
+          <w:rFonts w:ascii="Times New Roman" w:hAnsi="Times New Roman" w:cs="Times New Roman"/>
+        </w:rPr>
+        <w:t>tài</w:t>
+      </w:r>
+      <w:proofErr w:type="spellEnd"/>
+      <w:r>
+        <w:rPr>
+          <w:rFonts w:ascii="Times New Roman" w:hAnsi="Times New Roman" w:cs="Times New Roman"/>
+        </w:rPr>
+        <w:t xml:space="preserve"> </w:t>
+      </w:r>
+      <w:proofErr w:type="spellStart"/>
+      <w:r>
+        <w:rPr>
+          <w:rFonts w:ascii="Times New Roman" w:hAnsi="Times New Roman" w:cs="Times New Roman"/>
+        </w:rPr>
+        <w:t>khoản</w:t>
+      </w:r>
+      <w:proofErr w:type="spellEnd"/>
+      <w:r>
+        <w:rPr>
+          <w:rFonts w:ascii="Times New Roman" w:hAnsi="Times New Roman" w:cs="Times New Roman"/>
+        </w:rPr>
+        <w:t xml:space="preserve"> </w:t>
+      </w:r>
+      <w:proofErr w:type="spellStart"/>
+      <w:r>
+        <w:rPr>
+          <w:rFonts w:ascii="Times New Roman" w:hAnsi="Times New Roman" w:cs="Times New Roman"/>
+        </w:rPr>
+        <w:t>với</w:t>
+      </w:r>
+      <w:proofErr w:type="spellEnd"/>
+      <w:r>
+        <w:rPr>
+          <w:rFonts w:ascii="Times New Roman" w:hAnsi="Times New Roman" w:cs="Times New Roman"/>
+        </w:rPr>
+        <w:t xml:space="preserve"> </w:t>
+      </w:r>
+      <w:proofErr w:type="spellStart"/>
+      <w:r>
+        <w:rPr>
+          <w:rFonts w:ascii="Times New Roman" w:hAnsi="Times New Roman" w:cs="Times New Roman"/>
+        </w:rPr>
+        <w:t>vai</w:t>
+      </w:r>
+      <w:proofErr w:type="spellEnd"/>
+      <w:r>
+        <w:rPr>
+          <w:rFonts w:ascii="Times New Roman" w:hAnsi="Times New Roman" w:cs="Times New Roman"/>
+        </w:rPr>
+        <w:t xml:space="preserve"> </w:t>
+      </w:r>
+      <w:proofErr w:type="spellStart"/>
+      <w:r>
+        <w:rPr>
+          <w:rFonts w:ascii="Times New Roman" w:hAnsi="Times New Roman" w:cs="Times New Roman"/>
+        </w:rPr>
+        <w:t>trò</w:t>
+      </w:r>
+      <w:proofErr w:type="spellEnd"/>
+      <w:r>
+        <w:rPr>
+          <w:rFonts w:ascii="Times New Roman" w:hAnsi="Times New Roman" w:cs="Times New Roman"/>
+        </w:rPr>
+        <w:t xml:space="preserve"> </w:t>
+      </w:r>
+      <w:proofErr w:type="spellStart"/>
+      <w:r>
+        <w:rPr>
+          <w:rFonts w:ascii="Times New Roman" w:hAnsi="Times New Roman" w:cs="Times New Roman"/>
+        </w:rPr>
+        <w:t>RestaurantOwner</w:t>
+      </w:r>
+      <w:proofErr w:type="spellEnd"/>
+      <w:r>
+        <w:rPr>
+          <w:rFonts w:ascii="Times New Roman" w:hAnsi="Times New Roman" w:cs="Times New Roman"/>
+        </w:rPr>
+        <w:t xml:space="preserve">, </w:t>
+      </w:r>
+      <w:proofErr w:type="spellStart"/>
+      <w:r>
+        <w:rPr>
+          <w:rFonts w:ascii="Times New Roman" w:hAnsi="Times New Roman" w:cs="Times New Roman"/>
+        </w:rPr>
+        <w:t>Auth</w:t>
+      </w:r>
+      <w:proofErr w:type="spellEnd"/>
+      <w:r>
+        <w:rPr>
+          <w:rFonts w:ascii="Times New Roman" w:hAnsi="Times New Roman" w:cs="Times New Roman"/>
+        </w:rPr>
+        <w:t xml:space="preserve"> Service </w:t>
+      </w:r>
+      <w:proofErr w:type="spellStart"/>
+      <w:r>
+        <w:rPr>
+          <w:rFonts w:ascii="Times New Roman" w:hAnsi="Times New Roman" w:cs="Times New Roman"/>
+        </w:rPr>
+        <w:t>sẽ</w:t>
+      </w:r>
+      <w:proofErr w:type="spellEnd"/>
+      <w:r>
+        <w:rPr>
+          <w:rFonts w:ascii="Times New Roman" w:hAnsi="Times New Roman" w:cs="Times New Roman"/>
+        </w:rPr>
+        <w:t xml:space="preserve"> </w:t>
+      </w:r>
+      <w:proofErr w:type="spellStart"/>
+      <w:r>
+        <w:rPr>
+          <w:rFonts w:ascii="Times New Roman" w:hAnsi="Times New Roman" w:cs="Times New Roman"/>
+        </w:rPr>
+        <w:t>tạo</w:t>
+      </w:r>
+      <w:proofErr w:type="spellEnd"/>
+      <w:r>
+        <w:rPr>
+          <w:rFonts w:ascii="Times New Roman" w:hAnsi="Times New Roman" w:cs="Times New Roman"/>
+        </w:rPr>
+        <w:t xml:space="preserve"> </w:t>
+      </w:r>
+      <w:proofErr w:type="spellStart"/>
+      <w:r>
+        <w:rPr>
+          <w:rFonts w:ascii="Times New Roman" w:hAnsi="Times New Roman" w:cs="Times New Roman"/>
+        </w:rPr>
+        <w:t>tài</w:t>
+      </w:r>
+      <w:proofErr w:type="spellEnd"/>
+      <w:r>
+        <w:rPr>
+          <w:rFonts w:ascii="Times New Roman" w:hAnsi="Times New Roman" w:cs="Times New Roman"/>
+        </w:rPr>
+        <w:t xml:space="preserve"> </w:t>
+      </w:r>
+      <w:proofErr w:type="spellStart"/>
+      <w:r>
+        <w:rPr>
+          <w:rFonts w:ascii="Times New Roman" w:hAnsi="Times New Roman" w:cs="Times New Roman"/>
+        </w:rPr>
+        <w:t>khoản</w:t>
+      </w:r>
+      <w:proofErr w:type="spellEnd"/>
+      <w:r>
+        <w:rPr>
+          <w:rFonts w:ascii="Times New Roman" w:hAnsi="Times New Roman" w:cs="Times New Roman"/>
+        </w:rPr>
+        <w:t xml:space="preserve"> </w:t>
+      </w:r>
+      <w:proofErr w:type="spellStart"/>
+      <w:r>
+        <w:rPr>
+          <w:rFonts w:ascii="Times New Roman" w:hAnsi="Times New Roman" w:cs="Times New Roman"/>
+        </w:rPr>
+        <w:t>và</w:t>
+      </w:r>
+      <w:proofErr w:type="spellEnd"/>
+      <w:r>
+        <w:rPr>
+          <w:rFonts w:ascii="Times New Roman" w:hAnsi="Times New Roman" w:cs="Times New Roman"/>
+        </w:rPr>
+        <w:t xml:space="preserve"> </w:t>
+      </w:r>
+      <w:proofErr w:type="spellStart"/>
+      <w:r>
+        <w:rPr>
+          <w:rFonts w:ascii="Times New Roman" w:hAnsi="Times New Roman" w:cs="Times New Roman"/>
+        </w:rPr>
+        <w:t>phát</w:t>
+      </w:r>
+      <w:proofErr w:type="spellEnd"/>
+      <w:r>
+        <w:rPr>
+          <w:rFonts w:ascii="Times New Roman" w:hAnsi="Times New Roman" w:cs="Times New Roman"/>
+        </w:rPr>
+        <w:t xml:space="preserve"> </w:t>
+      </w:r>
+      <w:proofErr w:type="spellStart"/>
+      <w:r>
+        <w:rPr>
+          <w:rFonts w:ascii="Times New Roman" w:hAnsi="Times New Roman" w:cs="Times New Roman"/>
+        </w:rPr>
+        <w:t>sự</w:t>
+      </w:r>
+      <w:proofErr w:type="spellEnd"/>
+      <w:r>
+        <w:rPr>
+          <w:rFonts w:ascii="Times New Roman" w:hAnsi="Times New Roman" w:cs="Times New Roman"/>
+        </w:rPr>
+        <w:t xml:space="preserve"> </w:t>
+      </w:r>
+      <w:proofErr w:type="spellStart"/>
+      <w:r>
+        <w:rPr>
+          <w:rFonts w:ascii="Times New Roman" w:hAnsi="Times New Roman" w:cs="Times New Roman"/>
+        </w:rPr>
+        <w:t>kiện</w:t>
+      </w:r>
+      <w:proofErr w:type="spellEnd"/>
+      <w:r>
+        <w:rPr>
+          <w:rFonts w:ascii="Times New Roman" w:hAnsi="Times New Roman" w:cs="Times New Roman"/>
+        </w:rPr>
+        <w:t xml:space="preserve"> </w:t>
+      </w:r>
+      <w:proofErr w:type="spellStart"/>
+      <w:r>
+        <w:rPr>
+          <w:rFonts w:ascii="Times New Roman" w:hAnsi="Times New Roman" w:cs="Times New Roman"/>
+        </w:rPr>
+        <w:t>RestaurantOwnerCreatedEvent</w:t>
+      </w:r>
+      <w:proofErr w:type="spellEnd"/>
+      <w:r>
+        <w:rPr>
+          <w:rFonts w:ascii="Times New Roman" w:hAnsi="Times New Roman" w:cs="Times New Roman"/>
+        </w:rPr>
+        <w:t xml:space="preserve"> </w:t>
+      </w:r>
+      <w:proofErr w:type="spellStart"/>
+      <w:r>
+        <w:rPr>
+          <w:rFonts w:ascii="Times New Roman" w:hAnsi="Times New Roman" w:cs="Times New Roman"/>
+        </w:rPr>
+        <w:t>lên</w:t>
+      </w:r>
+      <w:proofErr w:type="spellEnd"/>
+      <w:r>
+        <w:rPr>
+          <w:rFonts w:ascii="Times New Roman" w:hAnsi="Times New Roman" w:cs="Times New Roman"/>
+        </w:rPr>
+        <w:t xml:space="preserve"> Kafka. Restaurant Service </w:t>
+      </w:r>
+      <w:proofErr w:type="spellStart"/>
+      <w:r>
+        <w:rPr>
+          <w:rFonts w:ascii="Times New Roman" w:hAnsi="Times New Roman" w:cs="Times New Roman"/>
+        </w:rPr>
+        <w:t>lắng</w:t>
+      </w:r>
+      <w:proofErr w:type="spellEnd"/>
+      <w:r>
+        <w:rPr>
+          <w:rFonts w:ascii="Times New Roman" w:hAnsi="Times New Roman" w:cs="Times New Roman"/>
+        </w:rPr>
+        <w:t xml:space="preserve"> </w:t>
+      </w:r>
+      <w:proofErr w:type="spellStart"/>
+      <w:r>
+        <w:rPr>
+          <w:rFonts w:ascii="Times New Roman" w:hAnsi="Times New Roman" w:cs="Times New Roman"/>
+        </w:rPr>
+        <w:t>nghe</w:t>
+      </w:r>
+      <w:proofErr w:type="spellEnd"/>
+      <w:r>
+        <w:rPr>
+          <w:rFonts w:ascii="Times New Roman" w:hAnsi="Times New Roman" w:cs="Times New Roman"/>
+        </w:rPr>
+        <w:t xml:space="preserve"> </w:t>
+      </w:r>
+      <w:proofErr w:type="spellStart"/>
+      <w:r>
+        <w:rPr>
+          <w:rFonts w:ascii="Times New Roman" w:hAnsi="Times New Roman" w:cs="Times New Roman"/>
+        </w:rPr>
+        <w:t>sự</w:t>
+      </w:r>
+      <w:proofErr w:type="spellEnd"/>
+      <w:r>
+        <w:rPr>
+          <w:rFonts w:ascii="Times New Roman" w:hAnsi="Times New Roman" w:cs="Times New Roman"/>
+        </w:rPr>
+        <w:t xml:space="preserve"> </w:t>
+      </w:r>
+      <w:proofErr w:type="spellStart"/>
+      <w:r>
+        <w:rPr>
+          <w:rFonts w:ascii="Times New Roman" w:hAnsi="Times New Roman" w:cs="Times New Roman"/>
+        </w:rPr>
+        <w:t>kiện</w:t>
+      </w:r>
+      <w:proofErr w:type="spellEnd"/>
+      <w:r>
+        <w:rPr>
+          <w:rFonts w:ascii="Times New Roman" w:hAnsi="Times New Roman" w:cs="Times New Roman"/>
+        </w:rPr>
+        <w:t xml:space="preserve"> </w:t>
+      </w:r>
+      <w:proofErr w:type="spellStart"/>
+      <w:r>
+        <w:rPr>
+          <w:rFonts w:ascii="Times New Roman" w:hAnsi="Times New Roman" w:cs="Times New Roman"/>
+        </w:rPr>
+        <w:t>này</w:t>
+      </w:r>
+      <w:proofErr w:type="spellEnd"/>
+      <w:r>
+        <w:rPr>
+          <w:rFonts w:ascii="Times New Roman" w:hAnsi="Times New Roman" w:cs="Times New Roman"/>
+        </w:rPr>
+        <w:t xml:space="preserve">, </w:t>
+      </w:r>
+      <w:proofErr w:type="spellStart"/>
+      <w:r>
+        <w:rPr>
+          <w:rFonts w:ascii="Times New Roman" w:hAnsi="Times New Roman" w:cs="Times New Roman"/>
+        </w:rPr>
+        <w:t>sau</w:t>
+      </w:r>
+      <w:proofErr w:type="spellEnd"/>
+      <w:r>
+        <w:rPr>
+          <w:rFonts w:ascii="Times New Roman" w:hAnsi="Times New Roman" w:cs="Times New Roman"/>
+        </w:rPr>
+        <w:t xml:space="preserve"> </w:t>
+      </w:r>
+      <w:proofErr w:type="spellStart"/>
+      <w:r>
+        <w:rPr>
+          <w:rFonts w:ascii="Times New Roman" w:hAnsi="Times New Roman" w:cs="Times New Roman"/>
+        </w:rPr>
+        <w:t>đó</w:t>
+      </w:r>
+      <w:proofErr w:type="spellEnd"/>
+      <w:r>
+        <w:rPr>
+          <w:rFonts w:ascii="Times New Roman" w:hAnsi="Times New Roman" w:cs="Times New Roman"/>
+        </w:rPr>
+        <w:t xml:space="preserve"> </w:t>
+      </w:r>
+      <w:proofErr w:type="spellStart"/>
+      <w:r>
+        <w:rPr>
+          <w:rFonts w:ascii="Times New Roman" w:hAnsi="Times New Roman" w:cs="Times New Roman"/>
+        </w:rPr>
+        <w:t>tự</w:t>
+      </w:r>
+      <w:proofErr w:type="spellEnd"/>
+      <w:r>
+        <w:rPr>
+          <w:rFonts w:ascii="Times New Roman" w:hAnsi="Times New Roman" w:cs="Times New Roman"/>
+        </w:rPr>
+        <w:t xml:space="preserve"> </w:t>
+      </w:r>
+      <w:proofErr w:type="spellStart"/>
+      <w:r>
+        <w:rPr>
+          <w:rFonts w:ascii="Times New Roman" w:hAnsi="Times New Roman" w:cs="Times New Roman"/>
+        </w:rPr>
+        <w:t>động</w:t>
+      </w:r>
+      <w:proofErr w:type="spellEnd"/>
+      <w:r>
+        <w:rPr>
+          <w:rFonts w:ascii="Times New Roman" w:hAnsi="Times New Roman" w:cs="Times New Roman"/>
+        </w:rPr>
+        <w:t xml:space="preserve"> </w:t>
+      </w:r>
+      <w:proofErr w:type="spellStart"/>
+      <w:r>
+        <w:rPr>
+          <w:rFonts w:ascii="Times New Roman" w:hAnsi="Times New Roman" w:cs="Times New Roman"/>
+        </w:rPr>
+        <w:t>tạo</w:t>
+      </w:r>
+      <w:proofErr w:type="spellEnd"/>
+      <w:r>
+        <w:rPr>
+          <w:rFonts w:ascii="Times New Roman" w:hAnsi="Times New Roman" w:cs="Times New Roman"/>
+        </w:rPr>
+        <w:t xml:space="preserve"> </w:t>
+      </w:r>
+      <w:proofErr w:type="spellStart"/>
+      <w:r>
+        <w:rPr>
+          <w:rFonts w:ascii="Times New Roman" w:hAnsi="Times New Roman" w:cs="Times New Roman"/>
+        </w:rPr>
+        <w:t>một</w:t>
+      </w:r>
+      <w:proofErr w:type="spellEnd"/>
+      <w:r>
+        <w:rPr>
+          <w:rFonts w:ascii="Times New Roman" w:hAnsi="Times New Roman" w:cs="Times New Roman"/>
+        </w:rPr>
+        <w:t xml:space="preserve"> </w:t>
+      </w:r>
+      <w:proofErr w:type="spellStart"/>
+      <w:r>
+        <w:rPr>
+          <w:rFonts w:ascii="Times New Roman" w:hAnsi="Times New Roman" w:cs="Times New Roman"/>
+        </w:rPr>
+        <w:t>nhà</w:t>
+      </w:r>
+      <w:proofErr w:type="spellEnd"/>
+      <w:r>
+        <w:rPr>
+          <w:rFonts w:ascii="Times New Roman" w:hAnsi="Times New Roman" w:cs="Times New Roman"/>
+        </w:rPr>
+        <w:t xml:space="preserve"> </w:t>
+      </w:r>
+      <w:proofErr w:type="spellStart"/>
+      <w:r>
+        <w:rPr>
+          <w:rFonts w:ascii="Times New Roman" w:hAnsi="Times New Roman" w:cs="Times New Roman"/>
+        </w:rPr>
+        <w:t>hàng</w:t>
+      </w:r>
+      <w:proofErr w:type="spellEnd"/>
+      <w:r>
+        <w:rPr>
+          <w:rFonts w:ascii="Times New Roman" w:hAnsi="Times New Roman" w:cs="Times New Roman"/>
+        </w:rPr>
+        <w:t xml:space="preserve"> </w:t>
+      </w:r>
+      <w:proofErr w:type="spellStart"/>
+      <w:r>
+        <w:rPr>
+          <w:rFonts w:ascii="Times New Roman" w:hAnsi="Times New Roman" w:cs="Times New Roman"/>
+        </w:rPr>
+        <w:t>mặc</w:t>
+      </w:r>
+      <w:proofErr w:type="spellEnd"/>
+      <w:r>
+        <w:rPr>
+          <w:rFonts w:ascii="Times New Roman" w:hAnsi="Times New Roman" w:cs="Times New Roman"/>
+        </w:rPr>
+        <w:t xml:space="preserve"> </w:t>
+      </w:r>
+      <w:proofErr w:type="spellStart"/>
+      <w:r>
+        <w:rPr>
+          <w:rFonts w:ascii="Times New Roman" w:hAnsi="Times New Roman" w:cs="Times New Roman"/>
+        </w:rPr>
+        <w:t>định</w:t>
+      </w:r>
+      <w:proofErr w:type="spellEnd"/>
+      <w:r>
+        <w:rPr>
+          <w:rFonts w:ascii="Times New Roman" w:hAnsi="Times New Roman" w:cs="Times New Roman"/>
+        </w:rPr>
+        <w:t xml:space="preserve"> </w:t>
+      </w:r>
+      <w:proofErr w:type="spellStart"/>
+      <w:r>
+        <w:rPr>
+          <w:rFonts w:ascii="Times New Roman" w:hAnsi="Times New Roman" w:cs="Times New Roman"/>
+        </w:rPr>
+        <w:t>tương</w:t>
+      </w:r>
+      <w:proofErr w:type="spellEnd"/>
+      <w:r>
+        <w:rPr>
+          <w:rFonts w:ascii="Times New Roman" w:hAnsi="Times New Roman" w:cs="Times New Roman"/>
+        </w:rPr>
+        <w:t xml:space="preserve"> </w:t>
+      </w:r>
+      <w:proofErr w:type="spellStart"/>
+      <w:r>
+        <w:rPr>
+          <w:rFonts w:ascii="Times New Roman" w:hAnsi="Times New Roman" w:cs="Times New Roman"/>
+        </w:rPr>
+        <w:t>ứng</w:t>
+      </w:r>
+      <w:proofErr w:type="spellEnd"/>
+      <w:r>
+        <w:rPr>
+          <w:rFonts w:ascii="Times New Roman" w:hAnsi="Times New Roman" w:cs="Times New Roman"/>
+        </w:rPr>
+        <w:t xml:space="preserve"> </w:t>
+      </w:r>
+      <w:proofErr w:type="spellStart"/>
+      <w:r>
+        <w:rPr>
+          <w:rFonts w:ascii="Times New Roman" w:hAnsi="Times New Roman" w:cs="Times New Roman"/>
+        </w:rPr>
+        <w:t>với</w:t>
+      </w:r>
+      <w:proofErr w:type="spellEnd"/>
+      <w:r>
+        <w:rPr>
+          <w:rFonts w:ascii="Times New Roman" w:hAnsi="Times New Roman" w:cs="Times New Roman"/>
+        </w:rPr>
+        <w:t xml:space="preserve"> </w:t>
+      </w:r>
+      <w:proofErr w:type="spellStart"/>
+      <w:r>
+        <w:rPr>
+          <w:rFonts w:ascii="Times New Roman" w:hAnsi="Times New Roman" w:cs="Times New Roman"/>
+        </w:rPr>
+        <w:t>chủ</w:t>
+      </w:r>
+      <w:proofErr w:type="spellEnd"/>
+      <w:r>
+        <w:rPr>
+          <w:rFonts w:ascii="Times New Roman" w:hAnsi="Times New Roman" w:cs="Times New Roman"/>
+        </w:rPr>
+        <w:t xml:space="preserve"> </w:t>
+      </w:r>
+      <w:proofErr w:type="spellStart"/>
+      <w:r>
+        <w:rPr>
+          <w:rFonts w:ascii="Times New Roman" w:hAnsi="Times New Roman" w:cs="Times New Roman"/>
+        </w:rPr>
+        <w:t>sở</w:t>
+      </w:r>
+      <w:proofErr w:type="spellEnd"/>
+      <w:r>
+        <w:rPr>
+          <w:rFonts w:ascii="Times New Roman" w:hAnsi="Times New Roman" w:cs="Times New Roman"/>
+        </w:rPr>
+        <w:t xml:space="preserve"> </w:t>
+      </w:r>
+      <w:proofErr w:type="spellStart"/>
+      <w:r>
+        <w:rPr>
+          <w:rFonts w:ascii="Times New Roman" w:hAnsi="Times New Roman" w:cs="Times New Roman"/>
+        </w:rPr>
+        <w:t>hữu</w:t>
+      </w:r>
+      <w:proofErr w:type="spellEnd"/>
+      <w:r>
+        <w:rPr>
+          <w:rFonts w:ascii="Times New Roman" w:hAnsi="Times New Roman" w:cs="Times New Roman"/>
+        </w:rPr>
+        <w:t xml:space="preserve"> </w:t>
+      </w:r>
+      <w:proofErr w:type="spellStart"/>
+      <w:r>
+        <w:rPr>
+          <w:rFonts w:ascii="Times New Roman" w:hAnsi="Times New Roman" w:cs="Times New Roman"/>
+        </w:rPr>
+        <w:t>mới</w:t>
+      </w:r>
+      <w:proofErr w:type="spellEnd"/>
+      <w:r>
+        <w:rPr>
+          <w:rFonts w:ascii="Times New Roman" w:hAnsi="Times New Roman" w:cs="Times New Roman"/>
+        </w:rPr>
+        <w:t xml:space="preserve"> </w:t>
+      </w:r>
+      <w:proofErr w:type="spellStart"/>
+      <w:r>
+        <w:rPr>
+          <w:rFonts w:ascii="Times New Roman" w:hAnsi="Times New Roman" w:cs="Times New Roman"/>
+        </w:rPr>
+        <w:t>và</w:t>
+      </w:r>
+      <w:proofErr w:type="spellEnd"/>
+      <w:r>
+        <w:rPr>
+          <w:rFonts w:ascii="Times New Roman" w:hAnsi="Times New Roman" w:cs="Times New Roman"/>
+        </w:rPr>
+        <w:t xml:space="preserve"> </w:t>
+      </w:r>
+      <w:proofErr w:type="spellStart"/>
+      <w:r>
+        <w:rPr>
+          <w:rFonts w:ascii="Times New Roman" w:hAnsi="Times New Roman" w:cs="Times New Roman"/>
+        </w:rPr>
+        <w:t>lưu</w:t>
+      </w:r>
+      <w:proofErr w:type="spellEnd"/>
+      <w:r>
+        <w:rPr>
+          <w:rFonts w:ascii="Times New Roman" w:hAnsi="Times New Roman" w:cs="Times New Roman"/>
+        </w:rPr>
+        <w:t xml:space="preserve"> </w:t>
+      </w:r>
+      <w:proofErr w:type="spellStart"/>
+      <w:r>
+        <w:rPr>
+          <w:rFonts w:ascii="Times New Roman" w:hAnsi="Times New Roman" w:cs="Times New Roman"/>
+        </w:rPr>
+        <w:t>vào</w:t>
+      </w:r>
+      <w:proofErr w:type="spellEnd"/>
+      <w:r>
+        <w:rPr>
+          <w:rFonts w:ascii="Times New Roman" w:hAnsi="Times New Roman" w:cs="Times New Roman"/>
+        </w:rPr>
+        <w:t xml:space="preserve"> </w:t>
+      </w:r>
+      <w:proofErr w:type="spellStart"/>
+      <w:r>
+        <w:rPr>
+          <w:rFonts w:ascii="Times New Roman" w:hAnsi="Times New Roman" w:cs="Times New Roman"/>
+        </w:rPr>
+        <w:t>cơ</w:t>
+      </w:r>
+      <w:proofErr w:type="spellEnd"/>
+      <w:r>
+        <w:rPr>
+          <w:rFonts w:ascii="Times New Roman" w:hAnsi="Times New Roman" w:cs="Times New Roman"/>
+        </w:rPr>
+        <w:t xml:space="preserve"> </w:t>
+      </w:r>
+      <w:proofErr w:type="spellStart"/>
+      <w:r>
+        <w:rPr>
+          <w:rFonts w:ascii="Times New Roman" w:hAnsi="Times New Roman" w:cs="Times New Roman"/>
+        </w:rPr>
+        <w:t>sở</w:t>
+      </w:r>
+      <w:proofErr w:type="spellEnd"/>
+      <w:r>
+        <w:rPr>
+          <w:rFonts w:ascii="Times New Roman" w:hAnsi="Times New Roman" w:cs="Times New Roman"/>
+        </w:rPr>
+        <w:t xml:space="preserve"> </w:t>
+      </w:r>
+      <w:proofErr w:type="spellStart"/>
+      <w:r>
+        <w:rPr>
+          <w:rFonts w:ascii="Times New Roman" w:hAnsi="Times New Roman" w:cs="Times New Roman"/>
+        </w:rPr>
+        <w:t>dữ</w:t>
+      </w:r>
+      <w:proofErr w:type="spellEnd"/>
+      <w:r>
+        <w:rPr>
+          <w:rFonts w:ascii="Times New Roman" w:hAnsi="Times New Roman" w:cs="Times New Roman"/>
+        </w:rPr>
+        <w:t xml:space="preserve"> </w:t>
+      </w:r>
+      <w:proofErr w:type="spellStart"/>
+      <w:r>
+        <w:rPr>
+          <w:rFonts w:ascii="Times New Roman" w:hAnsi="Times New Roman" w:cs="Times New Roman"/>
+        </w:rPr>
+        <w:t>liệu</w:t>
+      </w:r>
+      <w:proofErr w:type="spellEnd"/>
+      <w:r>
+        <w:rPr>
+          <w:rFonts w:ascii="Times New Roman" w:hAnsi="Times New Roman" w:cs="Times New Roman"/>
+        </w:rPr>
+        <w:t xml:space="preserve">. </w:t>
+      </w:r>
+      <w:proofErr w:type="spellStart"/>
+      <w:r>
+        <w:rPr>
+          <w:rFonts w:ascii="Times New Roman" w:hAnsi="Times New Roman" w:cs="Times New Roman"/>
+        </w:rPr>
+        <w:t>Nếu</w:t>
+      </w:r>
+      <w:proofErr w:type="spellEnd"/>
+      <w:r>
+        <w:rPr>
+          <w:rFonts w:ascii="Times New Roman" w:hAnsi="Times New Roman" w:cs="Times New Roman"/>
+        </w:rPr>
+        <w:t xml:space="preserve"> </w:t>
+      </w:r>
+      <w:proofErr w:type="spellStart"/>
+      <w:r>
+        <w:rPr>
+          <w:rFonts w:ascii="Times New Roman" w:hAnsi="Times New Roman" w:cs="Times New Roman"/>
+        </w:rPr>
+        <w:t>quá</w:t>
+      </w:r>
+      <w:proofErr w:type="spellEnd"/>
+      <w:r>
+        <w:rPr>
+          <w:rFonts w:ascii="Times New Roman" w:hAnsi="Times New Roman" w:cs="Times New Roman"/>
+        </w:rPr>
+        <w:t xml:space="preserve"> </w:t>
+      </w:r>
+      <w:proofErr w:type="spellStart"/>
+      <w:r>
+        <w:rPr>
+          <w:rFonts w:ascii="Times New Roman" w:hAnsi="Times New Roman" w:cs="Times New Roman"/>
+        </w:rPr>
+        <w:t>trình</w:t>
+      </w:r>
+      <w:proofErr w:type="spellEnd"/>
+      <w:r>
+        <w:rPr>
+          <w:rFonts w:ascii="Times New Roman" w:hAnsi="Times New Roman" w:cs="Times New Roman"/>
+        </w:rPr>
+        <w:t xml:space="preserve"> </w:t>
+      </w:r>
+      <w:proofErr w:type="spellStart"/>
+      <w:r>
+        <w:rPr>
+          <w:rFonts w:ascii="Times New Roman" w:hAnsi="Times New Roman" w:cs="Times New Roman"/>
+        </w:rPr>
+        <w:t>xử</w:t>
+      </w:r>
+      <w:proofErr w:type="spellEnd"/>
+      <w:r>
+        <w:rPr>
+          <w:rFonts w:ascii="Times New Roman" w:hAnsi="Times New Roman" w:cs="Times New Roman"/>
+        </w:rPr>
+        <w:t xml:space="preserve"> </w:t>
+      </w:r>
+      <w:proofErr w:type="spellStart"/>
+      <w:r>
+        <w:rPr>
+          <w:rFonts w:ascii="Times New Roman" w:hAnsi="Times New Roman" w:cs="Times New Roman"/>
+        </w:rPr>
+        <w:t>lý</w:t>
+      </w:r>
+      <w:proofErr w:type="spellEnd"/>
+      <w:r>
+        <w:rPr>
+          <w:rFonts w:ascii="Times New Roman" w:hAnsi="Times New Roman" w:cs="Times New Roman"/>
+        </w:rPr>
+        <w:t xml:space="preserve"> </w:t>
+      </w:r>
+      <w:proofErr w:type="spellStart"/>
+      <w:r>
+        <w:rPr>
+          <w:rFonts w:ascii="Times New Roman" w:hAnsi="Times New Roman" w:cs="Times New Roman"/>
+        </w:rPr>
+        <w:t>gặp</w:t>
+      </w:r>
+      <w:proofErr w:type="spellEnd"/>
+      <w:r>
+        <w:rPr>
+          <w:rFonts w:ascii="Times New Roman" w:hAnsi="Times New Roman" w:cs="Times New Roman"/>
+        </w:rPr>
+        <w:t xml:space="preserve"> </w:t>
+      </w:r>
+      <w:proofErr w:type="spellStart"/>
+      <w:r>
+        <w:rPr>
+          <w:rFonts w:ascii="Times New Roman" w:hAnsi="Times New Roman" w:cs="Times New Roman"/>
+        </w:rPr>
+        <w:t>lỗi</w:t>
+      </w:r>
+      <w:proofErr w:type="spellEnd"/>
+      <w:r>
+        <w:rPr>
+          <w:rFonts w:ascii="Times New Roman" w:hAnsi="Times New Roman" w:cs="Times New Roman"/>
+        </w:rPr>
+        <w:t xml:space="preserve">, </w:t>
+      </w:r>
+      <w:proofErr w:type="spellStart"/>
+      <w:r>
+        <w:rPr>
+          <w:rFonts w:ascii="Times New Roman" w:hAnsi="Times New Roman" w:cs="Times New Roman"/>
+        </w:rPr>
+        <w:t>cơ</w:t>
+      </w:r>
+      <w:proofErr w:type="spellEnd"/>
+      <w:r>
+        <w:rPr>
+          <w:rFonts w:ascii="Times New Roman" w:hAnsi="Times New Roman" w:cs="Times New Roman"/>
+        </w:rPr>
+        <w:t xml:space="preserve"> </w:t>
+      </w:r>
+      <w:proofErr w:type="spellStart"/>
+      <w:r>
+        <w:rPr>
+          <w:rFonts w:ascii="Times New Roman" w:hAnsi="Times New Roman" w:cs="Times New Roman"/>
+        </w:rPr>
+        <w:t>chế</w:t>
+      </w:r>
+      <w:proofErr w:type="spellEnd"/>
+      <w:r>
+        <w:rPr>
+          <w:rFonts w:ascii="Times New Roman" w:hAnsi="Times New Roman" w:cs="Times New Roman"/>
+        </w:rPr>
+        <w:t xml:space="preserve"> @</w:t>
+      </w:r>
+      <w:proofErr w:type="spellStart"/>
+      <w:r>
+        <w:rPr>
+          <w:rFonts w:ascii="Times New Roman" w:hAnsi="Times New Roman" w:cs="Times New Roman"/>
+        </w:rPr>
+        <w:t>RetryableTopic</w:t>
+      </w:r>
+      <w:proofErr w:type="spellEnd"/>
+      <w:r>
+        <w:rPr>
+          <w:rFonts w:ascii="Times New Roman" w:hAnsi="Times New Roman" w:cs="Times New Roman"/>
+        </w:rPr>
+        <w:t xml:space="preserve"> </w:t>
+      </w:r>
+      <w:proofErr w:type="spellStart"/>
+      <w:r>
+        <w:rPr>
+          <w:rFonts w:ascii="Times New Roman" w:hAnsi="Times New Roman" w:cs="Times New Roman"/>
+        </w:rPr>
+        <w:t>sẽ</w:t>
+      </w:r>
+      <w:proofErr w:type="spellEnd"/>
+      <w:r>
+        <w:rPr>
+          <w:rFonts w:ascii="Times New Roman" w:hAnsi="Times New Roman" w:cs="Times New Roman"/>
+        </w:rPr>
+        <w:t xml:space="preserve"> </w:t>
+      </w:r>
+      <w:proofErr w:type="spellStart"/>
+      <w:r>
+        <w:rPr>
+          <w:rFonts w:ascii="Times New Roman" w:hAnsi="Times New Roman" w:cs="Times New Roman"/>
+        </w:rPr>
+        <w:t>tự</w:t>
+      </w:r>
+      <w:proofErr w:type="spellEnd"/>
+      <w:r>
+        <w:rPr>
+          <w:rFonts w:ascii="Times New Roman" w:hAnsi="Times New Roman" w:cs="Times New Roman"/>
+        </w:rPr>
+        <w:t xml:space="preserve"> </w:t>
+      </w:r>
+      <w:proofErr w:type="spellStart"/>
+      <w:r>
+        <w:rPr>
+          <w:rFonts w:ascii="Times New Roman" w:hAnsi="Times New Roman" w:cs="Times New Roman"/>
+        </w:rPr>
+        <w:t>động</w:t>
+      </w:r>
+      <w:proofErr w:type="spellEnd"/>
+      <w:r>
+        <w:rPr>
+          <w:rFonts w:ascii="Times New Roman" w:hAnsi="Times New Roman" w:cs="Times New Roman"/>
+        </w:rPr>
+        <w:t xml:space="preserve"> </w:t>
+      </w:r>
+      <w:proofErr w:type="spellStart"/>
+      <w:r>
+        <w:rPr>
+          <w:rFonts w:ascii="Times New Roman" w:hAnsi="Times New Roman" w:cs="Times New Roman"/>
+        </w:rPr>
+        <w:t>thử</w:t>
+      </w:r>
+      <w:proofErr w:type="spellEnd"/>
+      <w:r>
+        <w:rPr>
+          <w:rFonts w:ascii="Times New Roman" w:hAnsi="Times New Roman" w:cs="Times New Roman"/>
+        </w:rPr>
+        <w:t xml:space="preserve"> </w:t>
+      </w:r>
+      <w:proofErr w:type="spellStart"/>
+      <w:r>
+        <w:rPr>
+          <w:rFonts w:ascii="Times New Roman" w:hAnsi="Times New Roman" w:cs="Times New Roman"/>
+        </w:rPr>
+        <w:t>lại</w:t>
+      </w:r>
+      <w:proofErr w:type="spellEnd"/>
+      <w:r>
+        <w:rPr>
+          <w:rFonts w:ascii="Times New Roman" w:hAnsi="Times New Roman" w:cs="Times New Roman"/>
+        </w:rPr>
+        <w:t xml:space="preserve"> </w:t>
+      </w:r>
+      <w:proofErr w:type="spellStart"/>
+      <w:r>
+        <w:rPr>
+          <w:rFonts w:ascii="Times New Roman" w:hAnsi="Times New Roman" w:cs="Times New Roman"/>
+        </w:rPr>
+        <w:t>tối</w:t>
+      </w:r>
+      <w:proofErr w:type="spellEnd"/>
+      <w:r>
+        <w:rPr>
+          <w:rFonts w:ascii="Times New Roman" w:hAnsi="Times New Roman" w:cs="Times New Roman"/>
+        </w:rPr>
+        <w:t xml:space="preserve"> </w:t>
+      </w:r>
+      <w:proofErr w:type="spellStart"/>
+      <w:r>
+        <w:rPr>
+          <w:rFonts w:ascii="Times New Roman" w:hAnsi="Times New Roman" w:cs="Times New Roman"/>
+        </w:rPr>
+        <w:t>đa</w:t>
+      </w:r>
+      <w:proofErr w:type="spellEnd"/>
+      <w:r>
+        <w:rPr>
+          <w:rFonts w:ascii="Times New Roman" w:hAnsi="Times New Roman" w:cs="Times New Roman"/>
+        </w:rPr>
+        <w:t xml:space="preserve"> 4 </w:t>
+      </w:r>
+      <w:proofErr w:type="spellStart"/>
+      <w:r>
+        <w:rPr>
+          <w:rFonts w:ascii="Times New Roman" w:hAnsi="Times New Roman" w:cs="Times New Roman"/>
+        </w:rPr>
+        <w:t>lần</w:t>
+      </w:r>
+      <w:proofErr w:type="spellEnd"/>
+      <w:r>
+        <w:rPr>
+          <w:rFonts w:ascii="Times New Roman" w:hAnsi="Times New Roman" w:cs="Times New Roman"/>
+        </w:rPr>
+        <w:t xml:space="preserve"> </w:t>
+      </w:r>
+      <w:proofErr w:type="spellStart"/>
+      <w:r>
+        <w:rPr>
+          <w:rFonts w:ascii="Times New Roman" w:hAnsi="Times New Roman" w:cs="Times New Roman"/>
+        </w:rPr>
+        <w:t>với</w:t>
+      </w:r>
+      <w:proofErr w:type="spellEnd"/>
+      <w:r>
+        <w:rPr>
+          <w:rFonts w:ascii="Times New Roman" w:hAnsi="Times New Roman" w:cs="Times New Roman"/>
+        </w:rPr>
+        <w:t xml:space="preserve"> </w:t>
+      </w:r>
+      <w:proofErr w:type="spellStart"/>
+      <w:r>
+        <w:rPr>
+          <w:rFonts w:ascii="Times New Roman" w:hAnsi="Times New Roman" w:cs="Times New Roman"/>
+        </w:rPr>
+        <w:t>thời</w:t>
+      </w:r>
+      <w:proofErr w:type="spellEnd"/>
+      <w:r>
+        <w:rPr>
+          <w:rFonts w:ascii="Times New Roman" w:hAnsi="Times New Roman" w:cs="Times New Roman"/>
+        </w:rPr>
+        <w:t xml:space="preserve"> </w:t>
+      </w:r>
+      <w:proofErr w:type="spellStart"/>
+      <w:r>
+        <w:rPr>
+          <w:rFonts w:ascii="Times New Roman" w:hAnsi="Times New Roman" w:cs="Times New Roman"/>
+        </w:rPr>
+        <w:t>gian</w:t>
+      </w:r>
+      <w:proofErr w:type="spellEnd"/>
+      <w:r>
+        <w:rPr>
+          <w:rFonts w:ascii="Times New Roman" w:hAnsi="Times New Roman" w:cs="Times New Roman"/>
+        </w:rPr>
+        <w:t xml:space="preserve"> </w:t>
+      </w:r>
+      <w:proofErr w:type="spellStart"/>
+      <w:r>
+        <w:rPr>
+          <w:rFonts w:ascii="Times New Roman" w:hAnsi="Times New Roman" w:cs="Times New Roman"/>
+        </w:rPr>
+        <w:t>chờ</w:t>
+      </w:r>
+      <w:proofErr w:type="spellEnd"/>
+      <w:r>
+        <w:rPr>
+          <w:rFonts w:ascii="Times New Roman" w:hAnsi="Times New Roman" w:cs="Times New Roman"/>
+        </w:rPr>
+        <w:t xml:space="preserve"> </w:t>
+      </w:r>
+      <w:proofErr w:type="spellStart"/>
+      <w:r>
+        <w:rPr>
+          <w:rFonts w:ascii="Times New Roman" w:hAnsi="Times New Roman" w:cs="Times New Roman"/>
+        </w:rPr>
+        <w:t>tăng</w:t>
+      </w:r>
+      <w:proofErr w:type="spellEnd"/>
+      <w:r>
+        <w:rPr>
+          <w:rFonts w:ascii="Times New Roman" w:hAnsi="Times New Roman" w:cs="Times New Roman"/>
+        </w:rPr>
+        <w:t xml:space="preserve"> </w:t>
+      </w:r>
+      <w:proofErr w:type="spellStart"/>
+      <w:r>
+        <w:rPr>
+          <w:rFonts w:ascii="Times New Roman" w:hAnsi="Times New Roman" w:cs="Times New Roman"/>
+        </w:rPr>
+        <w:t>dần</w:t>
+      </w:r>
+      <w:proofErr w:type="spellEnd"/>
+      <w:r>
+        <w:rPr>
+          <w:rFonts w:ascii="Times New Roman" w:hAnsi="Times New Roman" w:cs="Times New Roman"/>
+        </w:rPr>
+        <w:t xml:space="preserve">. </w:t>
+      </w:r>
+      <w:proofErr w:type="spellStart"/>
+      <w:r>
+        <w:rPr>
+          <w:rFonts w:ascii="Times New Roman" w:hAnsi="Times New Roman" w:cs="Times New Roman"/>
+        </w:rPr>
+        <w:t>Sau</w:t>
+      </w:r>
+      <w:proofErr w:type="spellEnd"/>
+      <w:r>
+        <w:rPr>
+          <w:rFonts w:ascii="Times New Roman" w:hAnsi="Times New Roman" w:cs="Times New Roman"/>
+        </w:rPr>
+        <w:t xml:space="preserve"> </w:t>
+      </w:r>
+      <w:proofErr w:type="spellStart"/>
+      <w:r>
+        <w:rPr>
+          <w:rFonts w:ascii="Times New Roman" w:hAnsi="Times New Roman" w:cs="Times New Roman"/>
+        </w:rPr>
+        <w:t>khi</w:t>
+      </w:r>
+      <w:proofErr w:type="spellEnd"/>
+      <w:r>
+        <w:rPr>
+          <w:rFonts w:ascii="Times New Roman" w:hAnsi="Times New Roman" w:cs="Times New Roman"/>
+        </w:rPr>
+        <w:t xml:space="preserve"> </w:t>
+      </w:r>
+      <w:proofErr w:type="spellStart"/>
+      <w:r>
+        <w:rPr>
+          <w:rFonts w:ascii="Times New Roman" w:hAnsi="Times New Roman" w:cs="Times New Roman"/>
+        </w:rPr>
+        <w:t>vượt</w:t>
+      </w:r>
+      <w:proofErr w:type="spellEnd"/>
+      <w:r>
+        <w:rPr>
+          <w:rFonts w:ascii="Times New Roman" w:hAnsi="Times New Roman" w:cs="Times New Roman"/>
+        </w:rPr>
+        <w:t xml:space="preserve"> </w:t>
+      </w:r>
+      <w:proofErr w:type="spellStart"/>
+      <w:r>
+        <w:rPr>
+          <w:rFonts w:ascii="Times New Roman" w:hAnsi="Times New Roman" w:cs="Times New Roman"/>
+        </w:rPr>
+        <w:t>quá</w:t>
+      </w:r>
+      <w:proofErr w:type="spellEnd"/>
+      <w:r>
+        <w:rPr>
+          <w:rFonts w:ascii="Times New Roman" w:hAnsi="Times New Roman" w:cs="Times New Roman"/>
+        </w:rPr>
+        <w:t xml:space="preserve"> </w:t>
+      </w:r>
+      <w:proofErr w:type="spellStart"/>
+      <w:r>
+        <w:rPr>
+          <w:rFonts w:ascii="Times New Roman" w:hAnsi="Times New Roman" w:cs="Times New Roman"/>
+        </w:rPr>
+        <w:t>số</w:t>
+      </w:r>
+      <w:proofErr w:type="spellEnd"/>
+      <w:r>
+        <w:rPr>
+          <w:rFonts w:ascii="Times New Roman" w:hAnsi="Times New Roman" w:cs="Times New Roman"/>
+        </w:rPr>
+        <w:t xml:space="preserve"> </w:t>
+      </w:r>
+      <w:proofErr w:type="spellStart"/>
+      <w:r>
+        <w:rPr>
+          <w:rFonts w:ascii="Times New Roman" w:hAnsi="Times New Roman" w:cs="Times New Roman"/>
+        </w:rPr>
+        <w:t>lần</w:t>
+      </w:r>
+      <w:proofErr w:type="spellEnd"/>
+      <w:r>
+        <w:rPr>
+          <w:rFonts w:ascii="Times New Roman" w:hAnsi="Times New Roman" w:cs="Times New Roman"/>
+        </w:rPr>
+        <w:t xml:space="preserve"> </w:t>
+      </w:r>
+      <w:proofErr w:type="spellStart"/>
+      <w:r>
+        <w:rPr>
+          <w:rFonts w:ascii="Times New Roman" w:hAnsi="Times New Roman" w:cs="Times New Roman"/>
+        </w:rPr>
+        <w:t>thử</w:t>
+      </w:r>
+      <w:proofErr w:type="spellEnd"/>
+      <w:r>
+        <w:rPr>
+          <w:rFonts w:ascii="Times New Roman" w:hAnsi="Times New Roman" w:cs="Times New Roman"/>
+        </w:rPr>
+        <w:t xml:space="preserve"> </w:t>
+      </w:r>
+      <w:proofErr w:type="spellStart"/>
+      <w:r>
+        <w:rPr>
+          <w:rFonts w:ascii="Times New Roman" w:hAnsi="Times New Roman" w:cs="Times New Roman"/>
+        </w:rPr>
+        <w:t>lại</w:t>
+      </w:r>
+      <w:proofErr w:type="spellEnd"/>
+      <w:r>
+        <w:rPr>
+          <w:rFonts w:ascii="Times New Roman" w:hAnsi="Times New Roman" w:cs="Times New Roman"/>
+        </w:rPr>
+        <w:t xml:space="preserve"> </w:t>
+      </w:r>
+      <w:proofErr w:type="spellStart"/>
+      <w:r>
+        <w:rPr>
+          <w:rFonts w:ascii="Times New Roman" w:hAnsi="Times New Roman" w:cs="Times New Roman"/>
+        </w:rPr>
+        <w:t>cho</w:t>
+      </w:r>
+      <w:proofErr w:type="spellEnd"/>
+      <w:r>
+        <w:rPr>
+          <w:rFonts w:ascii="Times New Roman" w:hAnsi="Times New Roman" w:cs="Times New Roman"/>
+        </w:rPr>
+        <w:t xml:space="preserve"> </w:t>
+      </w:r>
+      <w:proofErr w:type="spellStart"/>
+      <w:r>
+        <w:rPr>
+          <w:rFonts w:ascii="Times New Roman" w:hAnsi="Times New Roman" w:cs="Times New Roman"/>
+        </w:rPr>
+        <w:t>phép</w:t>
+      </w:r>
+      <w:proofErr w:type="spellEnd"/>
+      <w:r>
+        <w:rPr>
+          <w:rFonts w:ascii="Times New Roman" w:hAnsi="Times New Roman" w:cs="Times New Roman"/>
+        </w:rPr>
+        <w:t xml:space="preserve">, message </w:t>
+      </w:r>
+      <w:proofErr w:type="spellStart"/>
+      <w:r>
+        <w:rPr>
+          <w:rFonts w:ascii="Times New Roman" w:hAnsi="Times New Roman" w:cs="Times New Roman"/>
+        </w:rPr>
+        <w:t>sẽ</w:t>
+      </w:r>
+      <w:proofErr w:type="spellEnd"/>
+      <w:r>
+        <w:rPr>
+          <w:rFonts w:ascii="Times New Roman" w:hAnsi="Times New Roman" w:cs="Times New Roman"/>
+        </w:rPr>
+        <w:t xml:space="preserve"> </w:t>
+      </w:r>
+      <w:proofErr w:type="spellStart"/>
+      <w:r>
+        <w:rPr>
+          <w:rFonts w:ascii="Times New Roman" w:hAnsi="Times New Roman" w:cs="Times New Roman"/>
+        </w:rPr>
+        <w:t>được</w:t>
+      </w:r>
+      <w:proofErr w:type="spellEnd"/>
+      <w:r>
+        <w:rPr>
+          <w:rFonts w:ascii="Times New Roman" w:hAnsi="Times New Roman" w:cs="Times New Roman"/>
+        </w:rPr>
+        <w:t xml:space="preserve"> </w:t>
+      </w:r>
+      <w:proofErr w:type="spellStart"/>
+      <w:r>
+        <w:rPr>
+          <w:rFonts w:ascii="Times New Roman" w:hAnsi="Times New Roman" w:cs="Times New Roman"/>
+        </w:rPr>
+        <w:t>chuyển</w:t>
+      </w:r>
+      <w:proofErr w:type="spellEnd"/>
+      <w:r>
+        <w:rPr>
+          <w:rFonts w:ascii="Times New Roman" w:hAnsi="Times New Roman" w:cs="Times New Roman"/>
+        </w:rPr>
+        <w:t xml:space="preserve"> </w:t>
+      </w:r>
+      <w:proofErr w:type="spellStart"/>
+      <w:r>
+        <w:rPr>
+          <w:rFonts w:ascii="Times New Roman" w:hAnsi="Times New Roman" w:cs="Times New Roman"/>
+        </w:rPr>
+        <w:t>đến</w:t>
+      </w:r>
+      <w:proofErr w:type="spellEnd"/>
+      <w:r>
+        <w:rPr>
+          <w:rFonts w:ascii="Times New Roman" w:hAnsi="Times New Roman" w:cs="Times New Roman"/>
+        </w:rPr>
+        <w:t xml:space="preserve"> Dead Letter Topic (DLT) </w:t>
+      </w:r>
+      <w:proofErr w:type="spellStart"/>
+      <w:r>
+        <w:rPr>
+          <w:rFonts w:ascii="Times New Roman" w:hAnsi="Times New Roman" w:cs="Times New Roman"/>
+        </w:rPr>
+        <w:t>để</w:t>
+      </w:r>
+      <w:proofErr w:type="spellEnd"/>
+      <w:r>
+        <w:rPr>
+          <w:rFonts w:ascii="Times New Roman" w:hAnsi="Times New Roman" w:cs="Times New Roman"/>
+        </w:rPr>
+        <w:t xml:space="preserve"> </w:t>
+      </w:r>
+      <w:proofErr w:type="spellStart"/>
+      <w:r>
+        <w:rPr>
+          <w:rFonts w:ascii="Times New Roman" w:hAnsi="Times New Roman" w:cs="Times New Roman"/>
+        </w:rPr>
+        <w:t>xử</w:t>
+      </w:r>
+      <w:proofErr w:type="spellEnd"/>
+      <w:r>
+        <w:rPr>
+          <w:rFonts w:ascii="Times New Roman" w:hAnsi="Times New Roman" w:cs="Times New Roman"/>
+        </w:rPr>
+        <w:t xml:space="preserve"> </w:t>
+      </w:r>
+      <w:proofErr w:type="spellStart"/>
+      <w:r>
+        <w:rPr>
+          <w:rFonts w:ascii="Times New Roman" w:hAnsi="Times New Roman" w:cs="Times New Roman"/>
+        </w:rPr>
+        <w:t>lý</w:t>
+      </w:r>
+      <w:proofErr w:type="spellEnd"/>
+      <w:r>
+        <w:rPr>
+          <w:rFonts w:ascii="Times New Roman" w:hAnsi="Times New Roman" w:cs="Times New Roman"/>
+        </w:rPr>
+        <w:t xml:space="preserve"> </w:t>
+      </w:r>
+      <w:proofErr w:type="spellStart"/>
+      <w:r>
+        <w:rPr>
+          <w:rFonts w:ascii="Times New Roman" w:hAnsi="Times New Roman" w:cs="Times New Roman"/>
+        </w:rPr>
+        <w:t>lỗi</w:t>
+      </w:r>
+      <w:proofErr w:type="spellEnd"/>
+      <w:r>
+        <w:rPr>
+          <w:rFonts w:ascii="Times New Roman" w:hAnsi="Times New Roman" w:cs="Times New Roman"/>
+        </w:rPr>
+        <w:t xml:space="preserve"> </w:t>
+      </w:r>
+      <w:proofErr w:type="spellStart"/>
+      <w:r>
+        <w:rPr>
+          <w:rFonts w:ascii="Times New Roman" w:hAnsi="Times New Roman" w:cs="Times New Roman"/>
+        </w:rPr>
+        <w:t>và</w:t>
+      </w:r>
+      <w:proofErr w:type="spellEnd"/>
+      <w:r>
+        <w:rPr>
+          <w:rFonts w:ascii="Times New Roman" w:hAnsi="Times New Roman" w:cs="Times New Roman"/>
+        </w:rPr>
+        <w:t xml:space="preserve"> </w:t>
+      </w:r>
+      <w:proofErr w:type="spellStart"/>
+      <w:r>
+        <w:rPr>
+          <w:rFonts w:ascii="Times New Roman" w:hAnsi="Times New Roman" w:cs="Times New Roman"/>
+        </w:rPr>
+        <w:t>ghi</w:t>
+      </w:r>
+      <w:proofErr w:type="spellEnd"/>
+      <w:r>
+        <w:rPr>
+          <w:rFonts w:ascii="Times New Roman" w:hAnsi="Times New Roman" w:cs="Times New Roman"/>
+        </w:rPr>
+        <w:t xml:space="preserve"> log </w:t>
+      </w:r>
+      <w:proofErr w:type="spellStart"/>
+      <w:r>
+        <w:rPr>
+          <w:rFonts w:ascii="Times New Roman" w:hAnsi="Times New Roman" w:cs="Times New Roman"/>
+        </w:rPr>
+        <w:t>thông</w:t>
+      </w:r>
+      <w:proofErr w:type="spellEnd"/>
+      <w:r>
+        <w:rPr>
+          <w:rFonts w:ascii="Times New Roman" w:hAnsi="Times New Roman" w:cs="Times New Roman"/>
+        </w:rPr>
+        <w:t xml:space="preserve"> qua @</w:t>
+      </w:r>
+      <w:proofErr w:type="spellStart"/>
+      <w:r>
+        <w:rPr>
+          <w:rFonts w:ascii="Times New Roman" w:hAnsi="Times New Roman" w:cs="Times New Roman"/>
+        </w:rPr>
+        <w:t>DltHandler</w:t>
+      </w:r>
+      <w:proofErr w:type="spellEnd"/>
+      <w:r>
+        <w:rPr>
+          <w:rFonts w:ascii="Times New Roman" w:hAnsi="Times New Roman" w:cs="Times New Roman"/>
+        </w:rPr>
+        <w:t>.</w:t>
+      </w:r>
+    </w:p>
+    <w:p>
+      <w:pPr>
+        <w:pStyle w:val="ListParagraph"/>
+        <w:numPr>
+          <w:ilvl w:val="1"/>
+          <w:numId w:val="1"/>
+        </w:numPr>
+        <w:rPr>
+          <w:rFonts w:ascii="Times New Roman" w:hAnsi="Times New Roman" w:cs="Times New Roman"/>
+        </w:rPr>
+      </w:pPr>
+      <w:r>
+        <w:rPr>
+          <w:rFonts w:ascii="Times New Roman" w:hAnsi="Times New Roman" w:cs="Times New Roman"/>
+          <w:lang w:val="vi-VN"/>
+        </w:rPr>
+        <w:lastRenderedPageBreak/>
+        <w:t>Luồng hoạt động khi người dùng thêm món ăn vào cart</w:t>
+      </w:r>
+    </w:p>
+    <w:p>
+      <w:pPr>
+        <w:rPr>
+          <w:rFonts w:ascii="Times New Roman" w:hAnsi="Times New Roman" w:cs="Times New Roman"/>
+        </w:rPr>
+      </w:pPr>
+      <w:r>
+        <w:rPr>
+          <w:rFonts w:ascii="Times New Roman" w:hAnsi="Times New Roman" w:cs="Times New Roman"/>
+        </w:rPr>
+        <w:drawing>
+          <wp:inline distT="0" distB="0" distL="0" distR="0" wp14:anchorId="4CE630A5" wp14:editId="41C22D54">
+            <wp:extent cx="5943600" cy="6644640"/>
+            <wp:effectExtent l="0" t="0" r="0" b="3810"/>
+            <wp:docPr id="16" name="Picture 16"/>
+            <wp:cNvGraphicFramePr>
+              <a:graphicFrameLocks xmlns:a="http://schemas.openxmlformats.org/drawingml/2006/main" noChangeAspect="1"/>
+            </wp:cNvGraphicFramePr>
+            <a:graphic xmlns:a="http://schemas.openxmlformats.org/drawingml/2006/main">
+              <a:graphicData uri="http://schemas.openxmlformats.org/drawingml/2006/picture">
+                <pic:pic xmlns:pic="http://schemas.openxmlformats.org/drawingml/2006/picture">
+                  <pic:nvPicPr>
+                    <pic:cNvPr id="1" name=""/>
+                    <pic:cNvPicPr/>
+                  </pic:nvPicPr>
+                  <pic:blipFill>
+                    <a:blip r:embed="rId17"/>
+                    <a:stretch>
+                      <a:fillRect/>
+                    </a:stretch>
+                  </pic:blipFill>
+                  <pic:spPr>
+                    <a:xfrm>
+                      <a:off x="0" y="0"/>
+                      <a:ext cx="5943600" cy="6644640"/>
+                    </a:xfrm>
+                    <a:prstGeom prst="rect">
+                      <a:avLst/>
+                    </a:prstGeom>
+                  </pic:spPr>
+                </pic:pic>
+              </a:graphicData>
+            </a:graphic>
+          </wp:inline>
+        </w:drawing>
+      </w:r>
+    </w:p>
+    <w:p>
+      <w:pPr>
+        <w:rPr>
+          <w:rFonts w:ascii="Times New Roman" w:hAnsi="Times New Roman" w:cs="Times New Roman"/>
+        </w:rPr>
+      </w:pPr>
+    </w:p>
+    <w:p>
+      <w:pPr>
+        <w:rPr>
+          <w:rFonts w:ascii="Times New Roman" w:hAnsi="Times New Roman" w:cs="Times New Roman"/>
+        </w:rPr>
+      </w:pPr>
+    </w:p>
+    <w:p>
+      <w:pPr>
+        <w:rPr>
+          <w:rFonts w:ascii="Times New Roman" w:hAnsi="Times New Roman" w:cs="Times New Roman"/>
+        </w:rPr>
+      </w:pPr>
+    </w:p>
+    <w:p>
+      <w:pPr>
+        <w:rPr>
+          <w:rFonts w:ascii="Times New Roman" w:hAnsi="Times New Roman" w:cs="Times New Roman"/>
+        </w:rPr>
+      </w:pPr>
+    </w:p>
+    <w:p>
+      <w:pPr>
+        <w:ind w:left="720"/>
+        <w:rPr>
+          <w:rFonts w:ascii="Times New Roman" w:hAnsi="Times New Roman" w:cs="Times New Roman"/>
+        </w:rPr>
+      </w:pPr>
+      <w:proofErr w:type="spellStart"/>
+      <w:r>
+        <w:rPr>
+          <w:rFonts w:ascii="Times New Roman" w:hAnsi="Times New Roman" w:cs="Times New Roman"/>
+        </w:rPr>
+        <w:lastRenderedPageBreak/>
+        <w:t>Khi</w:t>
+      </w:r>
+      <w:proofErr w:type="spellEnd"/>
+      <w:r>
+        <w:rPr>
+          <w:rFonts w:ascii="Times New Roman" w:hAnsi="Times New Roman" w:cs="Times New Roman"/>
+        </w:rPr>
+        <w:t xml:space="preserve"> </w:t>
+      </w:r>
+      <w:proofErr w:type="spellStart"/>
+      <w:r>
+        <w:rPr>
+          <w:rFonts w:ascii="Times New Roman" w:hAnsi="Times New Roman" w:cs="Times New Roman"/>
+        </w:rPr>
+        <w:t>khách</w:t>
+      </w:r>
+      <w:proofErr w:type="spellEnd"/>
+      <w:r>
+        <w:rPr>
+          <w:rFonts w:ascii="Times New Roman" w:hAnsi="Times New Roman" w:cs="Times New Roman"/>
+        </w:rPr>
+        <w:t xml:space="preserve"> </w:t>
+      </w:r>
+      <w:proofErr w:type="spellStart"/>
+      <w:r>
+        <w:rPr>
+          <w:rFonts w:ascii="Times New Roman" w:hAnsi="Times New Roman" w:cs="Times New Roman"/>
+        </w:rPr>
+        <w:t>hàng</w:t>
+      </w:r>
+      <w:proofErr w:type="spellEnd"/>
+      <w:r>
+        <w:rPr>
+          <w:rFonts w:ascii="Times New Roman" w:hAnsi="Times New Roman" w:cs="Times New Roman"/>
+        </w:rPr>
+        <w:t xml:space="preserve"> </w:t>
+      </w:r>
+      <w:proofErr w:type="spellStart"/>
+      <w:r>
+        <w:rPr>
+          <w:rFonts w:ascii="Times New Roman" w:hAnsi="Times New Roman" w:cs="Times New Roman"/>
+        </w:rPr>
+        <w:t>gửi</w:t>
+      </w:r>
+      <w:proofErr w:type="spellEnd"/>
+      <w:r>
+        <w:rPr>
+          <w:rFonts w:ascii="Times New Roman" w:hAnsi="Times New Roman" w:cs="Times New Roman"/>
+        </w:rPr>
+        <w:t xml:space="preserve"> </w:t>
+      </w:r>
+      <w:proofErr w:type="spellStart"/>
+      <w:r>
+        <w:rPr>
+          <w:rFonts w:ascii="Times New Roman" w:hAnsi="Times New Roman" w:cs="Times New Roman"/>
+        </w:rPr>
+        <w:t>yêu</w:t>
+      </w:r>
+      <w:proofErr w:type="spellEnd"/>
+      <w:r>
+        <w:rPr>
+          <w:rFonts w:ascii="Times New Roman" w:hAnsi="Times New Roman" w:cs="Times New Roman"/>
+        </w:rPr>
+        <w:t xml:space="preserve"> </w:t>
+      </w:r>
+      <w:proofErr w:type="spellStart"/>
+      <w:r>
+        <w:rPr>
+          <w:rFonts w:ascii="Times New Roman" w:hAnsi="Times New Roman" w:cs="Times New Roman"/>
+        </w:rPr>
+        <w:t>cầu</w:t>
+      </w:r>
+      <w:proofErr w:type="spellEnd"/>
+      <w:r>
+        <w:rPr>
+          <w:rFonts w:ascii="Times New Roman" w:hAnsi="Times New Roman" w:cs="Times New Roman"/>
+        </w:rPr>
+        <w:t xml:space="preserve"> </w:t>
+      </w:r>
+      <w:proofErr w:type="spellStart"/>
+      <w:r>
+        <w:rPr>
+          <w:rFonts w:ascii="Times New Roman" w:hAnsi="Times New Roman" w:cs="Times New Roman"/>
+        </w:rPr>
+        <w:t>thêm</w:t>
+      </w:r>
+      <w:proofErr w:type="spellEnd"/>
+      <w:r>
+        <w:rPr>
+          <w:rFonts w:ascii="Times New Roman" w:hAnsi="Times New Roman" w:cs="Times New Roman"/>
+        </w:rPr>
+        <w:t xml:space="preserve"> </w:t>
+      </w:r>
+      <w:proofErr w:type="spellStart"/>
+      <w:r>
+        <w:rPr>
+          <w:rFonts w:ascii="Times New Roman" w:hAnsi="Times New Roman" w:cs="Times New Roman"/>
+        </w:rPr>
+        <w:t>món</w:t>
+      </w:r>
+      <w:proofErr w:type="spellEnd"/>
+      <w:r>
+        <w:rPr>
+          <w:rFonts w:ascii="Times New Roman" w:hAnsi="Times New Roman" w:cs="Times New Roman"/>
+        </w:rPr>
+        <w:t xml:space="preserve"> </w:t>
+      </w:r>
+      <w:proofErr w:type="spellStart"/>
+      <w:r>
+        <w:rPr>
+          <w:rFonts w:ascii="Times New Roman" w:hAnsi="Times New Roman" w:cs="Times New Roman"/>
+        </w:rPr>
+        <w:t>ăn</w:t>
+      </w:r>
+      <w:proofErr w:type="spellEnd"/>
+      <w:r>
+        <w:rPr>
+          <w:rFonts w:ascii="Times New Roman" w:hAnsi="Times New Roman" w:cs="Times New Roman"/>
+        </w:rPr>
+        <w:t xml:space="preserve"> </w:t>
+      </w:r>
+      <w:proofErr w:type="spellStart"/>
+      <w:r>
+        <w:rPr>
+          <w:rFonts w:ascii="Times New Roman" w:hAnsi="Times New Roman" w:cs="Times New Roman"/>
+        </w:rPr>
+        <w:t>vào</w:t>
+      </w:r>
+      <w:proofErr w:type="spellEnd"/>
+      <w:r>
+        <w:rPr>
+          <w:rFonts w:ascii="Times New Roman" w:hAnsi="Times New Roman" w:cs="Times New Roman"/>
+        </w:rPr>
+        <w:t xml:space="preserve"> </w:t>
+      </w:r>
+      <w:proofErr w:type="spellStart"/>
+      <w:r>
+        <w:rPr>
+          <w:rFonts w:ascii="Times New Roman" w:hAnsi="Times New Roman" w:cs="Times New Roman"/>
+        </w:rPr>
+        <w:t>giỏ</w:t>
+      </w:r>
+      <w:proofErr w:type="spellEnd"/>
+      <w:r>
+        <w:rPr>
+          <w:rFonts w:ascii="Times New Roman" w:hAnsi="Times New Roman" w:cs="Times New Roman"/>
+        </w:rPr>
+        <w:t xml:space="preserve"> </w:t>
+      </w:r>
+      <w:proofErr w:type="spellStart"/>
+      <w:r>
+        <w:rPr>
+          <w:rFonts w:ascii="Times New Roman" w:hAnsi="Times New Roman" w:cs="Times New Roman"/>
+        </w:rPr>
+        <w:t>hàng</w:t>
+      </w:r>
+      <w:proofErr w:type="spellEnd"/>
+      <w:r>
+        <w:rPr>
+          <w:rFonts w:ascii="Times New Roman" w:hAnsi="Times New Roman" w:cs="Times New Roman"/>
+        </w:rPr>
+        <w:t xml:space="preserve">, </w:t>
+      </w:r>
+      <w:proofErr w:type="spellStart"/>
+      <w:r>
+        <w:rPr>
+          <w:rFonts w:ascii="Times New Roman" w:hAnsi="Times New Roman" w:cs="Times New Roman"/>
+        </w:rPr>
+        <w:t>hệ</w:t>
+      </w:r>
+      <w:proofErr w:type="spellEnd"/>
+      <w:r>
+        <w:rPr>
+          <w:rFonts w:ascii="Times New Roman" w:hAnsi="Times New Roman" w:cs="Times New Roman"/>
+        </w:rPr>
+        <w:t xml:space="preserve"> </w:t>
+      </w:r>
+      <w:proofErr w:type="spellStart"/>
+      <w:r>
+        <w:rPr>
+          <w:rFonts w:ascii="Times New Roman" w:hAnsi="Times New Roman" w:cs="Times New Roman"/>
+        </w:rPr>
+        <w:t>thống</w:t>
+      </w:r>
+      <w:proofErr w:type="spellEnd"/>
+      <w:r>
+        <w:rPr>
+          <w:rFonts w:ascii="Times New Roman" w:hAnsi="Times New Roman" w:cs="Times New Roman"/>
+        </w:rPr>
+        <w:t xml:space="preserve"> </w:t>
+      </w:r>
+      <w:proofErr w:type="spellStart"/>
+      <w:r>
+        <w:rPr>
+          <w:rFonts w:ascii="Times New Roman" w:hAnsi="Times New Roman" w:cs="Times New Roman"/>
+        </w:rPr>
+        <w:t>trước</w:t>
+      </w:r>
+      <w:proofErr w:type="spellEnd"/>
+      <w:r>
+        <w:rPr>
+          <w:rFonts w:ascii="Times New Roman" w:hAnsi="Times New Roman" w:cs="Times New Roman"/>
+        </w:rPr>
+        <w:t xml:space="preserve"> </w:t>
+      </w:r>
+      <w:proofErr w:type="spellStart"/>
+      <w:r>
+        <w:rPr>
+          <w:rFonts w:ascii="Times New Roman" w:hAnsi="Times New Roman" w:cs="Times New Roman"/>
+        </w:rPr>
+        <w:t>tiên</w:t>
+      </w:r>
+      <w:proofErr w:type="spellEnd"/>
+      <w:r>
+        <w:rPr>
+          <w:rFonts w:ascii="Times New Roman" w:hAnsi="Times New Roman" w:cs="Times New Roman"/>
+        </w:rPr>
+        <w:t xml:space="preserve"> </w:t>
+      </w:r>
+      <w:proofErr w:type="spellStart"/>
+      <w:r>
+        <w:rPr>
+          <w:rFonts w:ascii="Times New Roman" w:hAnsi="Times New Roman" w:cs="Times New Roman"/>
+        </w:rPr>
+        <w:t>xác</w:t>
+      </w:r>
+      <w:proofErr w:type="spellEnd"/>
+      <w:r>
+        <w:rPr>
+          <w:rFonts w:ascii="Times New Roman" w:hAnsi="Times New Roman" w:cs="Times New Roman"/>
+        </w:rPr>
+        <w:t xml:space="preserve"> </w:t>
+      </w:r>
+      <w:proofErr w:type="spellStart"/>
+      <w:r>
+        <w:rPr>
+          <w:rFonts w:ascii="Times New Roman" w:hAnsi="Times New Roman" w:cs="Times New Roman"/>
+        </w:rPr>
+        <w:t>thực</w:t>
+      </w:r>
+      <w:proofErr w:type="spellEnd"/>
+      <w:r>
+        <w:rPr>
+          <w:rFonts w:ascii="Times New Roman" w:hAnsi="Times New Roman" w:cs="Times New Roman"/>
+        </w:rPr>
+        <w:t xml:space="preserve"> </w:t>
+      </w:r>
+      <w:proofErr w:type="spellStart"/>
+      <w:r>
+        <w:rPr>
+          <w:rFonts w:ascii="Times New Roman" w:hAnsi="Times New Roman" w:cs="Times New Roman"/>
+        </w:rPr>
+        <w:t>vai</w:t>
+      </w:r>
+      <w:proofErr w:type="spellEnd"/>
+      <w:r>
+        <w:rPr>
+          <w:rFonts w:ascii="Times New Roman" w:hAnsi="Times New Roman" w:cs="Times New Roman"/>
+        </w:rPr>
+        <w:t xml:space="preserve"> </w:t>
+      </w:r>
+      <w:proofErr w:type="spellStart"/>
+      <w:r>
+        <w:rPr>
+          <w:rFonts w:ascii="Times New Roman" w:hAnsi="Times New Roman" w:cs="Times New Roman"/>
+        </w:rPr>
+        <w:t>trò</w:t>
+      </w:r>
+      <w:proofErr w:type="spellEnd"/>
+      <w:r>
+        <w:rPr>
+          <w:rFonts w:ascii="Times New Roman" w:hAnsi="Times New Roman" w:cs="Times New Roman"/>
+        </w:rPr>
+        <w:t xml:space="preserve"> </w:t>
+      </w:r>
+      <w:proofErr w:type="spellStart"/>
+      <w:r>
+        <w:rPr>
+          <w:rFonts w:ascii="Times New Roman" w:hAnsi="Times New Roman" w:cs="Times New Roman"/>
+        </w:rPr>
+        <w:t>người</w:t>
+      </w:r>
+      <w:proofErr w:type="spellEnd"/>
+      <w:r>
+        <w:rPr>
+          <w:rFonts w:ascii="Times New Roman" w:hAnsi="Times New Roman" w:cs="Times New Roman"/>
+        </w:rPr>
+        <w:t xml:space="preserve"> </w:t>
+      </w:r>
+      <w:proofErr w:type="spellStart"/>
+      <w:r>
+        <w:rPr>
+          <w:rFonts w:ascii="Times New Roman" w:hAnsi="Times New Roman" w:cs="Times New Roman"/>
+        </w:rPr>
+        <w:t>dùng</w:t>
+      </w:r>
+      <w:proofErr w:type="spellEnd"/>
+      <w:r>
+        <w:rPr>
+          <w:rFonts w:ascii="Times New Roman" w:hAnsi="Times New Roman" w:cs="Times New Roman"/>
+        </w:rPr>
+        <w:t xml:space="preserve"> </w:t>
+      </w:r>
+      <w:proofErr w:type="spellStart"/>
+      <w:r>
+        <w:rPr>
+          <w:rFonts w:ascii="Times New Roman" w:hAnsi="Times New Roman" w:cs="Times New Roman"/>
+        </w:rPr>
+        <w:t>phải</w:t>
+      </w:r>
+      <w:proofErr w:type="spellEnd"/>
+      <w:r>
+        <w:rPr>
+          <w:rFonts w:ascii="Times New Roman" w:hAnsi="Times New Roman" w:cs="Times New Roman"/>
+        </w:rPr>
+        <w:t xml:space="preserve"> </w:t>
+      </w:r>
+      <w:proofErr w:type="spellStart"/>
+      <w:r>
+        <w:rPr>
+          <w:rFonts w:ascii="Times New Roman" w:hAnsi="Times New Roman" w:cs="Times New Roman"/>
+        </w:rPr>
+        <w:t>là</w:t>
+      </w:r>
+      <w:proofErr w:type="spellEnd"/>
+      <w:r>
+        <w:rPr>
+          <w:rFonts w:ascii="Times New Roman" w:hAnsi="Times New Roman" w:cs="Times New Roman"/>
+        </w:rPr>
+        <w:t xml:space="preserve"> Customer. </w:t>
+      </w:r>
+      <w:proofErr w:type="spellStart"/>
+      <w:r>
+        <w:rPr>
+          <w:rFonts w:ascii="Times New Roman" w:hAnsi="Times New Roman" w:cs="Times New Roman"/>
+        </w:rPr>
+        <w:t>Sau</w:t>
+      </w:r>
+      <w:proofErr w:type="spellEnd"/>
+      <w:r>
+        <w:rPr>
+          <w:rFonts w:ascii="Times New Roman" w:hAnsi="Times New Roman" w:cs="Times New Roman"/>
+        </w:rPr>
+        <w:t xml:space="preserve"> </w:t>
+      </w:r>
+      <w:proofErr w:type="spellStart"/>
+      <w:r>
+        <w:rPr>
+          <w:rFonts w:ascii="Times New Roman" w:hAnsi="Times New Roman" w:cs="Times New Roman"/>
+        </w:rPr>
+        <w:t>đó</w:t>
+      </w:r>
+      <w:proofErr w:type="spellEnd"/>
+      <w:r>
+        <w:rPr>
+          <w:rFonts w:ascii="Times New Roman" w:hAnsi="Times New Roman" w:cs="Times New Roman"/>
+        </w:rPr>
+        <w:t xml:space="preserve">, Cart Service </w:t>
+      </w:r>
+      <w:proofErr w:type="spellStart"/>
+      <w:r>
+        <w:rPr>
+          <w:rFonts w:ascii="Times New Roman" w:hAnsi="Times New Roman" w:cs="Times New Roman"/>
+        </w:rPr>
+        <w:t>kiểm</w:t>
+      </w:r>
+      <w:proofErr w:type="spellEnd"/>
+      <w:r>
+        <w:rPr>
+          <w:rFonts w:ascii="Times New Roman" w:hAnsi="Times New Roman" w:cs="Times New Roman"/>
+        </w:rPr>
+        <w:t xml:space="preserve"> </w:t>
+      </w:r>
+      <w:proofErr w:type="spellStart"/>
+      <w:r>
+        <w:rPr>
+          <w:rFonts w:ascii="Times New Roman" w:hAnsi="Times New Roman" w:cs="Times New Roman"/>
+        </w:rPr>
+        <w:t>tra</w:t>
+      </w:r>
+      <w:proofErr w:type="spellEnd"/>
+      <w:r>
+        <w:rPr>
+          <w:rFonts w:ascii="Times New Roman" w:hAnsi="Times New Roman" w:cs="Times New Roman"/>
+        </w:rPr>
+        <w:t xml:space="preserve"> </w:t>
+      </w:r>
+      <w:proofErr w:type="spellStart"/>
+      <w:r>
+        <w:rPr>
+          <w:rFonts w:ascii="Times New Roman" w:hAnsi="Times New Roman" w:cs="Times New Roman"/>
+        </w:rPr>
+        <w:t>xem</w:t>
+      </w:r>
+      <w:proofErr w:type="spellEnd"/>
+      <w:r>
+        <w:rPr>
+          <w:rFonts w:ascii="Times New Roman" w:hAnsi="Times New Roman" w:cs="Times New Roman"/>
+        </w:rPr>
+        <w:t xml:space="preserve"> </w:t>
+      </w:r>
+      <w:proofErr w:type="spellStart"/>
+      <w:r>
+        <w:rPr>
+          <w:rFonts w:ascii="Times New Roman" w:hAnsi="Times New Roman" w:cs="Times New Roman"/>
+        </w:rPr>
+        <w:t>khách</w:t>
+      </w:r>
+      <w:proofErr w:type="spellEnd"/>
+      <w:r>
+        <w:rPr>
+          <w:rFonts w:ascii="Times New Roman" w:hAnsi="Times New Roman" w:cs="Times New Roman"/>
+        </w:rPr>
+        <w:t xml:space="preserve"> </w:t>
+      </w:r>
+      <w:proofErr w:type="spellStart"/>
+      <w:r>
+        <w:rPr>
+          <w:rFonts w:ascii="Times New Roman" w:hAnsi="Times New Roman" w:cs="Times New Roman"/>
+        </w:rPr>
+        <w:t>hàng</w:t>
+      </w:r>
+      <w:proofErr w:type="spellEnd"/>
+      <w:r>
+        <w:rPr>
+          <w:rFonts w:ascii="Times New Roman" w:hAnsi="Times New Roman" w:cs="Times New Roman"/>
+        </w:rPr>
+        <w:t xml:space="preserve"> </w:t>
+      </w:r>
+      <w:proofErr w:type="spellStart"/>
+      <w:r>
+        <w:rPr>
+          <w:rFonts w:ascii="Times New Roman" w:hAnsi="Times New Roman" w:cs="Times New Roman"/>
+        </w:rPr>
+        <w:t>đã</w:t>
+      </w:r>
+      <w:proofErr w:type="spellEnd"/>
+      <w:r>
+        <w:rPr>
+          <w:rFonts w:ascii="Times New Roman" w:hAnsi="Times New Roman" w:cs="Times New Roman"/>
+        </w:rPr>
+        <w:t xml:space="preserve"> </w:t>
+      </w:r>
+      <w:proofErr w:type="spellStart"/>
+      <w:r>
+        <w:rPr>
+          <w:rFonts w:ascii="Times New Roman" w:hAnsi="Times New Roman" w:cs="Times New Roman"/>
+        </w:rPr>
+        <w:t>có</w:t>
+      </w:r>
+      <w:proofErr w:type="spellEnd"/>
+      <w:r>
+        <w:rPr>
+          <w:rFonts w:ascii="Times New Roman" w:hAnsi="Times New Roman" w:cs="Times New Roman"/>
+        </w:rPr>
+        <w:t xml:space="preserve"> </w:t>
+      </w:r>
+      <w:proofErr w:type="spellStart"/>
+      <w:r>
+        <w:rPr>
+          <w:rFonts w:ascii="Times New Roman" w:hAnsi="Times New Roman" w:cs="Times New Roman"/>
+        </w:rPr>
+        <w:t>giỏ</w:t>
+      </w:r>
+      <w:proofErr w:type="spellEnd"/>
+      <w:r>
+        <w:rPr>
+          <w:rFonts w:ascii="Times New Roman" w:hAnsi="Times New Roman" w:cs="Times New Roman"/>
+        </w:rPr>
+        <w:t xml:space="preserve"> </w:t>
+      </w:r>
+      <w:proofErr w:type="spellStart"/>
+      <w:r>
+        <w:rPr>
+          <w:rFonts w:ascii="Times New Roman" w:hAnsi="Times New Roman" w:cs="Times New Roman"/>
+        </w:rPr>
+        <w:t>hàng</w:t>
+      </w:r>
+      <w:proofErr w:type="spellEnd"/>
+      <w:r>
+        <w:rPr>
+          <w:rFonts w:ascii="Times New Roman" w:hAnsi="Times New Roman" w:cs="Times New Roman"/>
+        </w:rPr>
+        <w:t xml:space="preserve"> </w:t>
+      </w:r>
+      <w:proofErr w:type="spellStart"/>
+      <w:r>
+        <w:rPr>
+          <w:rFonts w:ascii="Times New Roman" w:hAnsi="Times New Roman" w:cs="Times New Roman"/>
+        </w:rPr>
+        <w:t>cho</w:t>
+      </w:r>
+      <w:proofErr w:type="spellEnd"/>
+      <w:r>
+        <w:rPr>
+          <w:rFonts w:ascii="Times New Roman" w:hAnsi="Times New Roman" w:cs="Times New Roman"/>
+        </w:rPr>
+        <w:t xml:space="preserve"> </w:t>
+      </w:r>
+      <w:proofErr w:type="spellStart"/>
+      <w:r>
+        <w:rPr>
+          <w:rFonts w:ascii="Times New Roman" w:hAnsi="Times New Roman" w:cs="Times New Roman"/>
+        </w:rPr>
+        <w:t>nhà</w:t>
+      </w:r>
+      <w:proofErr w:type="spellEnd"/>
+      <w:r>
+        <w:rPr>
+          <w:rFonts w:ascii="Times New Roman" w:hAnsi="Times New Roman" w:cs="Times New Roman"/>
+        </w:rPr>
+        <w:t xml:space="preserve"> </w:t>
+      </w:r>
+      <w:proofErr w:type="spellStart"/>
+      <w:r>
+        <w:rPr>
+          <w:rFonts w:ascii="Times New Roman" w:hAnsi="Times New Roman" w:cs="Times New Roman"/>
+        </w:rPr>
+        <w:t>hàng</w:t>
+      </w:r>
+      <w:proofErr w:type="spellEnd"/>
+      <w:r>
+        <w:rPr>
+          <w:rFonts w:ascii="Times New Roman" w:hAnsi="Times New Roman" w:cs="Times New Roman"/>
+        </w:rPr>
+        <w:t xml:space="preserve"> </w:t>
+      </w:r>
+      <w:proofErr w:type="spellStart"/>
+      <w:r>
+        <w:rPr>
+          <w:rFonts w:ascii="Times New Roman" w:hAnsi="Times New Roman" w:cs="Times New Roman"/>
+        </w:rPr>
+        <w:t>được</w:t>
+      </w:r>
+      <w:proofErr w:type="spellEnd"/>
+      <w:r>
+        <w:rPr>
+          <w:rFonts w:ascii="Times New Roman" w:hAnsi="Times New Roman" w:cs="Times New Roman"/>
+        </w:rPr>
+        <w:t xml:space="preserve"> </w:t>
+      </w:r>
+      <w:proofErr w:type="spellStart"/>
+      <w:r>
+        <w:rPr>
+          <w:rFonts w:ascii="Times New Roman" w:hAnsi="Times New Roman" w:cs="Times New Roman"/>
+        </w:rPr>
+        <w:t>chọn</w:t>
+      </w:r>
+      <w:proofErr w:type="spellEnd"/>
+      <w:r>
+        <w:rPr>
+          <w:rFonts w:ascii="Times New Roman" w:hAnsi="Times New Roman" w:cs="Times New Roman"/>
+        </w:rPr>
+        <w:t xml:space="preserve"> hay </w:t>
+      </w:r>
+      <w:proofErr w:type="spellStart"/>
+      <w:r>
+        <w:rPr>
+          <w:rFonts w:ascii="Times New Roman" w:hAnsi="Times New Roman" w:cs="Times New Roman"/>
+        </w:rPr>
+        <w:t>chưa</w:t>
+      </w:r>
+      <w:proofErr w:type="spellEnd"/>
+      <w:r>
+        <w:rPr>
+          <w:rFonts w:ascii="Times New Roman" w:hAnsi="Times New Roman" w:cs="Times New Roman"/>
+        </w:rPr>
+        <w:t xml:space="preserve">; </w:t>
+      </w:r>
+      <w:proofErr w:type="spellStart"/>
+      <w:r>
+        <w:rPr>
+          <w:rFonts w:ascii="Times New Roman" w:hAnsi="Times New Roman" w:cs="Times New Roman"/>
+        </w:rPr>
+        <w:t>nếu</w:t>
+      </w:r>
+      <w:proofErr w:type="spellEnd"/>
+      <w:r>
+        <w:rPr>
+          <w:rFonts w:ascii="Times New Roman" w:hAnsi="Times New Roman" w:cs="Times New Roman"/>
+        </w:rPr>
+        <w:t xml:space="preserve"> </w:t>
+      </w:r>
+      <w:proofErr w:type="spellStart"/>
+      <w:r>
+        <w:rPr>
+          <w:rFonts w:ascii="Times New Roman" w:hAnsi="Times New Roman" w:cs="Times New Roman"/>
+        </w:rPr>
+        <w:t>chưa</w:t>
+      </w:r>
+      <w:proofErr w:type="spellEnd"/>
+      <w:r>
+        <w:rPr>
+          <w:rFonts w:ascii="Times New Roman" w:hAnsi="Times New Roman" w:cs="Times New Roman"/>
+        </w:rPr>
+        <w:t xml:space="preserve"> </w:t>
+      </w:r>
+      <w:proofErr w:type="spellStart"/>
+      <w:r>
+        <w:rPr>
+          <w:rFonts w:ascii="Times New Roman" w:hAnsi="Times New Roman" w:cs="Times New Roman"/>
+        </w:rPr>
+        <w:t>tồn</w:t>
+      </w:r>
+      <w:proofErr w:type="spellEnd"/>
+      <w:r>
+        <w:rPr>
+          <w:rFonts w:ascii="Times New Roman" w:hAnsi="Times New Roman" w:cs="Times New Roman"/>
+        </w:rPr>
+        <w:t xml:space="preserve"> </w:t>
+      </w:r>
+      <w:proofErr w:type="spellStart"/>
+      <w:r>
+        <w:rPr>
+          <w:rFonts w:ascii="Times New Roman" w:hAnsi="Times New Roman" w:cs="Times New Roman"/>
+        </w:rPr>
+        <w:t>tại</w:t>
+      </w:r>
+      <w:proofErr w:type="spellEnd"/>
+      <w:r>
+        <w:rPr>
+          <w:rFonts w:ascii="Times New Roman" w:hAnsi="Times New Roman" w:cs="Times New Roman"/>
+        </w:rPr>
+        <w:t xml:space="preserve"> </w:t>
+      </w:r>
+      <w:proofErr w:type="spellStart"/>
+      <w:r>
+        <w:rPr>
+          <w:rFonts w:ascii="Times New Roman" w:hAnsi="Times New Roman" w:cs="Times New Roman"/>
+        </w:rPr>
+        <w:t>thì</w:t>
+      </w:r>
+      <w:proofErr w:type="spellEnd"/>
+      <w:r>
+        <w:rPr>
+          <w:rFonts w:ascii="Times New Roman" w:hAnsi="Times New Roman" w:cs="Times New Roman"/>
+        </w:rPr>
+        <w:t xml:space="preserve"> </w:t>
+      </w:r>
+      <w:proofErr w:type="spellStart"/>
+      <w:r>
+        <w:rPr>
+          <w:rFonts w:ascii="Times New Roman" w:hAnsi="Times New Roman" w:cs="Times New Roman"/>
+        </w:rPr>
+        <w:t>tạo</w:t>
+      </w:r>
+      <w:proofErr w:type="spellEnd"/>
+      <w:r>
+        <w:rPr>
+          <w:rFonts w:ascii="Times New Roman" w:hAnsi="Times New Roman" w:cs="Times New Roman"/>
+        </w:rPr>
+        <w:t xml:space="preserve"> </w:t>
+      </w:r>
+      <w:proofErr w:type="spellStart"/>
+      <w:r>
+        <w:rPr>
+          <w:rFonts w:ascii="Times New Roman" w:hAnsi="Times New Roman" w:cs="Times New Roman"/>
+        </w:rPr>
+        <w:t>mới</w:t>
+      </w:r>
+      <w:proofErr w:type="spellEnd"/>
+      <w:r>
+        <w:rPr>
+          <w:rFonts w:ascii="Times New Roman" w:hAnsi="Times New Roman" w:cs="Times New Roman"/>
+        </w:rPr>
+        <w:t xml:space="preserve"> </w:t>
+      </w:r>
+      <w:proofErr w:type="spellStart"/>
+      <w:r>
+        <w:rPr>
+          <w:rFonts w:ascii="Times New Roman" w:hAnsi="Times New Roman" w:cs="Times New Roman"/>
+        </w:rPr>
+        <w:t>một</w:t>
+      </w:r>
+      <w:proofErr w:type="spellEnd"/>
+      <w:r>
+        <w:rPr>
+          <w:rFonts w:ascii="Times New Roman" w:hAnsi="Times New Roman" w:cs="Times New Roman"/>
+        </w:rPr>
+        <w:t xml:space="preserve"> </w:t>
+      </w:r>
+      <w:proofErr w:type="spellStart"/>
+      <w:r>
+        <w:rPr>
+          <w:rFonts w:ascii="Times New Roman" w:hAnsi="Times New Roman" w:cs="Times New Roman"/>
+        </w:rPr>
+        <w:t>giỏ</w:t>
+      </w:r>
+      <w:proofErr w:type="spellEnd"/>
+      <w:r>
+        <w:rPr>
+          <w:rFonts w:ascii="Times New Roman" w:hAnsi="Times New Roman" w:cs="Times New Roman"/>
+        </w:rPr>
+        <w:t xml:space="preserve"> </w:t>
+      </w:r>
+      <w:proofErr w:type="spellStart"/>
+      <w:r>
+        <w:rPr>
+          <w:rFonts w:ascii="Times New Roman" w:hAnsi="Times New Roman" w:cs="Times New Roman"/>
+        </w:rPr>
+        <w:t>hàng</w:t>
+      </w:r>
+      <w:proofErr w:type="spellEnd"/>
+      <w:r>
+        <w:rPr>
+          <w:rFonts w:ascii="Times New Roman" w:hAnsi="Times New Roman" w:cs="Times New Roman"/>
+        </w:rPr>
+        <w:t xml:space="preserve">. </w:t>
+      </w:r>
+      <w:proofErr w:type="spellStart"/>
+      <w:r>
+        <w:rPr>
+          <w:rFonts w:ascii="Times New Roman" w:hAnsi="Times New Roman" w:cs="Times New Roman"/>
+        </w:rPr>
+        <w:t>Tiếp</w:t>
+      </w:r>
+      <w:proofErr w:type="spellEnd"/>
+      <w:r>
+        <w:rPr>
+          <w:rFonts w:ascii="Times New Roman" w:hAnsi="Times New Roman" w:cs="Times New Roman"/>
+        </w:rPr>
+        <w:t xml:space="preserve"> </w:t>
+      </w:r>
+      <w:proofErr w:type="spellStart"/>
+      <w:r>
+        <w:rPr>
+          <w:rFonts w:ascii="Times New Roman" w:hAnsi="Times New Roman" w:cs="Times New Roman"/>
+        </w:rPr>
+        <w:t>theo</w:t>
+      </w:r>
+      <w:proofErr w:type="spellEnd"/>
+      <w:r>
+        <w:rPr>
+          <w:rFonts w:ascii="Times New Roman" w:hAnsi="Times New Roman" w:cs="Times New Roman"/>
+        </w:rPr>
+        <w:t xml:space="preserve">, Cart Service </w:t>
+      </w:r>
+      <w:proofErr w:type="spellStart"/>
+      <w:r>
+        <w:rPr>
+          <w:rFonts w:ascii="Times New Roman" w:hAnsi="Times New Roman" w:cs="Times New Roman"/>
+        </w:rPr>
+        <w:t>gọi</w:t>
+      </w:r>
+      <w:proofErr w:type="spellEnd"/>
+      <w:r>
+        <w:rPr>
+          <w:rFonts w:ascii="Times New Roman" w:hAnsi="Times New Roman" w:cs="Times New Roman"/>
+        </w:rPr>
+        <w:t xml:space="preserve"> Restaurant Service </w:t>
+      </w:r>
+      <w:proofErr w:type="spellStart"/>
+      <w:r>
+        <w:rPr>
+          <w:rFonts w:ascii="Times New Roman" w:hAnsi="Times New Roman" w:cs="Times New Roman"/>
+        </w:rPr>
+        <w:t>để</w:t>
+      </w:r>
+      <w:proofErr w:type="spellEnd"/>
+      <w:r>
+        <w:rPr>
+          <w:rFonts w:ascii="Times New Roman" w:hAnsi="Times New Roman" w:cs="Times New Roman"/>
+        </w:rPr>
+        <w:t xml:space="preserve"> </w:t>
+      </w:r>
+      <w:proofErr w:type="spellStart"/>
+      <w:r>
+        <w:rPr>
+          <w:rFonts w:ascii="Times New Roman" w:hAnsi="Times New Roman" w:cs="Times New Roman"/>
+        </w:rPr>
+        <w:t>lấy</w:t>
+      </w:r>
+      <w:proofErr w:type="spellEnd"/>
+      <w:r>
+        <w:rPr>
+          <w:rFonts w:ascii="Times New Roman" w:hAnsi="Times New Roman" w:cs="Times New Roman"/>
+        </w:rPr>
+        <w:t xml:space="preserve"> </w:t>
+      </w:r>
+      <w:proofErr w:type="spellStart"/>
+      <w:r>
+        <w:rPr>
+          <w:rFonts w:ascii="Times New Roman" w:hAnsi="Times New Roman" w:cs="Times New Roman"/>
+        </w:rPr>
+        <w:t>thông</w:t>
+      </w:r>
+      <w:proofErr w:type="spellEnd"/>
+      <w:r>
+        <w:rPr>
+          <w:rFonts w:ascii="Times New Roman" w:hAnsi="Times New Roman" w:cs="Times New Roman"/>
+        </w:rPr>
+        <w:t xml:space="preserve"> tin </w:t>
+      </w:r>
+      <w:proofErr w:type="spellStart"/>
+      <w:r>
+        <w:rPr>
+          <w:rFonts w:ascii="Times New Roman" w:hAnsi="Times New Roman" w:cs="Times New Roman"/>
+        </w:rPr>
+        <w:t>món</w:t>
+      </w:r>
+      <w:proofErr w:type="spellEnd"/>
+      <w:r>
+        <w:rPr>
+          <w:rFonts w:ascii="Times New Roman" w:hAnsi="Times New Roman" w:cs="Times New Roman"/>
+        </w:rPr>
+        <w:t xml:space="preserve"> </w:t>
+      </w:r>
+      <w:proofErr w:type="spellStart"/>
+      <w:r>
+        <w:rPr>
+          <w:rFonts w:ascii="Times New Roman" w:hAnsi="Times New Roman" w:cs="Times New Roman"/>
+        </w:rPr>
+        <w:t>ăn</w:t>
+      </w:r>
+      <w:proofErr w:type="spellEnd"/>
+      <w:r>
+        <w:rPr>
+          <w:rFonts w:ascii="Times New Roman" w:hAnsi="Times New Roman" w:cs="Times New Roman"/>
+        </w:rPr>
+        <w:t xml:space="preserve"> </w:t>
+      </w:r>
+      <w:proofErr w:type="spellStart"/>
+      <w:r>
+        <w:rPr>
+          <w:rFonts w:ascii="Times New Roman" w:hAnsi="Times New Roman" w:cs="Times New Roman"/>
+        </w:rPr>
+        <w:t>và</w:t>
+      </w:r>
+      <w:proofErr w:type="spellEnd"/>
+      <w:r>
+        <w:rPr>
+          <w:rFonts w:ascii="Times New Roman" w:hAnsi="Times New Roman" w:cs="Times New Roman"/>
+        </w:rPr>
+        <w:t xml:space="preserve"> </w:t>
+      </w:r>
+      <w:proofErr w:type="spellStart"/>
+      <w:r>
+        <w:rPr>
+          <w:rFonts w:ascii="Times New Roman" w:hAnsi="Times New Roman" w:cs="Times New Roman"/>
+        </w:rPr>
+        <w:t>kiểm</w:t>
+      </w:r>
+      <w:proofErr w:type="spellEnd"/>
+      <w:r>
+        <w:rPr>
+          <w:rFonts w:ascii="Times New Roman" w:hAnsi="Times New Roman" w:cs="Times New Roman"/>
+        </w:rPr>
+        <w:t xml:space="preserve"> </w:t>
+      </w:r>
+      <w:proofErr w:type="spellStart"/>
+      <w:r>
+        <w:rPr>
+          <w:rFonts w:ascii="Times New Roman" w:hAnsi="Times New Roman" w:cs="Times New Roman"/>
+        </w:rPr>
+        <w:t>tra</w:t>
+      </w:r>
+      <w:proofErr w:type="spellEnd"/>
+      <w:r>
+        <w:rPr>
+          <w:rFonts w:ascii="Times New Roman" w:hAnsi="Times New Roman" w:cs="Times New Roman"/>
+        </w:rPr>
+        <w:t xml:space="preserve"> </w:t>
+      </w:r>
+      <w:proofErr w:type="spellStart"/>
+      <w:r>
+        <w:rPr>
+          <w:rFonts w:ascii="Times New Roman" w:hAnsi="Times New Roman" w:cs="Times New Roman"/>
+        </w:rPr>
+        <w:t>tính</w:t>
+      </w:r>
+      <w:proofErr w:type="spellEnd"/>
+      <w:r>
+        <w:rPr>
+          <w:rFonts w:ascii="Times New Roman" w:hAnsi="Times New Roman" w:cs="Times New Roman"/>
+        </w:rPr>
+        <w:t xml:space="preserve"> </w:t>
+      </w:r>
+      <w:proofErr w:type="spellStart"/>
+      <w:r>
+        <w:rPr>
+          <w:rFonts w:ascii="Times New Roman" w:hAnsi="Times New Roman" w:cs="Times New Roman"/>
+        </w:rPr>
+        <w:t>hợp</w:t>
+      </w:r>
+      <w:proofErr w:type="spellEnd"/>
+      <w:r>
+        <w:rPr>
+          <w:rFonts w:ascii="Times New Roman" w:hAnsi="Times New Roman" w:cs="Times New Roman"/>
+        </w:rPr>
+        <w:t xml:space="preserve"> </w:t>
+      </w:r>
+      <w:proofErr w:type="spellStart"/>
+      <w:r>
+        <w:rPr>
+          <w:rFonts w:ascii="Times New Roman" w:hAnsi="Times New Roman" w:cs="Times New Roman"/>
+        </w:rPr>
+        <w:t>lệ</w:t>
+      </w:r>
+      <w:proofErr w:type="spellEnd"/>
+      <w:r>
+        <w:rPr>
+          <w:rFonts w:ascii="Times New Roman" w:hAnsi="Times New Roman" w:cs="Times New Roman"/>
+        </w:rPr>
+        <w:t xml:space="preserve"> </w:t>
+      </w:r>
+      <w:proofErr w:type="spellStart"/>
+      <w:r>
+        <w:rPr>
+          <w:rFonts w:ascii="Times New Roman" w:hAnsi="Times New Roman" w:cs="Times New Roman"/>
+        </w:rPr>
+        <w:t>của</w:t>
+      </w:r>
+      <w:proofErr w:type="spellEnd"/>
+      <w:r>
+        <w:rPr>
+          <w:rFonts w:ascii="Times New Roman" w:hAnsi="Times New Roman" w:cs="Times New Roman"/>
+        </w:rPr>
+        <w:t xml:space="preserve"> </w:t>
+      </w:r>
+      <w:proofErr w:type="spellStart"/>
+      <w:r>
+        <w:rPr>
+          <w:rFonts w:ascii="Times New Roman" w:hAnsi="Times New Roman" w:cs="Times New Roman"/>
+        </w:rPr>
+        <w:t>dữ</w:t>
+      </w:r>
+      <w:proofErr w:type="spellEnd"/>
+      <w:r>
+        <w:rPr>
+          <w:rFonts w:ascii="Times New Roman" w:hAnsi="Times New Roman" w:cs="Times New Roman"/>
+        </w:rPr>
+        <w:t xml:space="preserve"> </w:t>
+      </w:r>
+      <w:proofErr w:type="spellStart"/>
+      <w:r>
+        <w:rPr>
+          <w:rFonts w:ascii="Times New Roman" w:hAnsi="Times New Roman" w:cs="Times New Roman"/>
+        </w:rPr>
+        <w:t>liệu</w:t>
+      </w:r>
+      <w:proofErr w:type="spellEnd"/>
+      <w:r>
+        <w:rPr>
+          <w:rFonts w:ascii="Times New Roman" w:hAnsi="Times New Roman" w:cs="Times New Roman"/>
+        </w:rPr>
+        <w:t xml:space="preserve">, </w:t>
+      </w:r>
+      <w:proofErr w:type="spellStart"/>
+      <w:r>
+        <w:rPr>
+          <w:rFonts w:ascii="Times New Roman" w:hAnsi="Times New Roman" w:cs="Times New Roman"/>
+        </w:rPr>
+        <w:t>bao</w:t>
+      </w:r>
+      <w:proofErr w:type="spellEnd"/>
+      <w:r>
+        <w:rPr>
+          <w:rFonts w:ascii="Times New Roman" w:hAnsi="Times New Roman" w:cs="Times New Roman"/>
+        </w:rPr>
+        <w:t xml:space="preserve"> </w:t>
+      </w:r>
+      <w:proofErr w:type="spellStart"/>
+      <w:r>
+        <w:rPr>
+          <w:rFonts w:ascii="Times New Roman" w:hAnsi="Times New Roman" w:cs="Times New Roman"/>
+        </w:rPr>
+        <w:t>gồm</w:t>
+      </w:r>
+      <w:proofErr w:type="spellEnd"/>
+      <w:r>
+        <w:rPr>
+          <w:rFonts w:ascii="Times New Roman" w:hAnsi="Times New Roman" w:cs="Times New Roman"/>
+        </w:rPr>
+        <w:t xml:space="preserve"> </w:t>
+      </w:r>
+      <w:proofErr w:type="spellStart"/>
+      <w:r>
+        <w:rPr>
+          <w:rFonts w:ascii="Times New Roman" w:hAnsi="Times New Roman" w:cs="Times New Roman"/>
+        </w:rPr>
+        <w:t>việc</w:t>
+      </w:r>
+      <w:proofErr w:type="spellEnd"/>
+      <w:r>
+        <w:rPr>
+          <w:rFonts w:ascii="Times New Roman" w:hAnsi="Times New Roman" w:cs="Times New Roman"/>
+        </w:rPr>
+        <w:t xml:space="preserve"> </w:t>
+      </w:r>
+      <w:proofErr w:type="spellStart"/>
+      <w:r>
+        <w:rPr>
+          <w:rFonts w:ascii="Times New Roman" w:hAnsi="Times New Roman" w:cs="Times New Roman"/>
+        </w:rPr>
+        <w:t>món</w:t>
+      </w:r>
+      <w:proofErr w:type="spellEnd"/>
+      <w:r>
+        <w:rPr>
+          <w:rFonts w:ascii="Times New Roman" w:hAnsi="Times New Roman" w:cs="Times New Roman"/>
+        </w:rPr>
+        <w:t xml:space="preserve"> </w:t>
+      </w:r>
+      <w:proofErr w:type="spellStart"/>
+      <w:r>
+        <w:rPr>
+          <w:rFonts w:ascii="Times New Roman" w:hAnsi="Times New Roman" w:cs="Times New Roman"/>
+        </w:rPr>
+        <w:t>ăn</w:t>
+      </w:r>
+      <w:proofErr w:type="spellEnd"/>
+      <w:r>
+        <w:rPr>
+          <w:rFonts w:ascii="Times New Roman" w:hAnsi="Times New Roman" w:cs="Times New Roman"/>
+        </w:rPr>
+        <w:t xml:space="preserve"> </w:t>
+      </w:r>
+      <w:proofErr w:type="spellStart"/>
+      <w:r>
+        <w:rPr>
+          <w:rFonts w:ascii="Times New Roman" w:hAnsi="Times New Roman" w:cs="Times New Roman"/>
+        </w:rPr>
+        <w:t>có</w:t>
+      </w:r>
+      <w:proofErr w:type="spellEnd"/>
+      <w:r>
+        <w:rPr>
+          <w:rFonts w:ascii="Times New Roman" w:hAnsi="Times New Roman" w:cs="Times New Roman"/>
+        </w:rPr>
+        <w:t xml:space="preserve"> </w:t>
+      </w:r>
+      <w:proofErr w:type="spellStart"/>
+      <w:r>
+        <w:rPr>
+          <w:rFonts w:ascii="Times New Roman" w:hAnsi="Times New Roman" w:cs="Times New Roman"/>
+        </w:rPr>
+        <w:t>tồn</w:t>
+      </w:r>
+      <w:proofErr w:type="spellEnd"/>
+      <w:r>
+        <w:rPr>
+          <w:rFonts w:ascii="Times New Roman" w:hAnsi="Times New Roman" w:cs="Times New Roman"/>
+        </w:rPr>
+        <w:t xml:space="preserve"> </w:t>
+      </w:r>
+      <w:proofErr w:type="spellStart"/>
+      <w:r>
+        <w:rPr>
+          <w:rFonts w:ascii="Times New Roman" w:hAnsi="Times New Roman" w:cs="Times New Roman"/>
+        </w:rPr>
+        <w:t>tại</w:t>
+      </w:r>
+      <w:proofErr w:type="spellEnd"/>
+      <w:r>
+        <w:rPr>
+          <w:rFonts w:ascii="Times New Roman" w:hAnsi="Times New Roman" w:cs="Times New Roman"/>
+        </w:rPr>
+        <w:t xml:space="preserve"> </w:t>
+      </w:r>
+      <w:proofErr w:type="spellStart"/>
+      <w:r>
+        <w:rPr>
+          <w:rFonts w:ascii="Times New Roman" w:hAnsi="Times New Roman" w:cs="Times New Roman"/>
+        </w:rPr>
+        <w:t>và</w:t>
+      </w:r>
+      <w:proofErr w:type="spellEnd"/>
+      <w:r>
+        <w:rPr>
+          <w:rFonts w:ascii="Times New Roman" w:hAnsi="Times New Roman" w:cs="Times New Roman"/>
+        </w:rPr>
+        <w:t xml:space="preserve"> </w:t>
+      </w:r>
+      <w:proofErr w:type="spellStart"/>
+      <w:r>
+        <w:rPr>
+          <w:rFonts w:ascii="Times New Roman" w:hAnsi="Times New Roman" w:cs="Times New Roman"/>
+        </w:rPr>
+        <w:t>có</w:t>
+      </w:r>
+      <w:proofErr w:type="spellEnd"/>
+      <w:r>
+        <w:rPr>
+          <w:rFonts w:ascii="Times New Roman" w:hAnsi="Times New Roman" w:cs="Times New Roman"/>
+        </w:rPr>
+        <w:t xml:space="preserve"> </w:t>
+      </w:r>
+      <w:proofErr w:type="spellStart"/>
+      <w:r>
+        <w:rPr>
+          <w:rFonts w:ascii="Times New Roman" w:hAnsi="Times New Roman" w:cs="Times New Roman"/>
+        </w:rPr>
+        <w:t>thuộc</w:t>
+      </w:r>
+      <w:proofErr w:type="spellEnd"/>
+      <w:r>
+        <w:rPr>
+          <w:rFonts w:ascii="Times New Roman" w:hAnsi="Times New Roman" w:cs="Times New Roman"/>
+        </w:rPr>
+        <w:t xml:space="preserve"> </w:t>
+      </w:r>
+      <w:proofErr w:type="spellStart"/>
+      <w:r>
+        <w:rPr>
+          <w:rFonts w:ascii="Times New Roman" w:hAnsi="Times New Roman" w:cs="Times New Roman"/>
+        </w:rPr>
+        <w:t>đúng</w:t>
+      </w:r>
+      <w:proofErr w:type="spellEnd"/>
+      <w:r>
+        <w:rPr>
+          <w:rFonts w:ascii="Times New Roman" w:hAnsi="Times New Roman" w:cs="Times New Roman"/>
+        </w:rPr>
+        <w:t xml:space="preserve"> </w:t>
+      </w:r>
+      <w:proofErr w:type="spellStart"/>
+      <w:r>
+        <w:rPr>
+          <w:rFonts w:ascii="Times New Roman" w:hAnsi="Times New Roman" w:cs="Times New Roman"/>
+        </w:rPr>
+        <w:t>nhà</w:t>
+      </w:r>
+      <w:proofErr w:type="spellEnd"/>
+      <w:r>
+        <w:rPr>
+          <w:rFonts w:ascii="Times New Roman" w:hAnsi="Times New Roman" w:cs="Times New Roman"/>
+        </w:rPr>
+        <w:t xml:space="preserve"> </w:t>
+      </w:r>
+      <w:proofErr w:type="spellStart"/>
+      <w:r>
+        <w:rPr>
+          <w:rFonts w:ascii="Times New Roman" w:hAnsi="Times New Roman" w:cs="Times New Roman"/>
+        </w:rPr>
+        <w:t>hàng</w:t>
+      </w:r>
+      <w:proofErr w:type="spellEnd"/>
+      <w:r>
+        <w:rPr>
+          <w:rFonts w:ascii="Times New Roman" w:hAnsi="Times New Roman" w:cs="Times New Roman"/>
+        </w:rPr>
+        <w:t xml:space="preserve"> hay </w:t>
+      </w:r>
+      <w:proofErr w:type="spellStart"/>
+      <w:r>
+        <w:rPr>
+          <w:rFonts w:ascii="Times New Roman" w:hAnsi="Times New Roman" w:cs="Times New Roman"/>
+        </w:rPr>
+        <w:t>không</w:t>
+      </w:r>
+      <w:proofErr w:type="spellEnd"/>
+      <w:r>
+        <w:rPr>
+          <w:rFonts w:ascii="Times New Roman" w:hAnsi="Times New Roman" w:cs="Times New Roman"/>
+        </w:rPr>
+        <w:t xml:space="preserve">. </w:t>
+      </w:r>
+      <w:proofErr w:type="spellStart"/>
+      <w:r>
+        <w:rPr>
+          <w:rFonts w:ascii="Times New Roman" w:hAnsi="Times New Roman" w:cs="Times New Roman"/>
+        </w:rPr>
+        <w:t>Sau</w:t>
+      </w:r>
+      <w:proofErr w:type="spellEnd"/>
+      <w:r>
+        <w:rPr>
+          <w:rFonts w:ascii="Times New Roman" w:hAnsi="Times New Roman" w:cs="Times New Roman"/>
+        </w:rPr>
+        <w:t xml:space="preserve"> </w:t>
+      </w:r>
+      <w:proofErr w:type="spellStart"/>
+      <w:r>
+        <w:rPr>
+          <w:rFonts w:ascii="Times New Roman" w:hAnsi="Times New Roman" w:cs="Times New Roman"/>
+        </w:rPr>
+        <w:t>khi</w:t>
+      </w:r>
+      <w:proofErr w:type="spellEnd"/>
+      <w:r>
+        <w:rPr>
+          <w:rFonts w:ascii="Times New Roman" w:hAnsi="Times New Roman" w:cs="Times New Roman"/>
+        </w:rPr>
+        <w:t xml:space="preserve"> </w:t>
+      </w:r>
+      <w:proofErr w:type="spellStart"/>
+      <w:r>
+        <w:rPr>
+          <w:rFonts w:ascii="Times New Roman" w:hAnsi="Times New Roman" w:cs="Times New Roman"/>
+        </w:rPr>
+        <w:t>xác</w:t>
+      </w:r>
+      <w:proofErr w:type="spellEnd"/>
+      <w:r>
+        <w:rPr>
+          <w:rFonts w:ascii="Times New Roman" w:hAnsi="Times New Roman" w:cs="Times New Roman"/>
+        </w:rPr>
+        <w:t xml:space="preserve"> </w:t>
+      </w:r>
+      <w:proofErr w:type="spellStart"/>
+      <w:r>
+        <w:rPr>
+          <w:rFonts w:ascii="Times New Roman" w:hAnsi="Times New Roman" w:cs="Times New Roman"/>
+        </w:rPr>
+        <w:t>thực</w:t>
+      </w:r>
+      <w:proofErr w:type="spellEnd"/>
+      <w:r>
+        <w:rPr>
+          <w:rFonts w:ascii="Times New Roman" w:hAnsi="Times New Roman" w:cs="Times New Roman"/>
+        </w:rPr>
+        <w:t xml:space="preserve"> </w:t>
+      </w:r>
+      <w:proofErr w:type="spellStart"/>
+      <w:r>
+        <w:rPr>
+          <w:rFonts w:ascii="Times New Roman" w:hAnsi="Times New Roman" w:cs="Times New Roman"/>
+        </w:rPr>
+        <w:t>thành</w:t>
+      </w:r>
+      <w:proofErr w:type="spellEnd"/>
+      <w:r>
+        <w:rPr>
+          <w:rFonts w:ascii="Times New Roman" w:hAnsi="Times New Roman" w:cs="Times New Roman"/>
+        </w:rPr>
+        <w:t xml:space="preserve"> </w:t>
+      </w:r>
+      <w:proofErr w:type="spellStart"/>
+      <w:r>
+        <w:rPr>
+          <w:rFonts w:ascii="Times New Roman" w:hAnsi="Times New Roman" w:cs="Times New Roman"/>
+        </w:rPr>
+        <w:t>công</w:t>
+      </w:r>
+      <w:proofErr w:type="spellEnd"/>
+      <w:r>
+        <w:rPr>
+          <w:rFonts w:ascii="Times New Roman" w:hAnsi="Times New Roman" w:cs="Times New Roman"/>
+        </w:rPr>
+        <w:t xml:space="preserve">, </w:t>
+      </w:r>
+      <w:proofErr w:type="spellStart"/>
+      <w:r>
+        <w:rPr>
+          <w:rFonts w:ascii="Times New Roman" w:hAnsi="Times New Roman" w:cs="Times New Roman"/>
+        </w:rPr>
+        <w:t>hệ</w:t>
+      </w:r>
+      <w:proofErr w:type="spellEnd"/>
+      <w:r>
+        <w:rPr>
+          <w:rFonts w:ascii="Times New Roman" w:hAnsi="Times New Roman" w:cs="Times New Roman"/>
+        </w:rPr>
+        <w:t xml:space="preserve"> </w:t>
+      </w:r>
+      <w:proofErr w:type="spellStart"/>
+      <w:r>
+        <w:rPr>
+          <w:rFonts w:ascii="Times New Roman" w:hAnsi="Times New Roman" w:cs="Times New Roman"/>
+        </w:rPr>
+        <w:t>thống</w:t>
+      </w:r>
+      <w:proofErr w:type="spellEnd"/>
+      <w:r>
+        <w:rPr>
+          <w:rFonts w:ascii="Times New Roman" w:hAnsi="Times New Roman" w:cs="Times New Roman"/>
+        </w:rPr>
+        <w:t xml:space="preserve"> </w:t>
+      </w:r>
+      <w:proofErr w:type="spellStart"/>
+      <w:r>
+        <w:rPr>
+          <w:rFonts w:ascii="Times New Roman" w:hAnsi="Times New Roman" w:cs="Times New Roman"/>
+        </w:rPr>
+        <w:t>kiểm</w:t>
+      </w:r>
+      <w:proofErr w:type="spellEnd"/>
+      <w:r>
+        <w:rPr>
+          <w:rFonts w:ascii="Times New Roman" w:hAnsi="Times New Roman" w:cs="Times New Roman"/>
+        </w:rPr>
+        <w:t xml:space="preserve"> </w:t>
+      </w:r>
+      <w:proofErr w:type="spellStart"/>
+      <w:r>
+        <w:rPr>
+          <w:rFonts w:ascii="Times New Roman" w:hAnsi="Times New Roman" w:cs="Times New Roman"/>
+        </w:rPr>
+        <w:t>tra</w:t>
+      </w:r>
+      <w:proofErr w:type="spellEnd"/>
+      <w:r>
+        <w:rPr>
+          <w:rFonts w:ascii="Times New Roman" w:hAnsi="Times New Roman" w:cs="Times New Roman"/>
+        </w:rPr>
+        <w:t xml:space="preserve"> </w:t>
+      </w:r>
+      <w:proofErr w:type="spellStart"/>
+      <w:r>
+        <w:rPr>
+          <w:rFonts w:ascii="Times New Roman" w:hAnsi="Times New Roman" w:cs="Times New Roman"/>
+        </w:rPr>
+        <w:t>món</w:t>
+      </w:r>
+      <w:proofErr w:type="spellEnd"/>
+      <w:r>
+        <w:rPr>
+          <w:rFonts w:ascii="Times New Roman" w:hAnsi="Times New Roman" w:cs="Times New Roman"/>
+        </w:rPr>
+        <w:t xml:space="preserve"> </w:t>
+      </w:r>
+      <w:proofErr w:type="spellStart"/>
+      <w:r>
+        <w:rPr>
+          <w:rFonts w:ascii="Times New Roman" w:hAnsi="Times New Roman" w:cs="Times New Roman"/>
+        </w:rPr>
+        <w:t>ăn</w:t>
+      </w:r>
+      <w:proofErr w:type="spellEnd"/>
+      <w:r>
+        <w:rPr>
+          <w:rFonts w:ascii="Times New Roman" w:hAnsi="Times New Roman" w:cs="Times New Roman"/>
+        </w:rPr>
+        <w:t xml:space="preserve"> </w:t>
+      </w:r>
+      <w:proofErr w:type="spellStart"/>
+      <w:r>
+        <w:rPr>
+          <w:rFonts w:ascii="Times New Roman" w:hAnsi="Times New Roman" w:cs="Times New Roman"/>
+        </w:rPr>
+        <w:t>đã</w:t>
+      </w:r>
+      <w:proofErr w:type="spellEnd"/>
+      <w:r>
+        <w:rPr>
+          <w:rFonts w:ascii="Times New Roman" w:hAnsi="Times New Roman" w:cs="Times New Roman"/>
+        </w:rPr>
+        <w:t xml:space="preserve"> </w:t>
+      </w:r>
+      <w:proofErr w:type="spellStart"/>
+      <w:r>
+        <w:rPr>
+          <w:rFonts w:ascii="Times New Roman" w:hAnsi="Times New Roman" w:cs="Times New Roman"/>
+        </w:rPr>
+        <w:t>tồn</w:t>
+      </w:r>
+      <w:proofErr w:type="spellEnd"/>
+      <w:r>
+        <w:rPr>
+          <w:rFonts w:ascii="Times New Roman" w:hAnsi="Times New Roman" w:cs="Times New Roman"/>
+        </w:rPr>
+        <w:t xml:space="preserve"> </w:t>
+      </w:r>
+      <w:proofErr w:type="spellStart"/>
+      <w:r>
+        <w:rPr>
+          <w:rFonts w:ascii="Times New Roman" w:hAnsi="Times New Roman" w:cs="Times New Roman"/>
+        </w:rPr>
+        <w:t>tại</w:t>
+      </w:r>
+      <w:proofErr w:type="spellEnd"/>
+      <w:r>
+        <w:rPr>
+          <w:rFonts w:ascii="Times New Roman" w:hAnsi="Times New Roman" w:cs="Times New Roman"/>
+        </w:rPr>
+        <w:t xml:space="preserve"> </w:t>
+      </w:r>
+      <w:proofErr w:type="spellStart"/>
+      <w:r>
+        <w:rPr>
+          <w:rFonts w:ascii="Times New Roman" w:hAnsi="Times New Roman" w:cs="Times New Roman"/>
+        </w:rPr>
+        <w:t>trong</w:t>
+      </w:r>
+      <w:proofErr w:type="spellEnd"/>
+      <w:r>
+        <w:rPr>
+          <w:rFonts w:ascii="Times New Roman" w:hAnsi="Times New Roman" w:cs="Times New Roman"/>
+        </w:rPr>
+        <w:t xml:space="preserve"> </w:t>
+      </w:r>
+      <w:proofErr w:type="spellStart"/>
+      <w:r>
+        <w:rPr>
+          <w:rFonts w:ascii="Times New Roman" w:hAnsi="Times New Roman" w:cs="Times New Roman"/>
+        </w:rPr>
+        <w:t>giỏ</w:t>
+      </w:r>
+      <w:proofErr w:type="spellEnd"/>
+      <w:r>
+        <w:rPr>
+          <w:rFonts w:ascii="Times New Roman" w:hAnsi="Times New Roman" w:cs="Times New Roman"/>
+        </w:rPr>
+        <w:t xml:space="preserve"> </w:t>
+      </w:r>
+      <w:proofErr w:type="spellStart"/>
+      <w:r>
+        <w:rPr>
+          <w:rFonts w:ascii="Times New Roman" w:hAnsi="Times New Roman" w:cs="Times New Roman"/>
+        </w:rPr>
+        <w:t>hàng</w:t>
+      </w:r>
+      <w:proofErr w:type="spellEnd"/>
+      <w:r>
+        <w:rPr>
+          <w:rFonts w:ascii="Times New Roman" w:hAnsi="Times New Roman" w:cs="Times New Roman"/>
+        </w:rPr>
+        <w:t xml:space="preserve"> </w:t>
+      </w:r>
+      <w:proofErr w:type="spellStart"/>
+      <w:r>
+        <w:rPr>
+          <w:rFonts w:ascii="Times New Roman" w:hAnsi="Times New Roman" w:cs="Times New Roman"/>
+        </w:rPr>
+        <w:t>chưa</w:t>
+      </w:r>
+      <w:proofErr w:type="spellEnd"/>
+      <w:r>
+        <w:rPr>
+          <w:rFonts w:ascii="Times New Roman" w:hAnsi="Times New Roman" w:cs="Times New Roman"/>
+        </w:rPr>
+        <w:t xml:space="preserve">. </w:t>
+      </w:r>
+      <w:proofErr w:type="spellStart"/>
+      <w:r>
+        <w:rPr>
+          <w:rFonts w:ascii="Times New Roman" w:hAnsi="Times New Roman" w:cs="Times New Roman"/>
+        </w:rPr>
+        <w:t>Nếu</w:t>
+      </w:r>
+      <w:proofErr w:type="spellEnd"/>
+      <w:r>
+        <w:rPr>
+          <w:rFonts w:ascii="Times New Roman" w:hAnsi="Times New Roman" w:cs="Times New Roman"/>
+        </w:rPr>
+        <w:t xml:space="preserve"> </w:t>
+      </w:r>
+      <w:proofErr w:type="spellStart"/>
+      <w:r>
+        <w:rPr>
+          <w:rFonts w:ascii="Times New Roman" w:hAnsi="Times New Roman" w:cs="Times New Roman"/>
+        </w:rPr>
+        <w:t>đã</w:t>
+      </w:r>
+      <w:proofErr w:type="spellEnd"/>
+      <w:r>
+        <w:rPr>
+          <w:rFonts w:ascii="Times New Roman" w:hAnsi="Times New Roman" w:cs="Times New Roman"/>
+        </w:rPr>
+        <w:t xml:space="preserve"> </w:t>
+      </w:r>
+      <w:proofErr w:type="spellStart"/>
+      <w:r>
+        <w:rPr>
+          <w:rFonts w:ascii="Times New Roman" w:hAnsi="Times New Roman" w:cs="Times New Roman"/>
+        </w:rPr>
+        <w:t>tồn</w:t>
+      </w:r>
+      <w:proofErr w:type="spellEnd"/>
+      <w:r>
+        <w:rPr>
+          <w:rFonts w:ascii="Times New Roman" w:hAnsi="Times New Roman" w:cs="Times New Roman"/>
+        </w:rPr>
+        <w:t xml:space="preserve"> </w:t>
+      </w:r>
+      <w:proofErr w:type="spellStart"/>
+      <w:r>
+        <w:rPr>
+          <w:rFonts w:ascii="Times New Roman" w:hAnsi="Times New Roman" w:cs="Times New Roman"/>
+        </w:rPr>
+        <w:t>tại</w:t>
+      </w:r>
+      <w:proofErr w:type="spellEnd"/>
+      <w:r>
+        <w:rPr>
+          <w:rFonts w:ascii="Times New Roman" w:hAnsi="Times New Roman" w:cs="Times New Roman"/>
+        </w:rPr>
+        <w:t xml:space="preserve">, </w:t>
+      </w:r>
+      <w:proofErr w:type="spellStart"/>
+      <w:r>
+        <w:rPr>
+          <w:rFonts w:ascii="Times New Roman" w:hAnsi="Times New Roman" w:cs="Times New Roman"/>
+        </w:rPr>
+        <w:t>số</w:t>
+      </w:r>
+      <w:proofErr w:type="spellEnd"/>
+      <w:r>
+        <w:rPr>
+          <w:rFonts w:ascii="Times New Roman" w:hAnsi="Times New Roman" w:cs="Times New Roman"/>
+        </w:rPr>
+        <w:t xml:space="preserve"> </w:t>
+      </w:r>
+      <w:proofErr w:type="spellStart"/>
+      <w:r>
+        <w:rPr>
+          <w:rFonts w:ascii="Times New Roman" w:hAnsi="Times New Roman" w:cs="Times New Roman"/>
+        </w:rPr>
+        <w:t>lượng</w:t>
+      </w:r>
+      <w:proofErr w:type="spellEnd"/>
+      <w:r>
+        <w:rPr>
+          <w:rFonts w:ascii="Times New Roman" w:hAnsi="Times New Roman" w:cs="Times New Roman"/>
+        </w:rPr>
+        <w:t xml:space="preserve"> </w:t>
+      </w:r>
+      <w:proofErr w:type="spellStart"/>
+      <w:r>
+        <w:rPr>
+          <w:rFonts w:ascii="Times New Roman" w:hAnsi="Times New Roman" w:cs="Times New Roman"/>
+        </w:rPr>
+        <w:t>sẽ</w:t>
+      </w:r>
+      <w:proofErr w:type="spellEnd"/>
+      <w:r>
+        <w:rPr>
+          <w:rFonts w:ascii="Times New Roman" w:hAnsi="Times New Roman" w:cs="Times New Roman"/>
+        </w:rPr>
+        <w:t xml:space="preserve"> </w:t>
+      </w:r>
+      <w:proofErr w:type="spellStart"/>
+      <w:r>
+        <w:rPr>
+          <w:rFonts w:ascii="Times New Roman" w:hAnsi="Times New Roman" w:cs="Times New Roman"/>
+        </w:rPr>
+        <w:t>được</w:t>
+      </w:r>
+      <w:proofErr w:type="spellEnd"/>
+      <w:r>
+        <w:rPr>
+          <w:rFonts w:ascii="Times New Roman" w:hAnsi="Times New Roman" w:cs="Times New Roman"/>
+        </w:rPr>
+        <w:t xml:space="preserve"> </w:t>
+      </w:r>
+      <w:proofErr w:type="spellStart"/>
+      <w:r>
+        <w:rPr>
+          <w:rFonts w:ascii="Times New Roman" w:hAnsi="Times New Roman" w:cs="Times New Roman"/>
+        </w:rPr>
+        <w:t>cập</w:t>
+      </w:r>
+      <w:proofErr w:type="spellEnd"/>
+      <w:r>
+        <w:rPr>
+          <w:rFonts w:ascii="Times New Roman" w:hAnsi="Times New Roman" w:cs="Times New Roman"/>
+        </w:rPr>
+        <w:t xml:space="preserve"> </w:t>
+      </w:r>
+      <w:proofErr w:type="spellStart"/>
+      <w:r>
+        <w:rPr>
+          <w:rFonts w:ascii="Times New Roman" w:hAnsi="Times New Roman" w:cs="Times New Roman"/>
+        </w:rPr>
+        <w:t>nhật</w:t>
+      </w:r>
+      <w:proofErr w:type="spellEnd"/>
+      <w:r>
+        <w:rPr>
+          <w:rFonts w:ascii="Times New Roman" w:hAnsi="Times New Roman" w:cs="Times New Roman"/>
+        </w:rPr>
+        <w:t xml:space="preserve"> </w:t>
+      </w:r>
+      <w:proofErr w:type="spellStart"/>
+      <w:r>
+        <w:rPr>
+          <w:rFonts w:ascii="Times New Roman" w:hAnsi="Times New Roman" w:cs="Times New Roman"/>
+        </w:rPr>
+        <w:t>sau</w:t>
+      </w:r>
+      <w:proofErr w:type="spellEnd"/>
+      <w:r>
+        <w:rPr>
+          <w:rFonts w:ascii="Times New Roman" w:hAnsi="Times New Roman" w:cs="Times New Roman"/>
+        </w:rPr>
+        <w:t xml:space="preserve"> </w:t>
+      </w:r>
+      <w:proofErr w:type="spellStart"/>
+      <w:r>
+        <w:rPr>
+          <w:rFonts w:ascii="Times New Roman" w:hAnsi="Times New Roman" w:cs="Times New Roman"/>
+        </w:rPr>
+        <w:t>khi</w:t>
+      </w:r>
+      <w:proofErr w:type="spellEnd"/>
+      <w:r>
+        <w:rPr>
+          <w:rFonts w:ascii="Times New Roman" w:hAnsi="Times New Roman" w:cs="Times New Roman"/>
+        </w:rPr>
+        <w:t xml:space="preserve"> </w:t>
+      </w:r>
+      <w:proofErr w:type="spellStart"/>
+      <w:r>
+        <w:rPr>
+          <w:rFonts w:ascii="Times New Roman" w:hAnsi="Times New Roman" w:cs="Times New Roman"/>
+        </w:rPr>
+        <w:t>đảm</w:t>
+      </w:r>
+      <w:proofErr w:type="spellEnd"/>
+      <w:r>
+        <w:rPr>
+          <w:rFonts w:ascii="Times New Roman" w:hAnsi="Times New Roman" w:cs="Times New Roman"/>
+        </w:rPr>
+        <w:t xml:space="preserve"> </w:t>
+      </w:r>
+      <w:proofErr w:type="spellStart"/>
+      <w:r>
+        <w:rPr>
+          <w:rFonts w:ascii="Times New Roman" w:hAnsi="Times New Roman" w:cs="Times New Roman"/>
+        </w:rPr>
+        <w:t>bảo</w:t>
+      </w:r>
+      <w:proofErr w:type="spellEnd"/>
+      <w:r>
+        <w:rPr>
+          <w:rFonts w:ascii="Times New Roman" w:hAnsi="Times New Roman" w:cs="Times New Roman"/>
+        </w:rPr>
+        <w:t xml:space="preserve"> </w:t>
+      </w:r>
+      <w:proofErr w:type="spellStart"/>
+      <w:r>
+        <w:rPr>
+          <w:rFonts w:ascii="Times New Roman" w:hAnsi="Times New Roman" w:cs="Times New Roman"/>
+        </w:rPr>
+        <w:t>không</w:t>
+      </w:r>
+      <w:proofErr w:type="spellEnd"/>
+      <w:r>
+        <w:rPr>
+          <w:rFonts w:ascii="Times New Roman" w:hAnsi="Times New Roman" w:cs="Times New Roman"/>
+        </w:rPr>
+        <w:t xml:space="preserve"> </w:t>
+      </w:r>
+      <w:proofErr w:type="spellStart"/>
+      <w:r>
+        <w:rPr>
+          <w:rFonts w:ascii="Times New Roman" w:hAnsi="Times New Roman" w:cs="Times New Roman"/>
+        </w:rPr>
+        <w:t>vượt</w:t>
+      </w:r>
+      <w:proofErr w:type="spellEnd"/>
+      <w:r>
+        <w:rPr>
+          <w:rFonts w:ascii="Times New Roman" w:hAnsi="Times New Roman" w:cs="Times New Roman"/>
+        </w:rPr>
+        <w:t xml:space="preserve"> </w:t>
+      </w:r>
+      <w:proofErr w:type="spellStart"/>
+      <w:r>
+        <w:rPr>
+          <w:rFonts w:ascii="Times New Roman" w:hAnsi="Times New Roman" w:cs="Times New Roman"/>
+        </w:rPr>
+        <w:t>quá</w:t>
+      </w:r>
+      <w:proofErr w:type="spellEnd"/>
+      <w:r>
+        <w:rPr>
+          <w:rFonts w:ascii="Times New Roman" w:hAnsi="Times New Roman" w:cs="Times New Roman"/>
+        </w:rPr>
+        <w:t xml:space="preserve"> </w:t>
+      </w:r>
+      <w:proofErr w:type="spellStart"/>
+      <w:r>
+        <w:rPr>
+          <w:rFonts w:ascii="Times New Roman" w:hAnsi="Times New Roman" w:cs="Times New Roman"/>
+        </w:rPr>
+        <w:t>giới</w:t>
+      </w:r>
+      <w:proofErr w:type="spellEnd"/>
+      <w:r>
+        <w:rPr>
+          <w:rFonts w:ascii="Times New Roman" w:hAnsi="Times New Roman" w:cs="Times New Roman"/>
+        </w:rPr>
+        <w:t xml:space="preserve"> </w:t>
+      </w:r>
+      <w:proofErr w:type="spellStart"/>
+      <w:r>
+        <w:rPr>
+          <w:rFonts w:ascii="Times New Roman" w:hAnsi="Times New Roman" w:cs="Times New Roman"/>
+        </w:rPr>
+        <w:t>hạn</w:t>
+      </w:r>
+      <w:proofErr w:type="spellEnd"/>
+      <w:r>
+        <w:rPr>
+          <w:rFonts w:ascii="Times New Roman" w:hAnsi="Times New Roman" w:cs="Times New Roman"/>
+        </w:rPr>
+        <w:t xml:space="preserve"> </w:t>
+      </w:r>
+      <w:proofErr w:type="spellStart"/>
+      <w:r>
+        <w:rPr>
+          <w:rFonts w:ascii="Times New Roman" w:hAnsi="Times New Roman" w:cs="Times New Roman"/>
+        </w:rPr>
+        <w:t>cho</w:t>
+      </w:r>
+      <w:proofErr w:type="spellEnd"/>
+      <w:r>
+        <w:rPr>
+          <w:rFonts w:ascii="Times New Roman" w:hAnsi="Times New Roman" w:cs="Times New Roman"/>
+        </w:rPr>
+        <w:t xml:space="preserve"> </w:t>
+      </w:r>
+      <w:proofErr w:type="spellStart"/>
+      <w:r>
+        <w:rPr>
+          <w:rFonts w:ascii="Times New Roman" w:hAnsi="Times New Roman" w:cs="Times New Roman"/>
+        </w:rPr>
+        <w:t>phép</w:t>
+      </w:r>
+      <w:proofErr w:type="spellEnd"/>
+      <w:r>
+        <w:rPr>
+          <w:rFonts w:ascii="Times New Roman" w:hAnsi="Times New Roman" w:cs="Times New Roman"/>
+        </w:rPr>
+        <w:t xml:space="preserve">; </w:t>
+      </w:r>
+      <w:proofErr w:type="spellStart"/>
+      <w:r>
+        <w:rPr>
+          <w:rFonts w:ascii="Times New Roman" w:hAnsi="Times New Roman" w:cs="Times New Roman"/>
+        </w:rPr>
+        <w:t>nếu</w:t>
+      </w:r>
+      <w:proofErr w:type="spellEnd"/>
+      <w:r>
+        <w:rPr>
+          <w:rFonts w:ascii="Times New Roman" w:hAnsi="Times New Roman" w:cs="Times New Roman"/>
+        </w:rPr>
+        <w:t xml:space="preserve"> </w:t>
+      </w:r>
+      <w:proofErr w:type="spellStart"/>
+      <w:r>
+        <w:rPr>
+          <w:rFonts w:ascii="Times New Roman" w:hAnsi="Times New Roman" w:cs="Times New Roman"/>
+        </w:rPr>
+        <w:t>chưa</w:t>
+      </w:r>
+      <w:proofErr w:type="spellEnd"/>
+      <w:r>
+        <w:rPr>
+          <w:rFonts w:ascii="Times New Roman" w:hAnsi="Times New Roman" w:cs="Times New Roman"/>
+        </w:rPr>
+        <w:t xml:space="preserve"> </w:t>
+      </w:r>
+      <w:proofErr w:type="spellStart"/>
+      <w:r>
+        <w:rPr>
+          <w:rFonts w:ascii="Times New Roman" w:hAnsi="Times New Roman" w:cs="Times New Roman"/>
+        </w:rPr>
+        <w:t>tồn</w:t>
+      </w:r>
+      <w:proofErr w:type="spellEnd"/>
+      <w:r>
+        <w:rPr>
+          <w:rFonts w:ascii="Times New Roman" w:hAnsi="Times New Roman" w:cs="Times New Roman"/>
+        </w:rPr>
+        <w:t xml:space="preserve"> </w:t>
+      </w:r>
+      <w:proofErr w:type="spellStart"/>
+      <w:r>
+        <w:rPr>
+          <w:rFonts w:ascii="Times New Roman" w:hAnsi="Times New Roman" w:cs="Times New Roman"/>
+        </w:rPr>
+        <w:t>tại</w:t>
+      </w:r>
+      <w:proofErr w:type="spellEnd"/>
+      <w:r>
+        <w:rPr>
+          <w:rFonts w:ascii="Times New Roman" w:hAnsi="Times New Roman" w:cs="Times New Roman"/>
+        </w:rPr>
+        <w:t xml:space="preserve">, </w:t>
+      </w:r>
+      <w:proofErr w:type="spellStart"/>
+      <w:r>
+        <w:rPr>
+          <w:rFonts w:ascii="Times New Roman" w:hAnsi="Times New Roman" w:cs="Times New Roman"/>
+        </w:rPr>
+        <w:t>một</w:t>
+      </w:r>
+      <w:proofErr w:type="spellEnd"/>
+      <w:r>
+        <w:rPr>
+          <w:rFonts w:ascii="Times New Roman" w:hAnsi="Times New Roman" w:cs="Times New Roman"/>
+        </w:rPr>
+        <w:t xml:space="preserve"> </w:t>
+      </w:r>
+      <w:proofErr w:type="spellStart"/>
+      <w:r>
+        <w:rPr>
+          <w:rFonts w:ascii="Times New Roman" w:hAnsi="Times New Roman" w:cs="Times New Roman"/>
+        </w:rPr>
+        <w:t>bản</w:t>
+      </w:r>
+      <w:proofErr w:type="spellEnd"/>
+      <w:r>
+        <w:rPr>
+          <w:rFonts w:ascii="Times New Roman" w:hAnsi="Times New Roman" w:cs="Times New Roman"/>
+        </w:rPr>
+        <w:t xml:space="preserve"> </w:t>
+      </w:r>
+      <w:proofErr w:type="spellStart"/>
+      <w:r>
+        <w:rPr>
+          <w:rFonts w:ascii="Times New Roman" w:hAnsi="Times New Roman" w:cs="Times New Roman"/>
+        </w:rPr>
+        <w:t>ghi</w:t>
+      </w:r>
+      <w:proofErr w:type="spellEnd"/>
+      <w:r>
+        <w:rPr>
+          <w:rFonts w:ascii="Times New Roman" w:hAnsi="Times New Roman" w:cs="Times New Roman"/>
+        </w:rPr>
+        <w:t xml:space="preserve"> </w:t>
+      </w:r>
+      <w:proofErr w:type="spellStart"/>
+      <w:r>
+        <w:rPr>
+          <w:rFonts w:ascii="Times New Roman" w:hAnsi="Times New Roman" w:cs="Times New Roman"/>
+        </w:rPr>
+        <w:t>CartItem</w:t>
+      </w:r>
+      <w:proofErr w:type="spellEnd"/>
+      <w:r>
+        <w:rPr>
+          <w:rFonts w:ascii="Times New Roman" w:hAnsi="Times New Roman" w:cs="Times New Roman"/>
+        </w:rPr>
+        <w:t xml:space="preserve"> </w:t>
+      </w:r>
+      <w:proofErr w:type="spellStart"/>
+      <w:r>
+        <w:rPr>
+          <w:rFonts w:ascii="Times New Roman" w:hAnsi="Times New Roman" w:cs="Times New Roman"/>
+        </w:rPr>
+        <w:t>mới</w:t>
+      </w:r>
+      <w:proofErr w:type="spellEnd"/>
+      <w:r>
+        <w:rPr>
+          <w:rFonts w:ascii="Times New Roman" w:hAnsi="Times New Roman" w:cs="Times New Roman"/>
+        </w:rPr>
+        <w:t xml:space="preserve"> </w:t>
+      </w:r>
+      <w:proofErr w:type="spellStart"/>
+      <w:r>
+        <w:rPr>
+          <w:rFonts w:ascii="Times New Roman" w:hAnsi="Times New Roman" w:cs="Times New Roman"/>
+        </w:rPr>
+        <w:t>sẽ</w:t>
+      </w:r>
+      <w:proofErr w:type="spellEnd"/>
+      <w:r>
+        <w:rPr>
+          <w:rFonts w:ascii="Times New Roman" w:hAnsi="Times New Roman" w:cs="Times New Roman"/>
+        </w:rPr>
+        <w:t xml:space="preserve"> </w:t>
+      </w:r>
+      <w:proofErr w:type="spellStart"/>
+      <w:r>
+        <w:rPr>
+          <w:rFonts w:ascii="Times New Roman" w:hAnsi="Times New Roman" w:cs="Times New Roman"/>
+        </w:rPr>
+        <w:t>được</w:t>
+      </w:r>
+      <w:proofErr w:type="spellEnd"/>
+      <w:r>
+        <w:rPr>
+          <w:rFonts w:ascii="Times New Roman" w:hAnsi="Times New Roman" w:cs="Times New Roman"/>
+        </w:rPr>
+        <w:t xml:space="preserve"> </w:t>
+      </w:r>
+      <w:proofErr w:type="spellStart"/>
+      <w:r>
+        <w:rPr>
+          <w:rFonts w:ascii="Times New Roman" w:hAnsi="Times New Roman" w:cs="Times New Roman"/>
+        </w:rPr>
+        <w:t>tạo</w:t>
+      </w:r>
+      <w:proofErr w:type="spellEnd"/>
+      <w:r>
+        <w:rPr>
+          <w:rFonts w:ascii="Times New Roman" w:hAnsi="Times New Roman" w:cs="Times New Roman"/>
+        </w:rPr>
+        <w:t xml:space="preserve">. </w:t>
+      </w:r>
+      <w:proofErr w:type="spellStart"/>
+      <w:r>
+        <w:rPr>
+          <w:rFonts w:ascii="Times New Roman" w:hAnsi="Times New Roman" w:cs="Times New Roman"/>
+        </w:rPr>
+        <w:t>Cuối</w:t>
+      </w:r>
+      <w:proofErr w:type="spellEnd"/>
+      <w:r>
+        <w:rPr>
+          <w:rFonts w:ascii="Times New Roman" w:hAnsi="Times New Roman" w:cs="Times New Roman"/>
+        </w:rPr>
+        <w:t xml:space="preserve"> </w:t>
+      </w:r>
+      <w:proofErr w:type="spellStart"/>
+      <w:r>
+        <w:rPr>
+          <w:rFonts w:ascii="Times New Roman" w:hAnsi="Times New Roman" w:cs="Times New Roman"/>
+        </w:rPr>
+        <w:t>cùng</w:t>
+      </w:r>
+      <w:proofErr w:type="spellEnd"/>
+      <w:r>
+        <w:rPr>
+          <w:rFonts w:ascii="Times New Roman" w:hAnsi="Times New Roman" w:cs="Times New Roman"/>
+        </w:rPr>
+        <w:t xml:space="preserve">, </w:t>
+      </w:r>
+      <w:proofErr w:type="spellStart"/>
+      <w:r>
+        <w:rPr>
+          <w:rFonts w:ascii="Times New Roman" w:hAnsi="Times New Roman" w:cs="Times New Roman"/>
+        </w:rPr>
+        <w:t>dữ</w:t>
+      </w:r>
+      <w:proofErr w:type="spellEnd"/>
+      <w:r>
+        <w:rPr>
+          <w:rFonts w:ascii="Times New Roman" w:hAnsi="Times New Roman" w:cs="Times New Roman"/>
+        </w:rPr>
+        <w:t xml:space="preserve"> </w:t>
+      </w:r>
+      <w:proofErr w:type="spellStart"/>
+      <w:r>
+        <w:rPr>
+          <w:rFonts w:ascii="Times New Roman" w:hAnsi="Times New Roman" w:cs="Times New Roman"/>
+        </w:rPr>
+        <w:t>liệu</w:t>
+      </w:r>
+      <w:proofErr w:type="spellEnd"/>
+      <w:r>
+        <w:rPr>
+          <w:rFonts w:ascii="Times New Roman" w:hAnsi="Times New Roman" w:cs="Times New Roman"/>
+        </w:rPr>
+        <w:t xml:space="preserve"> </w:t>
+      </w:r>
+      <w:proofErr w:type="spellStart"/>
+      <w:r>
+        <w:rPr>
+          <w:rFonts w:ascii="Times New Roman" w:hAnsi="Times New Roman" w:cs="Times New Roman"/>
+        </w:rPr>
+        <w:t>được</w:t>
+      </w:r>
+      <w:proofErr w:type="spellEnd"/>
+      <w:r>
+        <w:rPr>
+          <w:rFonts w:ascii="Times New Roman" w:hAnsi="Times New Roman" w:cs="Times New Roman"/>
+        </w:rPr>
+        <w:t xml:space="preserve"> </w:t>
+      </w:r>
+      <w:proofErr w:type="spellStart"/>
+      <w:r>
+        <w:rPr>
+          <w:rFonts w:ascii="Times New Roman" w:hAnsi="Times New Roman" w:cs="Times New Roman"/>
+        </w:rPr>
+        <w:t>lưu</w:t>
+      </w:r>
+      <w:proofErr w:type="spellEnd"/>
+      <w:r>
+        <w:rPr>
+          <w:rFonts w:ascii="Times New Roman" w:hAnsi="Times New Roman" w:cs="Times New Roman"/>
+        </w:rPr>
+        <w:t xml:space="preserve"> </w:t>
+      </w:r>
+      <w:proofErr w:type="spellStart"/>
+      <w:r>
+        <w:rPr>
+          <w:rFonts w:ascii="Times New Roman" w:hAnsi="Times New Roman" w:cs="Times New Roman"/>
+        </w:rPr>
+        <w:t>vào</w:t>
+      </w:r>
+      <w:proofErr w:type="spellEnd"/>
+      <w:r>
+        <w:rPr>
+          <w:rFonts w:ascii="Times New Roman" w:hAnsi="Times New Roman" w:cs="Times New Roman"/>
+        </w:rPr>
+        <w:t xml:space="preserve"> </w:t>
+      </w:r>
+      <w:proofErr w:type="spellStart"/>
+      <w:r>
+        <w:rPr>
+          <w:rFonts w:ascii="Times New Roman" w:hAnsi="Times New Roman" w:cs="Times New Roman"/>
+        </w:rPr>
+        <w:t>cơ</w:t>
+      </w:r>
+      <w:proofErr w:type="spellEnd"/>
+      <w:r>
+        <w:rPr>
+          <w:rFonts w:ascii="Times New Roman" w:hAnsi="Times New Roman" w:cs="Times New Roman"/>
+        </w:rPr>
+        <w:t xml:space="preserve"> </w:t>
+      </w:r>
+      <w:proofErr w:type="spellStart"/>
+      <w:r>
+        <w:rPr>
+          <w:rFonts w:ascii="Times New Roman" w:hAnsi="Times New Roman" w:cs="Times New Roman"/>
+        </w:rPr>
+        <w:t>sở</w:t>
+      </w:r>
+      <w:proofErr w:type="spellEnd"/>
+      <w:r>
+        <w:rPr>
+          <w:rFonts w:ascii="Times New Roman" w:hAnsi="Times New Roman" w:cs="Times New Roman"/>
+        </w:rPr>
+        <w:t xml:space="preserve"> </w:t>
+      </w:r>
+      <w:proofErr w:type="spellStart"/>
+      <w:r>
+        <w:rPr>
+          <w:rFonts w:ascii="Times New Roman" w:hAnsi="Times New Roman" w:cs="Times New Roman"/>
+        </w:rPr>
+        <w:t>dữ</w:t>
+      </w:r>
+      <w:proofErr w:type="spellEnd"/>
+      <w:r>
+        <w:rPr>
+          <w:rFonts w:ascii="Times New Roman" w:hAnsi="Times New Roman" w:cs="Times New Roman"/>
+        </w:rPr>
+        <w:t xml:space="preserve"> </w:t>
+      </w:r>
+      <w:proofErr w:type="spellStart"/>
+      <w:r>
+        <w:rPr>
+          <w:rFonts w:ascii="Times New Roman" w:hAnsi="Times New Roman" w:cs="Times New Roman"/>
+        </w:rPr>
+        <w:t>liệu</w:t>
+      </w:r>
+      <w:proofErr w:type="spellEnd"/>
+      <w:r>
+        <w:rPr>
+          <w:rFonts w:ascii="Times New Roman" w:hAnsi="Times New Roman" w:cs="Times New Roman"/>
+        </w:rPr>
+        <w:t xml:space="preserve"> </w:t>
+      </w:r>
+      <w:proofErr w:type="spellStart"/>
+      <w:r>
+        <w:rPr>
+          <w:rFonts w:ascii="Times New Roman" w:hAnsi="Times New Roman" w:cs="Times New Roman"/>
+        </w:rPr>
+        <w:t>và</w:t>
+      </w:r>
+      <w:proofErr w:type="spellEnd"/>
+      <w:r>
+        <w:rPr>
+          <w:rFonts w:ascii="Times New Roman" w:hAnsi="Times New Roman" w:cs="Times New Roman"/>
+        </w:rPr>
+        <w:t xml:space="preserve"> </w:t>
+      </w:r>
+      <w:proofErr w:type="spellStart"/>
+      <w:r>
+        <w:rPr>
+          <w:rFonts w:ascii="Times New Roman" w:hAnsi="Times New Roman" w:cs="Times New Roman"/>
+        </w:rPr>
+        <w:t>hệ</w:t>
+      </w:r>
+      <w:proofErr w:type="spellEnd"/>
+      <w:r>
+        <w:rPr>
+          <w:rFonts w:ascii="Times New Roman" w:hAnsi="Times New Roman" w:cs="Times New Roman"/>
+        </w:rPr>
+        <w:t xml:space="preserve"> </w:t>
+      </w:r>
+      <w:proofErr w:type="spellStart"/>
+      <w:r>
+        <w:rPr>
+          <w:rFonts w:ascii="Times New Roman" w:hAnsi="Times New Roman" w:cs="Times New Roman"/>
+        </w:rPr>
+        <w:t>thống</w:t>
+      </w:r>
+      <w:proofErr w:type="spellEnd"/>
+      <w:r>
+        <w:rPr>
+          <w:rFonts w:ascii="Times New Roman" w:hAnsi="Times New Roman" w:cs="Times New Roman"/>
+        </w:rPr>
+        <w:t xml:space="preserve"> </w:t>
+      </w:r>
+      <w:proofErr w:type="spellStart"/>
+      <w:r>
+        <w:rPr>
+          <w:rFonts w:ascii="Times New Roman" w:hAnsi="Times New Roman" w:cs="Times New Roman"/>
+        </w:rPr>
+        <w:t>trả</w:t>
+      </w:r>
+      <w:proofErr w:type="spellEnd"/>
+      <w:r>
+        <w:rPr>
+          <w:rFonts w:ascii="Times New Roman" w:hAnsi="Times New Roman" w:cs="Times New Roman"/>
+        </w:rPr>
+        <w:t xml:space="preserve"> </w:t>
+      </w:r>
+      <w:proofErr w:type="spellStart"/>
+      <w:r>
+        <w:rPr>
+          <w:rFonts w:ascii="Times New Roman" w:hAnsi="Times New Roman" w:cs="Times New Roman"/>
+        </w:rPr>
+        <w:t>về</w:t>
+      </w:r>
+      <w:proofErr w:type="spellEnd"/>
+      <w:r>
+        <w:rPr>
+          <w:rFonts w:ascii="Times New Roman" w:hAnsi="Times New Roman" w:cs="Times New Roman"/>
+        </w:rPr>
+        <w:t xml:space="preserve"> </w:t>
+      </w:r>
+      <w:proofErr w:type="spellStart"/>
+      <w:r>
+        <w:rPr>
+          <w:rFonts w:ascii="Times New Roman" w:hAnsi="Times New Roman" w:cs="Times New Roman"/>
+        </w:rPr>
+        <w:t>phản</w:t>
+      </w:r>
+      <w:proofErr w:type="spellEnd"/>
+      <w:r>
+        <w:rPr>
+          <w:rFonts w:ascii="Times New Roman" w:hAnsi="Times New Roman" w:cs="Times New Roman"/>
+        </w:rPr>
+        <w:t xml:space="preserve"> </w:t>
+      </w:r>
+      <w:proofErr w:type="spellStart"/>
+      <w:r>
+        <w:rPr>
+          <w:rFonts w:ascii="Times New Roman" w:hAnsi="Times New Roman" w:cs="Times New Roman"/>
+        </w:rPr>
+        <w:t>hồi</w:t>
+      </w:r>
+      <w:proofErr w:type="spellEnd"/>
+      <w:r>
+        <w:rPr>
+          <w:rFonts w:ascii="Times New Roman" w:hAnsi="Times New Roman" w:cs="Times New Roman"/>
+        </w:rPr>
+        <w:t xml:space="preserve"> </w:t>
+      </w:r>
+      <w:proofErr w:type="spellStart"/>
+      <w:r>
+        <w:rPr>
+          <w:rFonts w:ascii="Times New Roman" w:hAnsi="Times New Roman" w:cs="Times New Roman"/>
+        </w:rPr>
+        <w:t>thành</w:t>
+      </w:r>
+      <w:proofErr w:type="spellEnd"/>
+      <w:r>
+        <w:rPr>
+          <w:rFonts w:ascii="Times New Roman" w:hAnsi="Times New Roman" w:cs="Times New Roman"/>
+        </w:rPr>
+        <w:t xml:space="preserve"> </w:t>
+      </w:r>
+      <w:proofErr w:type="spellStart"/>
+      <w:r>
+        <w:rPr>
+          <w:rFonts w:ascii="Times New Roman" w:hAnsi="Times New Roman" w:cs="Times New Roman"/>
+        </w:rPr>
+        <w:t>công</w:t>
+      </w:r>
+      <w:proofErr w:type="spellEnd"/>
+      <w:r>
+        <w:rPr>
+          <w:rFonts w:ascii="Times New Roman" w:hAnsi="Times New Roman" w:cs="Times New Roman"/>
+        </w:rPr>
+        <w:t xml:space="preserve"> </w:t>
+      </w:r>
+      <w:proofErr w:type="spellStart"/>
+      <w:r>
+        <w:rPr>
+          <w:rFonts w:ascii="Times New Roman" w:hAnsi="Times New Roman" w:cs="Times New Roman"/>
+        </w:rPr>
+        <w:t>cho</w:t>
+      </w:r>
+      <w:proofErr w:type="spellEnd"/>
+      <w:r>
+        <w:rPr>
+          <w:rFonts w:ascii="Times New Roman" w:hAnsi="Times New Roman" w:cs="Times New Roman"/>
+        </w:rPr>
+        <w:t xml:space="preserve"> </w:t>
+      </w:r>
+      <w:proofErr w:type="spellStart"/>
+      <w:r>
+        <w:rPr>
+          <w:rFonts w:ascii="Times New Roman" w:hAnsi="Times New Roman" w:cs="Times New Roman"/>
+        </w:rPr>
+        <w:t>người</w:t>
+      </w:r>
+      <w:proofErr w:type="spellEnd"/>
+      <w:r>
+        <w:rPr>
+          <w:rFonts w:ascii="Times New Roman" w:hAnsi="Times New Roman" w:cs="Times New Roman"/>
+        </w:rPr>
+        <w:t xml:space="preserve"> </w:t>
+      </w:r>
+      <w:proofErr w:type="spellStart"/>
+      <w:r>
+        <w:rPr>
+          <w:rFonts w:ascii="Times New Roman" w:hAnsi="Times New Roman" w:cs="Times New Roman"/>
+        </w:rPr>
+        <w:t>dùng</w:t>
+      </w:r>
+      <w:proofErr w:type="spellEnd"/>
+      <w:r>
+        <w:rPr>
+          <w:rFonts w:ascii="Times New Roman" w:hAnsi="Times New Roman" w:cs="Times New Roman"/>
+        </w:rPr>
+        <w:t xml:space="preserve">. </w:t>
+      </w:r>
+      <w:proofErr w:type="spellStart"/>
+      <w:r>
+        <w:rPr>
+          <w:rFonts w:ascii="Times New Roman" w:hAnsi="Times New Roman" w:cs="Times New Roman"/>
+        </w:rPr>
+        <w:t>Các</w:t>
+      </w:r>
+      <w:proofErr w:type="spellEnd"/>
+      <w:r>
+        <w:rPr>
+          <w:rFonts w:ascii="Times New Roman" w:hAnsi="Times New Roman" w:cs="Times New Roman"/>
+        </w:rPr>
+        <w:t xml:space="preserve"> </w:t>
+      </w:r>
+      <w:proofErr w:type="spellStart"/>
+      <w:r>
+        <w:rPr>
+          <w:rFonts w:ascii="Times New Roman" w:hAnsi="Times New Roman" w:cs="Times New Roman"/>
+        </w:rPr>
+        <w:t>trường</w:t>
+      </w:r>
+      <w:proofErr w:type="spellEnd"/>
+      <w:r>
+        <w:rPr>
+          <w:rFonts w:ascii="Times New Roman" w:hAnsi="Times New Roman" w:cs="Times New Roman"/>
+        </w:rPr>
+        <w:t xml:space="preserve"> </w:t>
+      </w:r>
+      <w:proofErr w:type="spellStart"/>
+      <w:r>
+        <w:rPr>
+          <w:rFonts w:ascii="Times New Roman" w:hAnsi="Times New Roman" w:cs="Times New Roman"/>
+        </w:rPr>
+        <w:t>hợp</w:t>
+      </w:r>
+      <w:proofErr w:type="spellEnd"/>
+      <w:r>
+        <w:rPr>
+          <w:rFonts w:ascii="Times New Roman" w:hAnsi="Times New Roman" w:cs="Times New Roman"/>
+        </w:rPr>
+        <w:t xml:space="preserve"> vi </w:t>
+      </w:r>
+      <w:proofErr w:type="spellStart"/>
+      <w:r>
+        <w:rPr>
+          <w:rFonts w:ascii="Times New Roman" w:hAnsi="Times New Roman" w:cs="Times New Roman"/>
+        </w:rPr>
+        <w:t>phạm</w:t>
+      </w:r>
+      <w:proofErr w:type="spellEnd"/>
+      <w:r>
+        <w:rPr>
+          <w:rFonts w:ascii="Times New Roman" w:hAnsi="Times New Roman" w:cs="Times New Roman"/>
+        </w:rPr>
+        <w:t xml:space="preserve"> </w:t>
+      </w:r>
+      <w:proofErr w:type="spellStart"/>
+      <w:r>
+        <w:rPr>
+          <w:rFonts w:ascii="Times New Roman" w:hAnsi="Times New Roman" w:cs="Times New Roman"/>
+        </w:rPr>
+        <w:t>quyền</w:t>
+      </w:r>
+      <w:proofErr w:type="spellEnd"/>
+      <w:r>
+        <w:rPr>
+          <w:rFonts w:ascii="Times New Roman" w:hAnsi="Times New Roman" w:cs="Times New Roman"/>
+        </w:rPr>
+        <w:t xml:space="preserve"> </w:t>
+      </w:r>
+      <w:proofErr w:type="spellStart"/>
+      <w:r>
+        <w:rPr>
+          <w:rFonts w:ascii="Times New Roman" w:hAnsi="Times New Roman" w:cs="Times New Roman"/>
+        </w:rPr>
+        <w:t>truy</w:t>
+      </w:r>
+      <w:proofErr w:type="spellEnd"/>
+      <w:r>
+        <w:rPr>
+          <w:rFonts w:ascii="Times New Roman" w:hAnsi="Times New Roman" w:cs="Times New Roman"/>
+        </w:rPr>
+        <w:t xml:space="preserve"> </w:t>
+      </w:r>
+      <w:proofErr w:type="spellStart"/>
+      <w:r>
+        <w:rPr>
+          <w:rFonts w:ascii="Times New Roman" w:hAnsi="Times New Roman" w:cs="Times New Roman"/>
+        </w:rPr>
+        <w:t>cập</w:t>
+      </w:r>
+      <w:proofErr w:type="spellEnd"/>
+      <w:r>
+        <w:rPr>
+          <w:rFonts w:ascii="Times New Roman" w:hAnsi="Times New Roman" w:cs="Times New Roman"/>
+        </w:rPr>
+        <w:t xml:space="preserve">, </w:t>
+      </w:r>
+      <w:proofErr w:type="spellStart"/>
+      <w:r>
+        <w:rPr>
+          <w:rFonts w:ascii="Times New Roman" w:hAnsi="Times New Roman" w:cs="Times New Roman"/>
+        </w:rPr>
+        <w:t>món</w:t>
+      </w:r>
+      <w:proofErr w:type="spellEnd"/>
+      <w:r>
+        <w:rPr>
+          <w:rFonts w:ascii="Times New Roman" w:hAnsi="Times New Roman" w:cs="Times New Roman"/>
+        </w:rPr>
+        <w:t xml:space="preserve"> </w:t>
+      </w:r>
+      <w:proofErr w:type="spellStart"/>
+      <w:r>
+        <w:rPr>
+          <w:rFonts w:ascii="Times New Roman" w:hAnsi="Times New Roman" w:cs="Times New Roman"/>
+        </w:rPr>
+        <w:t>ăn</w:t>
+      </w:r>
+      <w:proofErr w:type="spellEnd"/>
+      <w:r>
+        <w:rPr>
+          <w:rFonts w:ascii="Times New Roman" w:hAnsi="Times New Roman" w:cs="Times New Roman"/>
+        </w:rPr>
+        <w:t xml:space="preserve"> </w:t>
+      </w:r>
+      <w:proofErr w:type="spellStart"/>
+      <w:r>
+        <w:rPr>
+          <w:rFonts w:ascii="Times New Roman" w:hAnsi="Times New Roman" w:cs="Times New Roman"/>
+        </w:rPr>
+        <w:t>không</w:t>
+      </w:r>
+      <w:proofErr w:type="spellEnd"/>
+      <w:r>
+        <w:rPr>
+          <w:rFonts w:ascii="Times New Roman" w:hAnsi="Times New Roman" w:cs="Times New Roman"/>
+        </w:rPr>
+        <w:t xml:space="preserve"> </w:t>
+      </w:r>
+      <w:proofErr w:type="spellStart"/>
+      <w:r>
+        <w:rPr>
+          <w:rFonts w:ascii="Times New Roman" w:hAnsi="Times New Roman" w:cs="Times New Roman"/>
+        </w:rPr>
+        <w:t>tồn</w:t>
+      </w:r>
+      <w:proofErr w:type="spellEnd"/>
+      <w:r>
+        <w:rPr>
+          <w:rFonts w:ascii="Times New Roman" w:hAnsi="Times New Roman" w:cs="Times New Roman"/>
+        </w:rPr>
+        <w:t xml:space="preserve"> </w:t>
+      </w:r>
+      <w:proofErr w:type="spellStart"/>
+      <w:r>
+        <w:rPr>
+          <w:rFonts w:ascii="Times New Roman" w:hAnsi="Times New Roman" w:cs="Times New Roman"/>
+        </w:rPr>
+        <w:t>tại</w:t>
+      </w:r>
+      <w:proofErr w:type="spellEnd"/>
+      <w:r>
+        <w:rPr>
+          <w:rFonts w:ascii="Times New Roman" w:hAnsi="Times New Roman" w:cs="Times New Roman"/>
+        </w:rPr>
+        <w:t xml:space="preserve"> </w:t>
+      </w:r>
+      <w:proofErr w:type="spellStart"/>
+      <w:r>
+        <w:rPr>
+          <w:rFonts w:ascii="Times New Roman" w:hAnsi="Times New Roman" w:cs="Times New Roman"/>
+        </w:rPr>
+        <w:t>hoặc</w:t>
+      </w:r>
+      <w:proofErr w:type="spellEnd"/>
+      <w:r>
+        <w:rPr>
+          <w:rFonts w:ascii="Times New Roman" w:hAnsi="Times New Roman" w:cs="Times New Roman"/>
+        </w:rPr>
+        <w:t xml:space="preserve"> </w:t>
+      </w:r>
+      <w:proofErr w:type="spellStart"/>
+      <w:r>
+        <w:rPr>
+          <w:rFonts w:ascii="Times New Roman" w:hAnsi="Times New Roman" w:cs="Times New Roman"/>
+        </w:rPr>
+        <w:t>món</w:t>
+      </w:r>
+      <w:proofErr w:type="spellEnd"/>
+      <w:r>
+        <w:rPr>
+          <w:rFonts w:ascii="Times New Roman" w:hAnsi="Times New Roman" w:cs="Times New Roman"/>
+        </w:rPr>
+        <w:t xml:space="preserve"> </w:t>
+      </w:r>
+      <w:proofErr w:type="spellStart"/>
+      <w:r>
+        <w:rPr>
+          <w:rFonts w:ascii="Times New Roman" w:hAnsi="Times New Roman" w:cs="Times New Roman"/>
+        </w:rPr>
+        <w:t>ăn</w:t>
+      </w:r>
+      <w:proofErr w:type="spellEnd"/>
+      <w:r>
+        <w:rPr>
+          <w:rFonts w:ascii="Times New Roman" w:hAnsi="Times New Roman" w:cs="Times New Roman"/>
+        </w:rPr>
+        <w:t xml:space="preserve"> </w:t>
+      </w:r>
+      <w:proofErr w:type="spellStart"/>
+      <w:r>
+        <w:rPr>
+          <w:rFonts w:ascii="Times New Roman" w:hAnsi="Times New Roman" w:cs="Times New Roman"/>
+        </w:rPr>
+        <w:t>không</w:t>
+      </w:r>
+      <w:proofErr w:type="spellEnd"/>
+      <w:r>
+        <w:rPr>
+          <w:rFonts w:ascii="Times New Roman" w:hAnsi="Times New Roman" w:cs="Times New Roman"/>
+        </w:rPr>
+        <w:t xml:space="preserve"> </w:t>
+      </w:r>
+      <w:proofErr w:type="spellStart"/>
+      <w:r>
+        <w:rPr>
+          <w:rFonts w:ascii="Times New Roman" w:hAnsi="Times New Roman" w:cs="Times New Roman"/>
+        </w:rPr>
+        <w:t>thuộc</w:t>
+      </w:r>
+      <w:proofErr w:type="spellEnd"/>
+      <w:r>
+        <w:rPr>
+          <w:rFonts w:ascii="Times New Roman" w:hAnsi="Times New Roman" w:cs="Times New Roman"/>
+        </w:rPr>
+        <w:t xml:space="preserve"> </w:t>
+      </w:r>
+      <w:proofErr w:type="spellStart"/>
+      <w:r>
+        <w:rPr>
+          <w:rFonts w:ascii="Times New Roman" w:hAnsi="Times New Roman" w:cs="Times New Roman"/>
+        </w:rPr>
+        <w:t>nhà</w:t>
+      </w:r>
+      <w:proofErr w:type="spellEnd"/>
+      <w:r>
+        <w:rPr>
+          <w:rFonts w:ascii="Times New Roman" w:hAnsi="Times New Roman" w:cs="Times New Roman"/>
+        </w:rPr>
+        <w:t xml:space="preserve"> </w:t>
+      </w:r>
+      <w:proofErr w:type="spellStart"/>
+      <w:r>
+        <w:rPr>
+          <w:rFonts w:ascii="Times New Roman" w:hAnsi="Times New Roman" w:cs="Times New Roman"/>
+        </w:rPr>
+        <w:t>hàng</w:t>
+      </w:r>
+      <w:proofErr w:type="spellEnd"/>
+      <w:r>
+        <w:rPr>
+          <w:rFonts w:ascii="Times New Roman" w:hAnsi="Times New Roman" w:cs="Times New Roman"/>
+        </w:rPr>
+        <w:t xml:space="preserve"> </w:t>
+      </w:r>
+      <w:proofErr w:type="spellStart"/>
+      <w:r>
+        <w:rPr>
+          <w:rFonts w:ascii="Times New Roman" w:hAnsi="Times New Roman" w:cs="Times New Roman"/>
+        </w:rPr>
+        <w:t>được</w:t>
+      </w:r>
+      <w:proofErr w:type="spellEnd"/>
+      <w:r>
+        <w:rPr>
+          <w:rFonts w:ascii="Times New Roman" w:hAnsi="Times New Roman" w:cs="Times New Roman"/>
+        </w:rPr>
+        <w:t xml:space="preserve"> </w:t>
+      </w:r>
+      <w:proofErr w:type="spellStart"/>
+      <w:r>
+        <w:rPr>
+          <w:rFonts w:ascii="Times New Roman" w:hAnsi="Times New Roman" w:cs="Times New Roman"/>
+        </w:rPr>
+        <w:t>chỉ</w:t>
+      </w:r>
+      <w:proofErr w:type="spellEnd"/>
+      <w:r>
+        <w:rPr>
+          <w:rFonts w:ascii="Times New Roman" w:hAnsi="Times New Roman" w:cs="Times New Roman"/>
+        </w:rPr>
+        <w:t xml:space="preserve"> </w:t>
+      </w:r>
+      <w:proofErr w:type="spellStart"/>
+      <w:r>
+        <w:rPr>
+          <w:rFonts w:ascii="Times New Roman" w:hAnsi="Times New Roman" w:cs="Times New Roman"/>
+        </w:rPr>
+        <w:t>định</w:t>
+      </w:r>
+      <w:proofErr w:type="spellEnd"/>
+      <w:r>
+        <w:rPr>
+          <w:rFonts w:ascii="Times New Roman" w:hAnsi="Times New Roman" w:cs="Times New Roman"/>
+        </w:rPr>
+        <w:t xml:space="preserve"> </w:t>
+      </w:r>
+      <w:proofErr w:type="spellStart"/>
+      <w:r>
+        <w:rPr>
+          <w:rFonts w:ascii="Times New Roman" w:hAnsi="Times New Roman" w:cs="Times New Roman"/>
+        </w:rPr>
+        <w:t>sẽ</w:t>
+      </w:r>
+      <w:proofErr w:type="spellEnd"/>
+      <w:r>
+        <w:rPr>
+          <w:rFonts w:ascii="Times New Roman" w:hAnsi="Times New Roman" w:cs="Times New Roman"/>
+        </w:rPr>
+        <w:t xml:space="preserve"> </w:t>
+      </w:r>
+      <w:proofErr w:type="spellStart"/>
+      <w:r>
+        <w:rPr>
+          <w:rFonts w:ascii="Times New Roman" w:hAnsi="Times New Roman" w:cs="Times New Roman"/>
+        </w:rPr>
+        <w:t>được</w:t>
+      </w:r>
+      <w:proofErr w:type="spellEnd"/>
+      <w:r>
+        <w:rPr>
+          <w:rFonts w:ascii="Times New Roman" w:hAnsi="Times New Roman" w:cs="Times New Roman"/>
+        </w:rPr>
+        <w:t xml:space="preserve"> </w:t>
+      </w:r>
+      <w:proofErr w:type="spellStart"/>
+      <w:r>
+        <w:rPr>
+          <w:rFonts w:ascii="Times New Roman" w:hAnsi="Times New Roman" w:cs="Times New Roman"/>
+        </w:rPr>
+        <w:t>xử</w:t>
+      </w:r>
+      <w:proofErr w:type="spellEnd"/>
+      <w:r>
+        <w:rPr>
+          <w:rFonts w:ascii="Times New Roman" w:hAnsi="Times New Roman" w:cs="Times New Roman"/>
+        </w:rPr>
+        <w:t xml:space="preserve"> </w:t>
+      </w:r>
+      <w:proofErr w:type="spellStart"/>
+      <w:r>
+        <w:rPr>
+          <w:rFonts w:ascii="Times New Roman" w:hAnsi="Times New Roman" w:cs="Times New Roman"/>
+        </w:rPr>
+        <w:t>lý</w:t>
+      </w:r>
+      <w:proofErr w:type="spellEnd"/>
+      <w:r>
+        <w:rPr>
+          <w:rFonts w:ascii="Times New Roman" w:hAnsi="Times New Roman" w:cs="Times New Roman"/>
+        </w:rPr>
+        <w:t xml:space="preserve"> </w:t>
+      </w:r>
+      <w:proofErr w:type="spellStart"/>
+      <w:r>
+        <w:rPr>
+          <w:rFonts w:ascii="Times New Roman" w:hAnsi="Times New Roman" w:cs="Times New Roman"/>
+        </w:rPr>
+        <w:t>bằng</w:t>
+      </w:r>
+      <w:proofErr w:type="spellEnd"/>
+      <w:r>
+        <w:rPr>
+          <w:rFonts w:ascii="Times New Roman" w:hAnsi="Times New Roman" w:cs="Times New Roman"/>
+        </w:rPr>
+        <w:t xml:space="preserve"> </w:t>
+      </w:r>
+      <w:proofErr w:type="spellStart"/>
+      <w:r>
+        <w:rPr>
+          <w:rFonts w:ascii="Times New Roman" w:hAnsi="Times New Roman" w:cs="Times New Roman"/>
+        </w:rPr>
+        <w:t>các</w:t>
+      </w:r>
+      <w:proofErr w:type="spellEnd"/>
+      <w:r>
+        <w:rPr>
+          <w:rFonts w:ascii="Times New Roman" w:hAnsi="Times New Roman" w:cs="Times New Roman"/>
+        </w:rPr>
+        <w:t xml:space="preserve"> </w:t>
+      </w:r>
+      <w:proofErr w:type="spellStart"/>
+      <w:r>
+        <w:rPr>
+          <w:rFonts w:ascii="Times New Roman" w:hAnsi="Times New Roman" w:cs="Times New Roman"/>
+        </w:rPr>
+        <w:t>ngoại</w:t>
+      </w:r>
+      <w:proofErr w:type="spellEnd"/>
+      <w:r>
+        <w:rPr>
+          <w:rFonts w:ascii="Times New Roman" w:hAnsi="Times New Roman" w:cs="Times New Roman"/>
+        </w:rPr>
+        <w:t xml:space="preserve"> </w:t>
+      </w:r>
+      <w:proofErr w:type="spellStart"/>
+      <w:r>
+        <w:rPr>
+          <w:rFonts w:ascii="Times New Roman" w:hAnsi="Times New Roman" w:cs="Times New Roman"/>
+        </w:rPr>
+        <w:t>lệ</w:t>
+      </w:r>
+      <w:proofErr w:type="spellEnd"/>
+      <w:r>
+        <w:rPr>
+          <w:rFonts w:ascii="Times New Roman" w:hAnsi="Times New Roman" w:cs="Times New Roman"/>
+        </w:rPr>
+        <w:t xml:space="preserve"> </w:t>
+      </w:r>
+      <w:proofErr w:type="spellStart"/>
+      <w:r>
+        <w:rPr>
+          <w:rFonts w:ascii="Times New Roman" w:hAnsi="Times New Roman" w:cs="Times New Roman"/>
+        </w:rPr>
+        <w:t>tương</w:t>
+      </w:r>
+      <w:proofErr w:type="spellEnd"/>
+      <w:r>
+        <w:rPr>
+          <w:rFonts w:ascii="Times New Roman" w:hAnsi="Times New Roman" w:cs="Times New Roman"/>
+        </w:rPr>
+        <w:t xml:space="preserve"> </w:t>
+      </w:r>
+      <w:proofErr w:type="spellStart"/>
+      <w:r>
+        <w:rPr>
+          <w:rFonts w:ascii="Times New Roman" w:hAnsi="Times New Roman" w:cs="Times New Roman"/>
+        </w:rPr>
+        <w:t>ứng</w:t>
+      </w:r>
+      <w:proofErr w:type="spellEnd"/>
+      <w:r>
+        <w:rPr>
+          <w:rFonts w:ascii="Times New Roman" w:hAnsi="Times New Roman" w:cs="Times New Roman"/>
+        </w:rPr>
+        <w:t>.</w:t>
+      </w:r>
+    </w:p>
+    <w:p>
+      <w:pPr>
+        <w:ind w:left="720"/>
         <w:rPr>
           <w:rFonts w:ascii="Times New Roman" w:hAnsi="Times New Roman" w:cs="Times New Roman"/>
         </w:rPr>
@@ -12415,11 +16505,4057 @@
     <w:p>
       <w:pPr>
         <w:pStyle w:val="ListParagraph"/>
-        <w:ind w:left="1440"/>
+        <w:numPr>
+          <w:ilvl w:val="1"/>
+          <w:numId w:val="1"/>
+        </w:numPr>
         <w:rPr>
           <w:rFonts w:ascii="Times New Roman" w:hAnsi="Times New Roman" w:cs="Times New Roman"/>
         </w:rPr>
       </w:pPr>
+      <w:r>
+        <w:rPr>
+          <w:rFonts w:ascii="Times New Roman" w:hAnsi="Times New Roman" w:cs="Times New Roman"/>
+          <w:lang w:val="vi-VN"/>
+        </w:rPr>
+        <w:t xml:space="preserve">Luồng hoạt động khi người dùng checkout </w:t>
+      </w:r>
+      <w:r>
+        <w:rPr>
+          <w:rFonts w:ascii="Times New Roman" w:hAnsi="Times New Roman" w:cs="Times New Roman"/>
+          <w:lang w:val="vi-VN"/>
+        </w:rPr>
+        <w:t>cart</w:t>
+      </w:r>
+      <w:r>
+        <w:rPr>
+          <w:rFonts w:ascii="Times New Roman" w:hAnsi="Times New Roman" w:cs="Times New Roman"/>
+        </w:rPr>
+        <w:t xml:space="preserve"> </w:t>
+      </w:r>
+      <w:r>
+        <w:rPr>
+          <w:rFonts w:ascii="Times New Roman" w:hAnsi="Times New Roman" w:cs="Times New Roman"/>
+          <w:lang w:val="vi-VN"/>
+        </w:rPr>
+        <w:t>và tạo order</w:t>
+      </w:r>
+    </w:p>
+    <w:p>
+      <w:pPr>
+        <w:rPr>
+          <w:rFonts w:ascii="Times New Roman" w:hAnsi="Times New Roman" w:cs="Times New Roman"/>
+        </w:rPr>
+      </w:pPr>
+      <w:r>
+        <w:rPr>
+          <w:rFonts w:ascii="Times New Roman" w:hAnsi="Times New Roman" w:cs="Times New Roman"/>
+        </w:rPr>
+        <w:drawing>
+          <wp:inline distT="0" distB="0" distL="0" distR="0" wp14:anchorId="3EB9D841" wp14:editId="7AA9FD17">
+            <wp:extent cx="5943600" cy="3190240"/>
+            <wp:effectExtent l="0" t="0" r="0" b="0"/>
+            <wp:docPr id="17" name="Picture 17"/>
+            <wp:cNvGraphicFramePr>
+              <a:graphicFrameLocks xmlns:a="http://schemas.openxmlformats.org/drawingml/2006/main" noChangeAspect="1"/>
+            </wp:cNvGraphicFramePr>
+            <a:graphic xmlns:a="http://schemas.openxmlformats.org/drawingml/2006/main">
+              <a:graphicData uri="http://schemas.openxmlformats.org/drawingml/2006/picture">
+                <pic:pic xmlns:pic="http://schemas.openxmlformats.org/drawingml/2006/picture">
+                  <pic:nvPicPr>
+                    <pic:cNvPr id="1" name=""/>
+                    <pic:cNvPicPr/>
+                  </pic:nvPicPr>
+                  <pic:blipFill>
+                    <a:blip r:embed="rId18"/>
+                    <a:stretch>
+                      <a:fillRect/>
+                    </a:stretch>
+                  </pic:blipFill>
+                  <pic:spPr>
+                    <a:xfrm>
+                      <a:off x="0" y="0"/>
+                      <a:ext cx="5943600" cy="3190240"/>
+                    </a:xfrm>
+                    <a:prstGeom prst="rect">
+                      <a:avLst/>
+                    </a:prstGeom>
+                  </pic:spPr>
+                </pic:pic>
+              </a:graphicData>
+            </a:graphic>
+          </wp:inline>
+        </w:drawing>
+      </w:r>
+    </w:p>
+    <w:p>
+      <w:pPr>
+        <w:rPr>
+          <w:rFonts w:ascii="Times New Roman" w:hAnsi="Times New Roman" w:cs="Times New Roman"/>
+        </w:rPr>
+      </w:pPr>
+      <w:r>
+        <w:rPr>
+          <w:rFonts w:ascii="Times New Roman" w:hAnsi="Times New Roman" w:cs="Times New Roman"/>
+        </w:rPr>
+        <w:drawing>
+          <wp:inline distT="0" distB="0" distL="0" distR="0" wp14:anchorId="74EBFBD0" wp14:editId="1C284710">
+            <wp:extent cx="5943600" cy="2126615"/>
+            <wp:effectExtent l="0" t="0" r="0" b="6985"/>
+            <wp:docPr id="18" name="Picture 18"/>
+            <wp:cNvGraphicFramePr>
+              <a:graphicFrameLocks xmlns:a="http://schemas.openxmlformats.org/drawingml/2006/main" noChangeAspect="1"/>
+            </wp:cNvGraphicFramePr>
+            <a:graphic xmlns:a="http://schemas.openxmlformats.org/drawingml/2006/main">
+              <a:graphicData uri="http://schemas.openxmlformats.org/drawingml/2006/picture">
+                <pic:pic xmlns:pic="http://schemas.openxmlformats.org/drawingml/2006/picture">
+                  <pic:nvPicPr>
+                    <pic:cNvPr id="1" name=""/>
+                    <pic:cNvPicPr/>
+                  </pic:nvPicPr>
+                  <pic:blipFill>
+                    <a:blip r:embed="rId19"/>
+                    <a:stretch>
+                      <a:fillRect/>
+                    </a:stretch>
+                  </pic:blipFill>
+                  <pic:spPr>
+                    <a:xfrm>
+                      <a:off x="0" y="0"/>
+                      <a:ext cx="5943600" cy="2126615"/>
+                    </a:xfrm>
+                    <a:prstGeom prst="rect">
+                      <a:avLst/>
+                    </a:prstGeom>
+                  </pic:spPr>
+                </pic:pic>
+              </a:graphicData>
+            </a:graphic>
+          </wp:inline>
+        </w:drawing>
+      </w:r>
+    </w:p>
+    <w:p>
+      <w:pPr>
+        <w:ind w:left="720"/>
+        <w:rPr>
+          <w:rFonts w:ascii="Times New Roman" w:hAnsi="Times New Roman" w:cs="Times New Roman"/>
+        </w:rPr>
+      </w:pPr>
+      <w:proofErr w:type="spellStart"/>
+      <w:r>
+        <w:rPr>
+          <w:rFonts w:ascii="Times New Roman" w:hAnsi="Times New Roman" w:cs="Times New Roman"/>
+        </w:rPr>
+        <w:lastRenderedPageBreak/>
+        <w:t>Khi</w:t>
+      </w:r>
+      <w:proofErr w:type="spellEnd"/>
+      <w:r>
+        <w:rPr>
+          <w:rFonts w:ascii="Times New Roman" w:hAnsi="Times New Roman" w:cs="Times New Roman"/>
+        </w:rPr>
+        <w:t xml:space="preserve"> </w:t>
+      </w:r>
+      <w:proofErr w:type="spellStart"/>
+      <w:r>
+        <w:rPr>
+          <w:rFonts w:ascii="Times New Roman" w:hAnsi="Times New Roman" w:cs="Times New Roman"/>
+        </w:rPr>
+        <w:t>khách</w:t>
+      </w:r>
+      <w:proofErr w:type="spellEnd"/>
+      <w:r>
+        <w:rPr>
+          <w:rFonts w:ascii="Times New Roman" w:hAnsi="Times New Roman" w:cs="Times New Roman"/>
+        </w:rPr>
+        <w:t xml:space="preserve"> </w:t>
+      </w:r>
+      <w:proofErr w:type="spellStart"/>
+      <w:r>
+        <w:rPr>
+          <w:rFonts w:ascii="Times New Roman" w:hAnsi="Times New Roman" w:cs="Times New Roman"/>
+        </w:rPr>
+        <w:t>hàng</w:t>
+      </w:r>
+      <w:proofErr w:type="spellEnd"/>
+      <w:r>
+        <w:rPr>
+          <w:rFonts w:ascii="Times New Roman" w:hAnsi="Times New Roman" w:cs="Times New Roman"/>
+        </w:rPr>
+        <w:t xml:space="preserve"> </w:t>
+      </w:r>
+      <w:proofErr w:type="spellStart"/>
+      <w:r>
+        <w:rPr>
+          <w:rFonts w:ascii="Times New Roman" w:hAnsi="Times New Roman" w:cs="Times New Roman"/>
+        </w:rPr>
+        <w:t>thực</w:t>
+      </w:r>
+      <w:proofErr w:type="spellEnd"/>
+      <w:r>
+        <w:rPr>
+          <w:rFonts w:ascii="Times New Roman" w:hAnsi="Times New Roman" w:cs="Times New Roman"/>
+        </w:rPr>
+        <w:t xml:space="preserve"> </w:t>
+      </w:r>
+      <w:proofErr w:type="spellStart"/>
+      <w:r>
+        <w:rPr>
+          <w:rFonts w:ascii="Times New Roman" w:hAnsi="Times New Roman" w:cs="Times New Roman"/>
+        </w:rPr>
+        <w:t>hiện</w:t>
+      </w:r>
+      <w:proofErr w:type="spellEnd"/>
+      <w:r>
+        <w:rPr>
+          <w:rFonts w:ascii="Times New Roman" w:hAnsi="Times New Roman" w:cs="Times New Roman"/>
+        </w:rPr>
+        <w:t xml:space="preserve"> checkout, Order Service </w:t>
+      </w:r>
+      <w:proofErr w:type="spellStart"/>
+      <w:r>
+        <w:rPr>
+          <w:rFonts w:ascii="Times New Roman" w:hAnsi="Times New Roman" w:cs="Times New Roman"/>
+        </w:rPr>
+        <w:t>sẽ</w:t>
+      </w:r>
+      <w:proofErr w:type="spellEnd"/>
+      <w:r>
+        <w:rPr>
+          <w:rFonts w:ascii="Times New Roman" w:hAnsi="Times New Roman" w:cs="Times New Roman"/>
+        </w:rPr>
+        <w:t xml:space="preserve"> </w:t>
+      </w:r>
+      <w:proofErr w:type="spellStart"/>
+      <w:r>
+        <w:rPr>
+          <w:rFonts w:ascii="Times New Roman" w:hAnsi="Times New Roman" w:cs="Times New Roman"/>
+        </w:rPr>
+        <w:t>kiểm</w:t>
+      </w:r>
+      <w:proofErr w:type="spellEnd"/>
+      <w:r>
+        <w:rPr>
+          <w:rFonts w:ascii="Times New Roman" w:hAnsi="Times New Roman" w:cs="Times New Roman"/>
+        </w:rPr>
+        <w:t xml:space="preserve"> </w:t>
+      </w:r>
+      <w:proofErr w:type="spellStart"/>
+      <w:r>
+        <w:rPr>
+          <w:rFonts w:ascii="Times New Roman" w:hAnsi="Times New Roman" w:cs="Times New Roman"/>
+        </w:rPr>
+        <w:t>tra</w:t>
+      </w:r>
+      <w:proofErr w:type="spellEnd"/>
+      <w:r>
+        <w:rPr>
+          <w:rFonts w:ascii="Times New Roman" w:hAnsi="Times New Roman" w:cs="Times New Roman"/>
+        </w:rPr>
+        <w:t xml:space="preserve"> </w:t>
+      </w:r>
+      <w:proofErr w:type="spellStart"/>
+      <w:r>
+        <w:rPr>
+          <w:rFonts w:ascii="Times New Roman" w:hAnsi="Times New Roman" w:cs="Times New Roman"/>
+        </w:rPr>
+        <w:t>quyền</w:t>
+      </w:r>
+      <w:proofErr w:type="spellEnd"/>
+      <w:r>
+        <w:rPr>
+          <w:rFonts w:ascii="Times New Roman" w:hAnsi="Times New Roman" w:cs="Times New Roman"/>
+        </w:rPr>
+        <w:t xml:space="preserve"> </w:t>
+      </w:r>
+      <w:proofErr w:type="spellStart"/>
+      <w:r>
+        <w:rPr>
+          <w:rFonts w:ascii="Times New Roman" w:hAnsi="Times New Roman" w:cs="Times New Roman"/>
+        </w:rPr>
+        <w:t>truy</w:t>
+      </w:r>
+      <w:proofErr w:type="spellEnd"/>
+      <w:r>
+        <w:rPr>
+          <w:rFonts w:ascii="Times New Roman" w:hAnsi="Times New Roman" w:cs="Times New Roman"/>
+        </w:rPr>
+        <w:t xml:space="preserve"> </w:t>
+      </w:r>
+      <w:proofErr w:type="spellStart"/>
+      <w:r>
+        <w:rPr>
+          <w:rFonts w:ascii="Times New Roman" w:hAnsi="Times New Roman" w:cs="Times New Roman"/>
+        </w:rPr>
+        <w:t>cập</w:t>
+      </w:r>
+      <w:proofErr w:type="spellEnd"/>
+      <w:r>
+        <w:rPr>
+          <w:rFonts w:ascii="Times New Roman" w:hAnsi="Times New Roman" w:cs="Times New Roman"/>
+        </w:rPr>
+        <w:t xml:space="preserve">, </w:t>
+      </w:r>
+      <w:proofErr w:type="spellStart"/>
+      <w:r>
+        <w:rPr>
+          <w:rFonts w:ascii="Times New Roman" w:hAnsi="Times New Roman" w:cs="Times New Roman"/>
+        </w:rPr>
+        <w:t>lấy</w:t>
+      </w:r>
+      <w:proofErr w:type="spellEnd"/>
+      <w:r>
+        <w:rPr>
+          <w:rFonts w:ascii="Times New Roman" w:hAnsi="Times New Roman" w:cs="Times New Roman"/>
+        </w:rPr>
+        <w:t xml:space="preserve"> </w:t>
+      </w:r>
+      <w:proofErr w:type="spellStart"/>
+      <w:r>
+        <w:rPr>
+          <w:rFonts w:ascii="Times New Roman" w:hAnsi="Times New Roman" w:cs="Times New Roman"/>
+        </w:rPr>
+        <w:t>thông</w:t>
+      </w:r>
+      <w:proofErr w:type="spellEnd"/>
+      <w:r>
+        <w:rPr>
+          <w:rFonts w:ascii="Times New Roman" w:hAnsi="Times New Roman" w:cs="Times New Roman"/>
+        </w:rPr>
+        <w:t xml:space="preserve"> tin </w:t>
+      </w:r>
+      <w:proofErr w:type="spellStart"/>
+      <w:r>
+        <w:rPr>
+          <w:rFonts w:ascii="Times New Roman" w:hAnsi="Times New Roman" w:cs="Times New Roman"/>
+        </w:rPr>
+        <w:t>giỏ</w:t>
+      </w:r>
+      <w:proofErr w:type="spellEnd"/>
+      <w:r>
+        <w:rPr>
+          <w:rFonts w:ascii="Times New Roman" w:hAnsi="Times New Roman" w:cs="Times New Roman"/>
+        </w:rPr>
+        <w:t xml:space="preserve"> </w:t>
+      </w:r>
+      <w:proofErr w:type="spellStart"/>
+      <w:r>
+        <w:rPr>
+          <w:rFonts w:ascii="Times New Roman" w:hAnsi="Times New Roman" w:cs="Times New Roman"/>
+        </w:rPr>
+        <w:t>hàng</w:t>
+      </w:r>
+      <w:proofErr w:type="spellEnd"/>
+      <w:r>
+        <w:rPr>
+          <w:rFonts w:ascii="Times New Roman" w:hAnsi="Times New Roman" w:cs="Times New Roman"/>
+        </w:rPr>
+        <w:t xml:space="preserve">, </w:t>
+      </w:r>
+      <w:proofErr w:type="spellStart"/>
+      <w:r>
+        <w:rPr>
+          <w:rFonts w:ascii="Times New Roman" w:hAnsi="Times New Roman" w:cs="Times New Roman"/>
+        </w:rPr>
+        <w:t>tính</w:t>
+      </w:r>
+      <w:proofErr w:type="spellEnd"/>
+      <w:r>
+        <w:rPr>
+          <w:rFonts w:ascii="Times New Roman" w:hAnsi="Times New Roman" w:cs="Times New Roman"/>
+        </w:rPr>
+        <w:t xml:space="preserve"> </w:t>
+      </w:r>
+      <w:proofErr w:type="spellStart"/>
+      <w:r>
+        <w:rPr>
+          <w:rFonts w:ascii="Times New Roman" w:hAnsi="Times New Roman" w:cs="Times New Roman"/>
+        </w:rPr>
+        <w:t>tổng</w:t>
+      </w:r>
+      <w:proofErr w:type="spellEnd"/>
+      <w:r>
+        <w:rPr>
+          <w:rFonts w:ascii="Times New Roman" w:hAnsi="Times New Roman" w:cs="Times New Roman"/>
+        </w:rPr>
+        <w:t xml:space="preserve"> </w:t>
+      </w:r>
+      <w:proofErr w:type="spellStart"/>
+      <w:r>
+        <w:rPr>
+          <w:rFonts w:ascii="Times New Roman" w:hAnsi="Times New Roman" w:cs="Times New Roman"/>
+        </w:rPr>
+        <w:t>tiền</w:t>
+      </w:r>
+      <w:proofErr w:type="spellEnd"/>
+      <w:r>
+        <w:rPr>
+          <w:rFonts w:ascii="Times New Roman" w:hAnsi="Times New Roman" w:cs="Times New Roman"/>
+        </w:rPr>
+        <w:t xml:space="preserve"> </w:t>
+      </w:r>
+      <w:proofErr w:type="spellStart"/>
+      <w:r>
+        <w:rPr>
+          <w:rFonts w:ascii="Times New Roman" w:hAnsi="Times New Roman" w:cs="Times New Roman"/>
+        </w:rPr>
+        <w:t>và</w:t>
+      </w:r>
+      <w:proofErr w:type="spellEnd"/>
+      <w:r>
+        <w:rPr>
+          <w:rFonts w:ascii="Times New Roman" w:hAnsi="Times New Roman" w:cs="Times New Roman"/>
+        </w:rPr>
+        <w:t xml:space="preserve"> </w:t>
+      </w:r>
+      <w:proofErr w:type="spellStart"/>
+      <w:r>
+        <w:rPr>
+          <w:rFonts w:ascii="Times New Roman" w:hAnsi="Times New Roman" w:cs="Times New Roman"/>
+        </w:rPr>
+        <w:t>tạo</w:t>
+      </w:r>
+      <w:proofErr w:type="spellEnd"/>
+      <w:r>
+        <w:rPr>
+          <w:rFonts w:ascii="Times New Roman" w:hAnsi="Times New Roman" w:cs="Times New Roman"/>
+        </w:rPr>
+        <w:t xml:space="preserve"> </w:t>
+      </w:r>
+      <w:proofErr w:type="spellStart"/>
+      <w:r>
+        <w:rPr>
+          <w:rFonts w:ascii="Times New Roman" w:hAnsi="Times New Roman" w:cs="Times New Roman"/>
+        </w:rPr>
+        <w:t>đơn</w:t>
+      </w:r>
+      <w:proofErr w:type="spellEnd"/>
+      <w:r>
+        <w:rPr>
+          <w:rFonts w:ascii="Times New Roman" w:hAnsi="Times New Roman" w:cs="Times New Roman"/>
+        </w:rPr>
+        <w:t xml:space="preserve"> </w:t>
+      </w:r>
+      <w:proofErr w:type="spellStart"/>
+      <w:r>
+        <w:rPr>
+          <w:rFonts w:ascii="Times New Roman" w:hAnsi="Times New Roman" w:cs="Times New Roman"/>
+        </w:rPr>
+        <w:t>hàng</w:t>
+      </w:r>
+      <w:proofErr w:type="spellEnd"/>
+      <w:r>
+        <w:rPr>
+          <w:rFonts w:ascii="Times New Roman" w:hAnsi="Times New Roman" w:cs="Times New Roman"/>
+        </w:rPr>
+        <w:t xml:space="preserve"> </w:t>
+      </w:r>
+      <w:proofErr w:type="spellStart"/>
+      <w:r>
+        <w:rPr>
+          <w:rFonts w:ascii="Times New Roman" w:hAnsi="Times New Roman" w:cs="Times New Roman"/>
+        </w:rPr>
+        <w:t>với</w:t>
+      </w:r>
+      <w:proofErr w:type="spellEnd"/>
+      <w:r>
+        <w:rPr>
+          <w:rFonts w:ascii="Times New Roman" w:hAnsi="Times New Roman" w:cs="Times New Roman"/>
+        </w:rPr>
+        <w:t xml:space="preserve"> </w:t>
+      </w:r>
+      <w:proofErr w:type="spellStart"/>
+      <w:r>
+        <w:rPr>
+          <w:rFonts w:ascii="Times New Roman" w:hAnsi="Times New Roman" w:cs="Times New Roman"/>
+        </w:rPr>
+        <w:t>trạng</w:t>
+      </w:r>
+      <w:proofErr w:type="spellEnd"/>
+      <w:r>
+        <w:rPr>
+          <w:rFonts w:ascii="Times New Roman" w:hAnsi="Times New Roman" w:cs="Times New Roman"/>
+        </w:rPr>
+        <w:t xml:space="preserve"> </w:t>
+      </w:r>
+      <w:proofErr w:type="spellStart"/>
+      <w:r>
+        <w:rPr>
+          <w:rFonts w:ascii="Times New Roman" w:hAnsi="Times New Roman" w:cs="Times New Roman"/>
+        </w:rPr>
+        <w:t>thái</w:t>
+      </w:r>
+      <w:proofErr w:type="spellEnd"/>
+      <w:r>
+        <w:rPr>
+          <w:rFonts w:ascii="Times New Roman" w:hAnsi="Times New Roman" w:cs="Times New Roman"/>
+        </w:rPr>
+        <w:t xml:space="preserve"> PENDING. </w:t>
+      </w:r>
+      <w:proofErr w:type="spellStart"/>
+      <w:r>
+        <w:rPr>
+          <w:rFonts w:ascii="Times New Roman" w:hAnsi="Times New Roman" w:cs="Times New Roman"/>
+        </w:rPr>
+        <w:t>Sau</w:t>
+      </w:r>
+      <w:proofErr w:type="spellEnd"/>
+      <w:r>
+        <w:rPr>
+          <w:rFonts w:ascii="Times New Roman" w:hAnsi="Times New Roman" w:cs="Times New Roman"/>
+        </w:rPr>
+        <w:t xml:space="preserve"> </w:t>
+      </w:r>
+      <w:proofErr w:type="spellStart"/>
+      <w:r>
+        <w:rPr>
+          <w:rFonts w:ascii="Times New Roman" w:hAnsi="Times New Roman" w:cs="Times New Roman"/>
+        </w:rPr>
+        <w:t>khi</w:t>
+      </w:r>
+      <w:proofErr w:type="spellEnd"/>
+      <w:r>
+        <w:rPr>
+          <w:rFonts w:ascii="Times New Roman" w:hAnsi="Times New Roman" w:cs="Times New Roman"/>
+        </w:rPr>
+        <w:t xml:space="preserve"> </w:t>
+      </w:r>
+      <w:proofErr w:type="spellStart"/>
+      <w:r>
+        <w:rPr>
+          <w:rFonts w:ascii="Times New Roman" w:hAnsi="Times New Roman" w:cs="Times New Roman"/>
+        </w:rPr>
+        <w:t>lưu</w:t>
+      </w:r>
+      <w:proofErr w:type="spellEnd"/>
+      <w:r>
+        <w:rPr>
+          <w:rFonts w:ascii="Times New Roman" w:hAnsi="Times New Roman" w:cs="Times New Roman"/>
+        </w:rPr>
+        <w:t xml:space="preserve"> </w:t>
+      </w:r>
+      <w:proofErr w:type="spellStart"/>
+      <w:r>
+        <w:rPr>
+          <w:rFonts w:ascii="Times New Roman" w:hAnsi="Times New Roman" w:cs="Times New Roman"/>
+        </w:rPr>
+        <w:t>các</w:t>
+      </w:r>
+      <w:proofErr w:type="spellEnd"/>
+      <w:r>
+        <w:rPr>
+          <w:rFonts w:ascii="Times New Roman" w:hAnsi="Times New Roman" w:cs="Times New Roman"/>
+        </w:rPr>
+        <w:t xml:space="preserve"> Order Item </w:t>
+      </w:r>
+      <w:proofErr w:type="spellStart"/>
+      <w:r>
+        <w:rPr>
+          <w:rFonts w:ascii="Times New Roman" w:hAnsi="Times New Roman" w:cs="Times New Roman"/>
+        </w:rPr>
+        <w:t>và</w:t>
+      </w:r>
+      <w:proofErr w:type="spellEnd"/>
+      <w:r>
+        <w:rPr>
+          <w:rFonts w:ascii="Times New Roman" w:hAnsi="Times New Roman" w:cs="Times New Roman"/>
+        </w:rPr>
+        <w:t xml:space="preserve"> </w:t>
+      </w:r>
+      <w:proofErr w:type="spellStart"/>
+      <w:r>
+        <w:rPr>
+          <w:rFonts w:ascii="Times New Roman" w:hAnsi="Times New Roman" w:cs="Times New Roman"/>
+        </w:rPr>
+        <w:t>xoá</w:t>
+      </w:r>
+      <w:proofErr w:type="spellEnd"/>
+      <w:r>
+        <w:rPr>
+          <w:rFonts w:ascii="Times New Roman" w:hAnsi="Times New Roman" w:cs="Times New Roman"/>
+        </w:rPr>
+        <w:t xml:space="preserve"> </w:t>
+      </w:r>
+      <w:proofErr w:type="spellStart"/>
+      <w:r>
+        <w:rPr>
+          <w:rFonts w:ascii="Times New Roman" w:hAnsi="Times New Roman" w:cs="Times New Roman"/>
+        </w:rPr>
+        <w:t>giỏ</w:t>
+      </w:r>
+      <w:proofErr w:type="spellEnd"/>
+      <w:r>
+        <w:rPr>
+          <w:rFonts w:ascii="Times New Roman" w:hAnsi="Times New Roman" w:cs="Times New Roman"/>
+        </w:rPr>
+        <w:t xml:space="preserve"> </w:t>
+      </w:r>
+      <w:proofErr w:type="spellStart"/>
+      <w:r>
+        <w:rPr>
+          <w:rFonts w:ascii="Times New Roman" w:hAnsi="Times New Roman" w:cs="Times New Roman"/>
+        </w:rPr>
+        <w:t>hàng</w:t>
+      </w:r>
+      <w:proofErr w:type="spellEnd"/>
+      <w:r>
+        <w:rPr>
+          <w:rFonts w:ascii="Times New Roman" w:hAnsi="Times New Roman" w:cs="Times New Roman"/>
+        </w:rPr>
+        <w:t xml:space="preserve">, </w:t>
+      </w:r>
+      <w:proofErr w:type="spellStart"/>
+      <w:r>
+        <w:rPr>
+          <w:rFonts w:ascii="Times New Roman" w:hAnsi="Times New Roman" w:cs="Times New Roman"/>
+        </w:rPr>
+        <w:t>hệ</w:t>
+      </w:r>
+      <w:proofErr w:type="spellEnd"/>
+      <w:r>
+        <w:rPr>
+          <w:rFonts w:ascii="Times New Roman" w:hAnsi="Times New Roman" w:cs="Times New Roman"/>
+        </w:rPr>
+        <w:t xml:space="preserve"> </w:t>
+      </w:r>
+      <w:proofErr w:type="spellStart"/>
+      <w:r>
+        <w:rPr>
+          <w:rFonts w:ascii="Times New Roman" w:hAnsi="Times New Roman" w:cs="Times New Roman"/>
+        </w:rPr>
+        <w:t>thống</w:t>
+      </w:r>
+      <w:proofErr w:type="spellEnd"/>
+      <w:r>
+        <w:rPr>
+          <w:rFonts w:ascii="Times New Roman" w:hAnsi="Times New Roman" w:cs="Times New Roman"/>
+        </w:rPr>
+        <w:t xml:space="preserve"> </w:t>
+      </w:r>
+      <w:proofErr w:type="spellStart"/>
+      <w:r>
+        <w:rPr>
+          <w:rFonts w:ascii="Times New Roman" w:hAnsi="Times New Roman" w:cs="Times New Roman"/>
+        </w:rPr>
+        <w:t>phát</w:t>
+      </w:r>
+      <w:proofErr w:type="spellEnd"/>
+      <w:r>
+        <w:rPr>
+          <w:rFonts w:ascii="Times New Roman" w:hAnsi="Times New Roman" w:cs="Times New Roman"/>
+        </w:rPr>
+        <w:t xml:space="preserve"> </w:t>
+      </w:r>
+      <w:proofErr w:type="spellStart"/>
+      <w:r>
+        <w:rPr>
+          <w:rFonts w:ascii="Times New Roman" w:hAnsi="Times New Roman" w:cs="Times New Roman"/>
+        </w:rPr>
+        <w:t>sự</w:t>
+      </w:r>
+      <w:proofErr w:type="spellEnd"/>
+      <w:r>
+        <w:rPr>
+          <w:rFonts w:ascii="Times New Roman" w:hAnsi="Times New Roman" w:cs="Times New Roman"/>
+        </w:rPr>
+        <w:t xml:space="preserve"> </w:t>
+      </w:r>
+      <w:proofErr w:type="spellStart"/>
+      <w:r>
+        <w:rPr>
+          <w:rFonts w:ascii="Times New Roman" w:hAnsi="Times New Roman" w:cs="Times New Roman"/>
+        </w:rPr>
+        <w:t>kiện</w:t>
+      </w:r>
+      <w:proofErr w:type="spellEnd"/>
+      <w:r>
+        <w:rPr>
+          <w:rFonts w:ascii="Times New Roman" w:hAnsi="Times New Roman" w:cs="Times New Roman"/>
+        </w:rPr>
+        <w:t xml:space="preserve"> </w:t>
+      </w:r>
+      <w:proofErr w:type="spellStart"/>
+      <w:r>
+        <w:rPr>
+          <w:rFonts w:ascii="Times New Roman" w:hAnsi="Times New Roman" w:cs="Times New Roman"/>
+        </w:rPr>
+        <w:t>OrderCreatedEvent</w:t>
+      </w:r>
+      <w:proofErr w:type="spellEnd"/>
+      <w:r>
+        <w:rPr>
+          <w:rFonts w:ascii="Times New Roman" w:hAnsi="Times New Roman" w:cs="Times New Roman"/>
+        </w:rPr>
+        <w:t xml:space="preserve"> </w:t>
+      </w:r>
+      <w:proofErr w:type="spellStart"/>
+      <w:r>
+        <w:rPr>
+          <w:rFonts w:ascii="Times New Roman" w:hAnsi="Times New Roman" w:cs="Times New Roman"/>
+        </w:rPr>
+        <w:t>lên</w:t>
+      </w:r>
+      <w:proofErr w:type="spellEnd"/>
+      <w:r>
+        <w:rPr>
+          <w:rFonts w:ascii="Times New Roman" w:hAnsi="Times New Roman" w:cs="Times New Roman"/>
+        </w:rPr>
+        <w:t xml:space="preserve"> Kafka. Payment Service </w:t>
+      </w:r>
+      <w:proofErr w:type="spellStart"/>
+      <w:r>
+        <w:rPr>
+          <w:rFonts w:ascii="Times New Roman" w:hAnsi="Times New Roman" w:cs="Times New Roman"/>
+        </w:rPr>
+        <w:t>và</w:t>
+      </w:r>
+      <w:proofErr w:type="spellEnd"/>
+      <w:r>
+        <w:rPr>
+          <w:rFonts w:ascii="Times New Roman" w:hAnsi="Times New Roman" w:cs="Times New Roman"/>
+        </w:rPr>
+        <w:t xml:space="preserve"> Notification Service </w:t>
+      </w:r>
+      <w:proofErr w:type="spellStart"/>
+      <w:r>
+        <w:rPr>
+          <w:rFonts w:ascii="Times New Roman" w:hAnsi="Times New Roman" w:cs="Times New Roman"/>
+        </w:rPr>
+        <w:t>đồng</w:t>
+      </w:r>
+      <w:proofErr w:type="spellEnd"/>
+      <w:r>
+        <w:rPr>
+          <w:rFonts w:ascii="Times New Roman" w:hAnsi="Times New Roman" w:cs="Times New Roman"/>
+        </w:rPr>
+        <w:t xml:space="preserve"> </w:t>
+      </w:r>
+      <w:proofErr w:type="spellStart"/>
+      <w:r>
+        <w:rPr>
+          <w:rFonts w:ascii="Times New Roman" w:hAnsi="Times New Roman" w:cs="Times New Roman"/>
+        </w:rPr>
+        <w:t>thời</w:t>
+      </w:r>
+      <w:proofErr w:type="spellEnd"/>
+      <w:r>
+        <w:rPr>
+          <w:rFonts w:ascii="Times New Roman" w:hAnsi="Times New Roman" w:cs="Times New Roman"/>
+        </w:rPr>
+        <w:t xml:space="preserve"> </w:t>
+      </w:r>
+      <w:proofErr w:type="spellStart"/>
+      <w:r>
+        <w:rPr>
+          <w:rFonts w:ascii="Times New Roman" w:hAnsi="Times New Roman" w:cs="Times New Roman"/>
+        </w:rPr>
+        <w:t>tiêu</w:t>
+      </w:r>
+      <w:proofErr w:type="spellEnd"/>
+      <w:r>
+        <w:rPr>
+          <w:rFonts w:ascii="Times New Roman" w:hAnsi="Times New Roman" w:cs="Times New Roman"/>
+        </w:rPr>
+        <w:t xml:space="preserve"> </w:t>
+      </w:r>
+      <w:proofErr w:type="spellStart"/>
+      <w:r>
+        <w:rPr>
+          <w:rFonts w:ascii="Times New Roman" w:hAnsi="Times New Roman" w:cs="Times New Roman"/>
+        </w:rPr>
+        <w:t>thụ</w:t>
+      </w:r>
+      <w:proofErr w:type="spellEnd"/>
+      <w:r>
+        <w:rPr>
+          <w:rFonts w:ascii="Times New Roman" w:hAnsi="Times New Roman" w:cs="Times New Roman"/>
+        </w:rPr>
+        <w:t xml:space="preserve"> </w:t>
+      </w:r>
+      <w:proofErr w:type="spellStart"/>
+      <w:r>
+        <w:rPr>
+          <w:rFonts w:ascii="Times New Roman" w:hAnsi="Times New Roman" w:cs="Times New Roman"/>
+        </w:rPr>
+        <w:t>sự</w:t>
+      </w:r>
+      <w:proofErr w:type="spellEnd"/>
+      <w:r>
+        <w:rPr>
+          <w:rFonts w:ascii="Times New Roman" w:hAnsi="Times New Roman" w:cs="Times New Roman"/>
+        </w:rPr>
+        <w:t xml:space="preserve"> </w:t>
+      </w:r>
+      <w:proofErr w:type="spellStart"/>
+      <w:r>
+        <w:rPr>
+          <w:rFonts w:ascii="Times New Roman" w:hAnsi="Times New Roman" w:cs="Times New Roman"/>
+        </w:rPr>
+        <w:t>kiện</w:t>
+      </w:r>
+      <w:proofErr w:type="spellEnd"/>
+      <w:r>
+        <w:rPr>
+          <w:rFonts w:ascii="Times New Roman" w:hAnsi="Times New Roman" w:cs="Times New Roman"/>
+        </w:rPr>
+        <w:t xml:space="preserve"> </w:t>
+      </w:r>
+      <w:proofErr w:type="spellStart"/>
+      <w:r>
+        <w:rPr>
+          <w:rFonts w:ascii="Times New Roman" w:hAnsi="Times New Roman" w:cs="Times New Roman"/>
+        </w:rPr>
+        <w:t>này</w:t>
+      </w:r>
+      <w:proofErr w:type="spellEnd"/>
+      <w:r>
+        <w:rPr>
+          <w:rFonts w:ascii="Times New Roman" w:hAnsi="Times New Roman" w:cs="Times New Roman"/>
+        </w:rPr>
+        <w:t xml:space="preserve"> </w:t>
+      </w:r>
+      <w:proofErr w:type="spellStart"/>
+      <w:r>
+        <w:rPr>
+          <w:rFonts w:ascii="Times New Roman" w:hAnsi="Times New Roman" w:cs="Times New Roman"/>
+        </w:rPr>
+        <w:t>để</w:t>
+      </w:r>
+      <w:proofErr w:type="spellEnd"/>
+      <w:r>
+        <w:rPr>
+          <w:rFonts w:ascii="Times New Roman" w:hAnsi="Times New Roman" w:cs="Times New Roman"/>
+        </w:rPr>
+        <w:t xml:space="preserve"> </w:t>
+      </w:r>
+      <w:proofErr w:type="spellStart"/>
+      <w:r>
+        <w:rPr>
+          <w:rFonts w:ascii="Times New Roman" w:hAnsi="Times New Roman" w:cs="Times New Roman"/>
+        </w:rPr>
+        <w:t>tạo</w:t>
+      </w:r>
+      <w:proofErr w:type="spellEnd"/>
+      <w:r>
+        <w:rPr>
+          <w:rFonts w:ascii="Times New Roman" w:hAnsi="Times New Roman" w:cs="Times New Roman"/>
+        </w:rPr>
+        <w:t xml:space="preserve"> </w:t>
+      </w:r>
+      <w:proofErr w:type="spellStart"/>
+      <w:r>
+        <w:rPr>
+          <w:rFonts w:ascii="Times New Roman" w:hAnsi="Times New Roman" w:cs="Times New Roman"/>
+        </w:rPr>
+        <w:t>bản</w:t>
+      </w:r>
+      <w:proofErr w:type="spellEnd"/>
+      <w:r>
+        <w:rPr>
+          <w:rFonts w:ascii="Times New Roman" w:hAnsi="Times New Roman" w:cs="Times New Roman"/>
+        </w:rPr>
+        <w:t xml:space="preserve"> </w:t>
+      </w:r>
+      <w:proofErr w:type="spellStart"/>
+      <w:r>
+        <w:rPr>
+          <w:rFonts w:ascii="Times New Roman" w:hAnsi="Times New Roman" w:cs="Times New Roman"/>
+        </w:rPr>
+        <w:t>ghi</w:t>
+      </w:r>
+      <w:proofErr w:type="spellEnd"/>
+      <w:r>
+        <w:rPr>
+          <w:rFonts w:ascii="Times New Roman" w:hAnsi="Times New Roman" w:cs="Times New Roman"/>
+        </w:rPr>
+        <w:t xml:space="preserve"> </w:t>
+      </w:r>
+      <w:proofErr w:type="spellStart"/>
+      <w:r>
+        <w:rPr>
+          <w:rFonts w:ascii="Times New Roman" w:hAnsi="Times New Roman" w:cs="Times New Roman"/>
+        </w:rPr>
+        <w:t>thanh</w:t>
+      </w:r>
+      <w:proofErr w:type="spellEnd"/>
+      <w:r>
+        <w:rPr>
+          <w:rFonts w:ascii="Times New Roman" w:hAnsi="Times New Roman" w:cs="Times New Roman"/>
+        </w:rPr>
+        <w:t xml:space="preserve"> </w:t>
+      </w:r>
+      <w:proofErr w:type="spellStart"/>
+      <w:r>
+        <w:rPr>
+          <w:rFonts w:ascii="Times New Roman" w:hAnsi="Times New Roman" w:cs="Times New Roman"/>
+        </w:rPr>
+        <w:t>toán</w:t>
+      </w:r>
+      <w:proofErr w:type="spellEnd"/>
+      <w:r>
+        <w:rPr>
+          <w:rFonts w:ascii="Times New Roman" w:hAnsi="Times New Roman" w:cs="Times New Roman"/>
+        </w:rPr>
+        <w:t xml:space="preserve"> </w:t>
+      </w:r>
+      <w:proofErr w:type="spellStart"/>
+      <w:r>
+        <w:rPr>
+          <w:rFonts w:ascii="Times New Roman" w:hAnsi="Times New Roman" w:cs="Times New Roman"/>
+        </w:rPr>
+        <w:t>và</w:t>
+      </w:r>
+      <w:proofErr w:type="spellEnd"/>
+      <w:r>
+        <w:rPr>
+          <w:rFonts w:ascii="Times New Roman" w:hAnsi="Times New Roman" w:cs="Times New Roman"/>
+        </w:rPr>
+        <w:t xml:space="preserve"> </w:t>
+      </w:r>
+      <w:proofErr w:type="spellStart"/>
+      <w:r>
+        <w:rPr>
+          <w:rFonts w:ascii="Times New Roman" w:hAnsi="Times New Roman" w:cs="Times New Roman"/>
+        </w:rPr>
+        <w:t>thông</w:t>
+      </w:r>
+      <w:proofErr w:type="spellEnd"/>
+      <w:r>
+        <w:rPr>
+          <w:rFonts w:ascii="Times New Roman" w:hAnsi="Times New Roman" w:cs="Times New Roman"/>
+        </w:rPr>
+        <w:t xml:space="preserve"> </w:t>
+      </w:r>
+      <w:proofErr w:type="spellStart"/>
+      <w:r>
+        <w:rPr>
+          <w:rFonts w:ascii="Times New Roman" w:hAnsi="Times New Roman" w:cs="Times New Roman"/>
+        </w:rPr>
+        <w:t>báo</w:t>
+      </w:r>
+      <w:proofErr w:type="spellEnd"/>
+      <w:r>
+        <w:rPr>
+          <w:rFonts w:ascii="Times New Roman" w:hAnsi="Times New Roman" w:cs="Times New Roman"/>
+        </w:rPr>
+        <w:t xml:space="preserve"> </w:t>
+      </w:r>
+      <w:proofErr w:type="spellStart"/>
+      <w:r>
+        <w:rPr>
+          <w:rFonts w:ascii="Times New Roman" w:hAnsi="Times New Roman" w:cs="Times New Roman"/>
+        </w:rPr>
+        <w:t>cho</w:t>
+      </w:r>
+      <w:proofErr w:type="spellEnd"/>
+      <w:r>
+        <w:rPr>
+          <w:rFonts w:ascii="Times New Roman" w:hAnsi="Times New Roman" w:cs="Times New Roman"/>
+        </w:rPr>
+        <w:t xml:space="preserve"> </w:t>
+      </w:r>
+      <w:proofErr w:type="spellStart"/>
+      <w:r>
+        <w:rPr>
+          <w:rFonts w:ascii="Times New Roman" w:hAnsi="Times New Roman" w:cs="Times New Roman"/>
+        </w:rPr>
+        <w:t>khách</w:t>
+      </w:r>
+      <w:proofErr w:type="spellEnd"/>
+      <w:r>
+        <w:rPr>
+          <w:rFonts w:ascii="Times New Roman" w:hAnsi="Times New Roman" w:cs="Times New Roman"/>
+        </w:rPr>
+        <w:t xml:space="preserve"> </w:t>
+      </w:r>
+      <w:proofErr w:type="spellStart"/>
+      <w:r>
+        <w:rPr>
+          <w:rFonts w:ascii="Times New Roman" w:hAnsi="Times New Roman" w:cs="Times New Roman"/>
+        </w:rPr>
+        <w:t>hàng</w:t>
+      </w:r>
+      <w:proofErr w:type="spellEnd"/>
+      <w:r>
+        <w:rPr>
+          <w:rFonts w:ascii="Times New Roman" w:hAnsi="Times New Roman" w:cs="Times New Roman"/>
+        </w:rPr>
+        <w:t xml:space="preserve">. </w:t>
+      </w:r>
+      <w:proofErr w:type="spellStart"/>
+      <w:r>
+        <w:rPr>
+          <w:rFonts w:ascii="Times New Roman" w:hAnsi="Times New Roman" w:cs="Times New Roman"/>
+        </w:rPr>
+        <w:t>Các</w:t>
+      </w:r>
+      <w:proofErr w:type="spellEnd"/>
+      <w:r>
+        <w:rPr>
+          <w:rFonts w:ascii="Times New Roman" w:hAnsi="Times New Roman" w:cs="Times New Roman"/>
+        </w:rPr>
+        <w:t xml:space="preserve"> consumer </w:t>
+      </w:r>
+      <w:proofErr w:type="spellStart"/>
+      <w:r>
+        <w:rPr>
+          <w:rFonts w:ascii="Times New Roman" w:hAnsi="Times New Roman" w:cs="Times New Roman"/>
+        </w:rPr>
+        <w:t>được</w:t>
+      </w:r>
+      <w:proofErr w:type="spellEnd"/>
+      <w:r>
+        <w:rPr>
+          <w:rFonts w:ascii="Times New Roman" w:hAnsi="Times New Roman" w:cs="Times New Roman"/>
+        </w:rPr>
+        <w:t xml:space="preserve"> </w:t>
+      </w:r>
+      <w:proofErr w:type="spellStart"/>
+      <w:r>
+        <w:rPr>
+          <w:rFonts w:ascii="Times New Roman" w:hAnsi="Times New Roman" w:cs="Times New Roman"/>
+        </w:rPr>
+        <w:t>cấu</w:t>
+      </w:r>
+      <w:proofErr w:type="spellEnd"/>
+      <w:r>
+        <w:rPr>
+          <w:rFonts w:ascii="Times New Roman" w:hAnsi="Times New Roman" w:cs="Times New Roman"/>
+        </w:rPr>
+        <w:t xml:space="preserve"> </w:t>
+      </w:r>
+      <w:proofErr w:type="spellStart"/>
+      <w:r>
+        <w:rPr>
+          <w:rFonts w:ascii="Times New Roman" w:hAnsi="Times New Roman" w:cs="Times New Roman"/>
+        </w:rPr>
+        <w:t>hình</w:t>
+      </w:r>
+      <w:proofErr w:type="spellEnd"/>
+      <w:r>
+        <w:rPr>
+          <w:rFonts w:ascii="Times New Roman" w:hAnsi="Times New Roman" w:cs="Times New Roman"/>
+        </w:rPr>
+        <w:t xml:space="preserve"> @</w:t>
+      </w:r>
+      <w:proofErr w:type="spellStart"/>
+      <w:r>
+        <w:rPr>
+          <w:rFonts w:ascii="Times New Roman" w:hAnsi="Times New Roman" w:cs="Times New Roman"/>
+        </w:rPr>
+        <w:t>RetryableTopic</w:t>
+      </w:r>
+      <w:proofErr w:type="spellEnd"/>
+      <w:r>
+        <w:rPr>
+          <w:rFonts w:ascii="Times New Roman" w:hAnsi="Times New Roman" w:cs="Times New Roman"/>
+        </w:rPr>
+        <w:t xml:space="preserve"> </w:t>
+      </w:r>
+      <w:proofErr w:type="spellStart"/>
+      <w:r>
+        <w:rPr>
+          <w:rFonts w:ascii="Times New Roman" w:hAnsi="Times New Roman" w:cs="Times New Roman"/>
+        </w:rPr>
+        <w:t>với</w:t>
+      </w:r>
+      <w:proofErr w:type="spellEnd"/>
+      <w:r>
+        <w:rPr>
+          <w:rFonts w:ascii="Times New Roman" w:hAnsi="Times New Roman" w:cs="Times New Roman"/>
+        </w:rPr>
+        <w:t xml:space="preserve"> </w:t>
+      </w:r>
+      <w:proofErr w:type="spellStart"/>
+      <w:r>
+        <w:rPr>
+          <w:rFonts w:ascii="Times New Roman" w:hAnsi="Times New Roman" w:cs="Times New Roman"/>
+        </w:rPr>
+        <w:t>tối</w:t>
+      </w:r>
+      <w:proofErr w:type="spellEnd"/>
+      <w:r>
+        <w:rPr>
+          <w:rFonts w:ascii="Times New Roman" w:hAnsi="Times New Roman" w:cs="Times New Roman"/>
+        </w:rPr>
+        <w:t xml:space="preserve"> </w:t>
+      </w:r>
+      <w:proofErr w:type="spellStart"/>
+      <w:r>
+        <w:rPr>
+          <w:rFonts w:ascii="Times New Roman" w:hAnsi="Times New Roman" w:cs="Times New Roman"/>
+        </w:rPr>
+        <w:t>đa</w:t>
+      </w:r>
+      <w:proofErr w:type="spellEnd"/>
+      <w:r>
+        <w:rPr>
+          <w:rFonts w:ascii="Times New Roman" w:hAnsi="Times New Roman" w:cs="Times New Roman"/>
+        </w:rPr>
+        <w:t xml:space="preserve"> 4 </w:t>
+      </w:r>
+      <w:proofErr w:type="spellStart"/>
+      <w:r>
+        <w:rPr>
+          <w:rFonts w:ascii="Times New Roman" w:hAnsi="Times New Roman" w:cs="Times New Roman"/>
+        </w:rPr>
+        <w:t>lần</w:t>
+      </w:r>
+      <w:proofErr w:type="spellEnd"/>
+      <w:r>
+        <w:rPr>
+          <w:rFonts w:ascii="Times New Roman" w:hAnsi="Times New Roman" w:cs="Times New Roman"/>
+        </w:rPr>
+        <w:t xml:space="preserve"> </w:t>
+      </w:r>
+      <w:proofErr w:type="spellStart"/>
+      <w:r>
+        <w:rPr>
+          <w:rFonts w:ascii="Times New Roman" w:hAnsi="Times New Roman" w:cs="Times New Roman"/>
+        </w:rPr>
+        <w:t>thử</w:t>
+      </w:r>
+      <w:proofErr w:type="spellEnd"/>
+      <w:r>
+        <w:rPr>
+          <w:rFonts w:ascii="Times New Roman" w:hAnsi="Times New Roman" w:cs="Times New Roman"/>
+        </w:rPr>
+        <w:t xml:space="preserve"> </w:t>
+      </w:r>
+      <w:proofErr w:type="spellStart"/>
+      <w:r>
+        <w:rPr>
+          <w:rFonts w:ascii="Times New Roman" w:hAnsi="Times New Roman" w:cs="Times New Roman"/>
+        </w:rPr>
+        <w:t>lại</w:t>
+      </w:r>
+      <w:proofErr w:type="spellEnd"/>
+      <w:r>
+        <w:rPr>
+          <w:rFonts w:ascii="Times New Roman" w:hAnsi="Times New Roman" w:cs="Times New Roman"/>
+        </w:rPr>
+        <w:t xml:space="preserve"> </w:t>
+      </w:r>
+      <w:proofErr w:type="spellStart"/>
+      <w:r>
+        <w:rPr>
+          <w:rFonts w:ascii="Times New Roman" w:hAnsi="Times New Roman" w:cs="Times New Roman"/>
+        </w:rPr>
+        <w:t>trước</w:t>
+      </w:r>
+      <w:proofErr w:type="spellEnd"/>
+      <w:r>
+        <w:rPr>
+          <w:rFonts w:ascii="Times New Roman" w:hAnsi="Times New Roman" w:cs="Times New Roman"/>
+        </w:rPr>
+        <w:t xml:space="preserve"> </w:t>
+      </w:r>
+      <w:proofErr w:type="spellStart"/>
+      <w:r>
+        <w:rPr>
+          <w:rFonts w:ascii="Times New Roman" w:hAnsi="Times New Roman" w:cs="Times New Roman"/>
+        </w:rPr>
+        <w:t>khi</w:t>
+      </w:r>
+      <w:proofErr w:type="spellEnd"/>
+      <w:r>
+        <w:rPr>
+          <w:rFonts w:ascii="Times New Roman" w:hAnsi="Times New Roman" w:cs="Times New Roman"/>
+        </w:rPr>
+        <w:t xml:space="preserve"> </w:t>
+      </w:r>
+      <w:proofErr w:type="spellStart"/>
+      <w:r>
+        <w:rPr>
+          <w:rFonts w:ascii="Times New Roman" w:hAnsi="Times New Roman" w:cs="Times New Roman"/>
+        </w:rPr>
+        <w:t>chuyển</w:t>
+      </w:r>
+      <w:proofErr w:type="spellEnd"/>
+      <w:r>
+        <w:rPr>
+          <w:rFonts w:ascii="Times New Roman" w:hAnsi="Times New Roman" w:cs="Times New Roman"/>
+        </w:rPr>
+        <w:t xml:space="preserve"> message sang Dead Letter Topic (DLT). </w:t>
+      </w:r>
+      <w:proofErr w:type="spellStart"/>
+      <w:r>
+        <w:rPr>
+          <w:rFonts w:ascii="Times New Roman" w:hAnsi="Times New Roman" w:cs="Times New Roman"/>
+        </w:rPr>
+        <w:t>Sau</w:t>
+      </w:r>
+      <w:proofErr w:type="spellEnd"/>
+      <w:r>
+        <w:rPr>
+          <w:rFonts w:ascii="Times New Roman" w:hAnsi="Times New Roman" w:cs="Times New Roman"/>
+        </w:rPr>
+        <w:t xml:space="preserve"> </w:t>
+      </w:r>
+      <w:proofErr w:type="spellStart"/>
+      <w:r>
+        <w:rPr>
+          <w:rFonts w:ascii="Times New Roman" w:hAnsi="Times New Roman" w:cs="Times New Roman"/>
+        </w:rPr>
+        <w:t>khi</w:t>
+      </w:r>
+      <w:proofErr w:type="spellEnd"/>
+      <w:r>
+        <w:rPr>
+          <w:rFonts w:ascii="Times New Roman" w:hAnsi="Times New Roman" w:cs="Times New Roman"/>
+        </w:rPr>
+        <w:t xml:space="preserve"> </w:t>
+      </w:r>
+      <w:proofErr w:type="spellStart"/>
+      <w:r>
+        <w:rPr>
+          <w:rFonts w:ascii="Times New Roman" w:hAnsi="Times New Roman" w:cs="Times New Roman"/>
+        </w:rPr>
+        <w:t>nhận</w:t>
+      </w:r>
+      <w:proofErr w:type="spellEnd"/>
+      <w:r>
+        <w:rPr>
+          <w:rFonts w:ascii="Times New Roman" w:hAnsi="Times New Roman" w:cs="Times New Roman"/>
+        </w:rPr>
+        <w:t xml:space="preserve"> </w:t>
+      </w:r>
+      <w:proofErr w:type="spellStart"/>
+      <w:r>
+        <w:rPr>
+          <w:rFonts w:ascii="Times New Roman" w:hAnsi="Times New Roman" w:cs="Times New Roman"/>
+        </w:rPr>
+        <w:t>được</w:t>
+      </w:r>
+      <w:proofErr w:type="spellEnd"/>
+      <w:r>
+        <w:rPr>
+          <w:rFonts w:ascii="Times New Roman" w:hAnsi="Times New Roman" w:cs="Times New Roman"/>
+        </w:rPr>
+        <w:t xml:space="preserve"> </w:t>
+      </w:r>
+      <w:proofErr w:type="spellStart"/>
+      <w:r>
+        <w:rPr>
+          <w:rFonts w:ascii="Times New Roman" w:hAnsi="Times New Roman" w:cs="Times New Roman"/>
+        </w:rPr>
+        <w:t>kết</w:t>
+      </w:r>
+      <w:proofErr w:type="spellEnd"/>
+      <w:r>
+        <w:rPr>
+          <w:rFonts w:ascii="Times New Roman" w:hAnsi="Times New Roman" w:cs="Times New Roman"/>
+        </w:rPr>
+        <w:t xml:space="preserve"> </w:t>
+      </w:r>
+      <w:proofErr w:type="spellStart"/>
+      <w:r>
+        <w:rPr>
+          <w:rFonts w:ascii="Times New Roman" w:hAnsi="Times New Roman" w:cs="Times New Roman"/>
+        </w:rPr>
+        <w:t>quả</w:t>
+      </w:r>
+      <w:proofErr w:type="spellEnd"/>
+      <w:r>
+        <w:rPr>
+          <w:rFonts w:ascii="Times New Roman" w:hAnsi="Times New Roman" w:cs="Times New Roman"/>
+        </w:rPr>
+        <w:t xml:space="preserve"> </w:t>
+      </w:r>
+      <w:proofErr w:type="spellStart"/>
+      <w:r>
+        <w:rPr>
+          <w:rFonts w:ascii="Times New Roman" w:hAnsi="Times New Roman" w:cs="Times New Roman"/>
+        </w:rPr>
+        <w:t>thanh</w:t>
+      </w:r>
+      <w:proofErr w:type="spellEnd"/>
+      <w:r>
+        <w:rPr>
+          <w:rFonts w:ascii="Times New Roman" w:hAnsi="Times New Roman" w:cs="Times New Roman"/>
+        </w:rPr>
+        <w:t xml:space="preserve"> </w:t>
+      </w:r>
+      <w:proofErr w:type="spellStart"/>
+      <w:r>
+        <w:rPr>
+          <w:rFonts w:ascii="Times New Roman" w:hAnsi="Times New Roman" w:cs="Times New Roman"/>
+        </w:rPr>
+        <w:t>toán</w:t>
+      </w:r>
+      <w:proofErr w:type="spellEnd"/>
+      <w:r>
+        <w:rPr>
+          <w:rFonts w:ascii="Times New Roman" w:hAnsi="Times New Roman" w:cs="Times New Roman"/>
+        </w:rPr>
+        <w:t xml:space="preserve"> </w:t>
+      </w:r>
+      <w:proofErr w:type="spellStart"/>
+      <w:r>
+        <w:rPr>
+          <w:rFonts w:ascii="Times New Roman" w:hAnsi="Times New Roman" w:cs="Times New Roman"/>
+        </w:rPr>
+        <w:t>từ</w:t>
+      </w:r>
+      <w:proofErr w:type="spellEnd"/>
+      <w:r>
+        <w:rPr>
+          <w:rFonts w:ascii="Times New Roman" w:hAnsi="Times New Roman" w:cs="Times New Roman"/>
+        </w:rPr>
+        <w:t xml:space="preserve"> </w:t>
+      </w:r>
+      <w:proofErr w:type="spellStart"/>
+      <w:r>
+        <w:rPr>
+          <w:rFonts w:ascii="Times New Roman" w:hAnsi="Times New Roman" w:cs="Times New Roman"/>
+        </w:rPr>
+        <w:t>VNPay</w:t>
+      </w:r>
+      <w:proofErr w:type="spellEnd"/>
+      <w:r>
+        <w:rPr>
+          <w:rFonts w:ascii="Times New Roman" w:hAnsi="Times New Roman" w:cs="Times New Roman"/>
+        </w:rPr>
+        <w:t xml:space="preserve">, Payment Service </w:t>
+      </w:r>
+      <w:proofErr w:type="spellStart"/>
+      <w:r>
+        <w:rPr>
+          <w:rFonts w:ascii="Times New Roman" w:hAnsi="Times New Roman" w:cs="Times New Roman"/>
+        </w:rPr>
+        <w:t>sẽ</w:t>
+      </w:r>
+      <w:proofErr w:type="spellEnd"/>
+      <w:r>
+        <w:rPr>
+          <w:rFonts w:ascii="Times New Roman" w:hAnsi="Times New Roman" w:cs="Times New Roman"/>
+        </w:rPr>
+        <w:t xml:space="preserve"> </w:t>
+      </w:r>
+      <w:proofErr w:type="spellStart"/>
+      <w:r>
+        <w:rPr>
+          <w:rFonts w:ascii="Times New Roman" w:hAnsi="Times New Roman" w:cs="Times New Roman"/>
+        </w:rPr>
+        <w:t>cập</w:t>
+      </w:r>
+      <w:proofErr w:type="spellEnd"/>
+      <w:r>
+        <w:rPr>
+          <w:rFonts w:ascii="Times New Roman" w:hAnsi="Times New Roman" w:cs="Times New Roman"/>
+        </w:rPr>
+        <w:t xml:space="preserve"> </w:t>
+      </w:r>
+      <w:proofErr w:type="spellStart"/>
+      <w:r>
+        <w:rPr>
+          <w:rFonts w:ascii="Times New Roman" w:hAnsi="Times New Roman" w:cs="Times New Roman"/>
+        </w:rPr>
+        <w:t>nhật</w:t>
+      </w:r>
+      <w:proofErr w:type="spellEnd"/>
+      <w:r>
+        <w:rPr>
+          <w:rFonts w:ascii="Times New Roman" w:hAnsi="Times New Roman" w:cs="Times New Roman"/>
+        </w:rPr>
+        <w:t xml:space="preserve"> </w:t>
+      </w:r>
+      <w:proofErr w:type="spellStart"/>
+      <w:r>
+        <w:rPr>
+          <w:rFonts w:ascii="Times New Roman" w:hAnsi="Times New Roman" w:cs="Times New Roman"/>
+        </w:rPr>
+        <w:t>trạng</w:t>
+      </w:r>
+      <w:proofErr w:type="spellEnd"/>
+      <w:r>
+        <w:rPr>
+          <w:rFonts w:ascii="Times New Roman" w:hAnsi="Times New Roman" w:cs="Times New Roman"/>
+        </w:rPr>
+        <w:t xml:space="preserve"> </w:t>
+      </w:r>
+      <w:proofErr w:type="spellStart"/>
+      <w:r>
+        <w:rPr>
+          <w:rFonts w:ascii="Times New Roman" w:hAnsi="Times New Roman" w:cs="Times New Roman"/>
+        </w:rPr>
+        <w:t>thái</w:t>
+      </w:r>
+      <w:proofErr w:type="spellEnd"/>
+      <w:r>
+        <w:rPr>
+          <w:rFonts w:ascii="Times New Roman" w:hAnsi="Times New Roman" w:cs="Times New Roman"/>
+        </w:rPr>
+        <w:t xml:space="preserve"> </w:t>
+      </w:r>
+      <w:proofErr w:type="spellStart"/>
+      <w:r>
+        <w:rPr>
+          <w:rFonts w:ascii="Times New Roman" w:hAnsi="Times New Roman" w:cs="Times New Roman"/>
+        </w:rPr>
+        <w:t>đơn</w:t>
+      </w:r>
+      <w:proofErr w:type="spellEnd"/>
+      <w:r>
+        <w:rPr>
+          <w:rFonts w:ascii="Times New Roman" w:hAnsi="Times New Roman" w:cs="Times New Roman"/>
+        </w:rPr>
+        <w:t xml:space="preserve"> </w:t>
+      </w:r>
+      <w:proofErr w:type="spellStart"/>
+      <w:r>
+        <w:rPr>
+          <w:rFonts w:ascii="Times New Roman" w:hAnsi="Times New Roman" w:cs="Times New Roman"/>
+        </w:rPr>
+        <w:t>hàng</w:t>
+      </w:r>
+      <w:proofErr w:type="spellEnd"/>
+      <w:r>
+        <w:rPr>
+          <w:rFonts w:ascii="Times New Roman" w:hAnsi="Times New Roman" w:cs="Times New Roman"/>
+        </w:rPr>
+        <w:t xml:space="preserve"> </w:t>
+      </w:r>
+      <w:proofErr w:type="spellStart"/>
+      <w:r>
+        <w:rPr>
+          <w:rFonts w:ascii="Times New Roman" w:hAnsi="Times New Roman" w:cs="Times New Roman"/>
+        </w:rPr>
+        <w:t>thành</w:t>
+      </w:r>
+      <w:proofErr w:type="spellEnd"/>
+      <w:r>
+        <w:rPr>
+          <w:rFonts w:ascii="Times New Roman" w:hAnsi="Times New Roman" w:cs="Times New Roman"/>
+        </w:rPr>
+        <w:t xml:space="preserve"> PAID </w:t>
+      </w:r>
+      <w:proofErr w:type="spellStart"/>
+      <w:r>
+        <w:rPr>
+          <w:rFonts w:ascii="Times New Roman" w:hAnsi="Times New Roman" w:cs="Times New Roman"/>
+        </w:rPr>
+        <w:t>hoặc</w:t>
+      </w:r>
+      <w:proofErr w:type="spellEnd"/>
+      <w:r>
+        <w:rPr>
+          <w:rFonts w:ascii="Times New Roman" w:hAnsi="Times New Roman" w:cs="Times New Roman"/>
+        </w:rPr>
+        <w:t xml:space="preserve"> FAILED </w:t>
+      </w:r>
+      <w:proofErr w:type="spellStart"/>
+      <w:r>
+        <w:rPr>
+          <w:rFonts w:ascii="Times New Roman" w:hAnsi="Times New Roman" w:cs="Times New Roman"/>
+        </w:rPr>
+        <w:t>tương</w:t>
+      </w:r>
+      <w:proofErr w:type="spellEnd"/>
+      <w:r>
+        <w:rPr>
+          <w:rFonts w:ascii="Times New Roman" w:hAnsi="Times New Roman" w:cs="Times New Roman"/>
+        </w:rPr>
+        <w:t xml:space="preserve"> </w:t>
+      </w:r>
+      <w:proofErr w:type="spellStart"/>
+      <w:r>
+        <w:rPr>
+          <w:rFonts w:ascii="Times New Roman" w:hAnsi="Times New Roman" w:cs="Times New Roman"/>
+        </w:rPr>
+        <w:t>ứng</w:t>
+      </w:r>
+      <w:proofErr w:type="spellEnd"/>
+      <w:r>
+        <w:rPr>
+          <w:rFonts w:ascii="Times New Roman" w:hAnsi="Times New Roman" w:cs="Times New Roman"/>
+        </w:rPr>
+        <w:t>.</w:t>
+      </w:r>
+    </w:p>
+    <w:p>
+      <w:pPr>
+        <w:pStyle w:val="ListParagraph"/>
+        <w:numPr>
+          <w:ilvl w:val="1"/>
+          <w:numId w:val="1"/>
+        </w:numPr>
+        <w:rPr>
+          <w:rFonts w:ascii="Times New Roman" w:hAnsi="Times New Roman" w:cs="Times New Roman"/>
+        </w:rPr>
+      </w:pPr>
+      <w:r>
+        <w:rPr>
+          <w:rFonts w:ascii="Times New Roman" w:hAnsi="Times New Roman" w:cs="Times New Roman"/>
+          <w:lang w:val="vi-VN"/>
+        </w:rPr>
+        <w:t>Luồng hoạt động khi người dùng thanh toán order thành công</w:t>
+      </w:r>
+    </w:p>
+    <w:p>
+      <w:pPr>
+        <w:rPr>
+          <w:rFonts w:ascii="Times New Roman" w:hAnsi="Times New Roman" w:cs="Times New Roman"/>
+        </w:rPr>
+      </w:pPr>
+      <w:r>
+        <w:rPr>
+          <w:rFonts w:ascii="Times New Roman" w:hAnsi="Times New Roman" w:cs="Times New Roman"/>
+        </w:rPr>
+        <w:drawing>
+          <wp:inline distT="0" distB="0" distL="0" distR="0" wp14:anchorId="5F32635A" wp14:editId="0689674A">
+            <wp:extent cx="5943600" cy="1546860"/>
+            <wp:effectExtent l="0" t="0" r="0" b="0"/>
+            <wp:docPr id="19" name="Picture 19"/>
+            <wp:cNvGraphicFramePr>
+              <a:graphicFrameLocks xmlns:a="http://schemas.openxmlformats.org/drawingml/2006/main" noChangeAspect="1"/>
+            </wp:cNvGraphicFramePr>
+            <a:graphic xmlns:a="http://schemas.openxmlformats.org/drawingml/2006/main">
+              <a:graphicData uri="http://schemas.openxmlformats.org/drawingml/2006/picture">
+                <pic:pic xmlns:pic="http://schemas.openxmlformats.org/drawingml/2006/picture">
+                  <pic:nvPicPr>
+                    <pic:cNvPr id="1" name=""/>
+                    <pic:cNvPicPr/>
+                  </pic:nvPicPr>
+                  <pic:blipFill>
+                    <a:blip r:embed="rId20"/>
+                    <a:stretch>
+                      <a:fillRect/>
+                    </a:stretch>
+                  </pic:blipFill>
+                  <pic:spPr>
+                    <a:xfrm>
+                      <a:off x="0" y="0"/>
+                      <a:ext cx="5943600" cy="1546860"/>
+                    </a:xfrm>
+                    <a:prstGeom prst="rect">
+                      <a:avLst/>
+                    </a:prstGeom>
+                  </pic:spPr>
+                </pic:pic>
+              </a:graphicData>
+            </a:graphic>
+          </wp:inline>
+        </w:drawing>
+      </w:r>
+    </w:p>
+    <w:p>
+      <w:pPr>
+        <w:rPr>
+          <w:rFonts w:ascii="Times New Roman" w:hAnsi="Times New Roman" w:cs="Times New Roman"/>
+        </w:rPr>
+      </w:pPr>
+      <w:r>
+        <w:rPr>
+          <w:rFonts w:ascii="Times New Roman" w:hAnsi="Times New Roman" w:cs="Times New Roman"/>
+        </w:rPr>
+        <w:drawing>
+          <wp:inline distT="0" distB="0" distL="0" distR="0" wp14:anchorId="450AEA6A" wp14:editId="3834BA91">
+            <wp:extent cx="5943600" cy="1362710"/>
+            <wp:effectExtent l="0" t="0" r="0" b="8890"/>
+            <wp:docPr id="20" name="Picture 20"/>
+            <wp:cNvGraphicFramePr>
+              <a:graphicFrameLocks xmlns:a="http://schemas.openxmlformats.org/drawingml/2006/main" noChangeAspect="1"/>
+            </wp:cNvGraphicFramePr>
+            <a:graphic xmlns:a="http://schemas.openxmlformats.org/drawingml/2006/main">
+              <a:graphicData uri="http://schemas.openxmlformats.org/drawingml/2006/picture">
+                <pic:pic xmlns:pic="http://schemas.openxmlformats.org/drawingml/2006/picture">
+                  <pic:nvPicPr>
+                    <pic:cNvPr id="1" name=""/>
+                    <pic:cNvPicPr/>
+                  </pic:nvPicPr>
+                  <pic:blipFill>
+                    <a:blip r:embed="rId21"/>
+                    <a:stretch>
+                      <a:fillRect/>
+                    </a:stretch>
+                  </pic:blipFill>
+                  <pic:spPr>
+                    <a:xfrm>
+                      <a:off x="0" y="0"/>
+                      <a:ext cx="5943600" cy="1362710"/>
+                    </a:xfrm>
+                    <a:prstGeom prst="rect">
+                      <a:avLst/>
+                    </a:prstGeom>
+                  </pic:spPr>
+                </pic:pic>
+              </a:graphicData>
+            </a:graphic>
+          </wp:inline>
+        </w:drawing>
+      </w:r>
+    </w:p>
+    <w:p>
+      <w:pPr>
+        <w:ind w:left="720"/>
+        <w:rPr>
+          <w:rFonts w:ascii="Times New Roman" w:hAnsi="Times New Roman" w:cs="Times New Roman"/>
+        </w:rPr>
+      </w:pPr>
+      <w:proofErr w:type="spellStart"/>
+      <w:r>
+        <w:rPr>
+          <w:rFonts w:ascii="Times New Roman" w:hAnsi="Times New Roman" w:cs="Times New Roman"/>
+        </w:rPr>
+        <w:t>Sau</w:t>
+      </w:r>
+      <w:proofErr w:type="spellEnd"/>
+      <w:r>
+        <w:rPr>
+          <w:rFonts w:ascii="Times New Roman" w:hAnsi="Times New Roman" w:cs="Times New Roman"/>
+        </w:rPr>
+        <w:t xml:space="preserve"> </w:t>
+      </w:r>
+      <w:proofErr w:type="spellStart"/>
+      <w:r>
+        <w:rPr>
+          <w:rFonts w:ascii="Times New Roman" w:hAnsi="Times New Roman" w:cs="Times New Roman"/>
+        </w:rPr>
+        <w:t>khi</w:t>
+      </w:r>
+      <w:proofErr w:type="spellEnd"/>
+      <w:r>
+        <w:rPr>
+          <w:rFonts w:ascii="Times New Roman" w:hAnsi="Times New Roman" w:cs="Times New Roman"/>
+        </w:rPr>
+        <w:t xml:space="preserve"> </w:t>
+      </w:r>
+      <w:proofErr w:type="spellStart"/>
+      <w:r>
+        <w:rPr>
+          <w:rFonts w:ascii="Times New Roman" w:hAnsi="Times New Roman" w:cs="Times New Roman"/>
+        </w:rPr>
+        <w:t>khách</w:t>
+      </w:r>
+      <w:proofErr w:type="spellEnd"/>
+      <w:r>
+        <w:rPr>
+          <w:rFonts w:ascii="Times New Roman" w:hAnsi="Times New Roman" w:cs="Times New Roman"/>
+        </w:rPr>
+        <w:t xml:space="preserve"> </w:t>
+      </w:r>
+      <w:proofErr w:type="spellStart"/>
+      <w:r>
+        <w:rPr>
+          <w:rFonts w:ascii="Times New Roman" w:hAnsi="Times New Roman" w:cs="Times New Roman"/>
+        </w:rPr>
+        <w:t>hàng</w:t>
+      </w:r>
+      <w:proofErr w:type="spellEnd"/>
+      <w:r>
+        <w:rPr>
+          <w:rFonts w:ascii="Times New Roman" w:hAnsi="Times New Roman" w:cs="Times New Roman"/>
+        </w:rPr>
+        <w:t xml:space="preserve"> </w:t>
+      </w:r>
+      <w:proofErr w:type="spellStart"/>
+      <w:r>
+        <w:rPr>
+          <w:rFonts w:ascii="Times New Roman" w:hAnsi="Times New Roman" w:cs="Times New Roman"/>
+        </w:rPr>
+        <w:t>hoàn</w:t>
+      </w:r>
+      <w:proofErr w:type="spellEnd"/>
+      <w:r>
+        <w:rPr>
+          <w:rFonts w:ascii="Times New Roman" w:hAnsi="Times New Roman" w:cs="Times New Roman"/>
+        </w:rPr>
+        <w:t xml:space="preserve"> </w:t>
+      </w:r>
+      <w:proofErr w:type="spellStart"/>
+      <w:r>
+        <w:rPr>
+          <w:rFonts w:ascii="Times New Roman" w:hAnsi="Times New Roman" w:cs="Times New Roman"/>
+        </w:rPr>
+        <w:t>tất</w:t>
+      </w:r>
+      <w:proofErr w:type="spellEnd"/>
+      <w:r>
+        <w:rPr>
+          <w:rFonts w:ascii="Times New Roman" w:hAnsi="Times New Roman" w:cs="Times New Roman"/>
+        </w:rPr>
+        <w:t xml:space="preserve"> </w:t>
+      </w:r>
+      <w:proofErr w:type="spellStart"/>
+      <w:r>
+        <w:rPr>
+          <w:rFonts w:ascii="Times New Roman" w:hAnsi="Times New Roman" w:cs="Times New Roman"/>
+        </w:rPr>
+        <w:t>thanh</w:t>
+      </w:r>
+      <w:proofErr w:type="spellEnd"/>
+      <w:r>
+        <w:rPr>
+          <w:rFonts w:ascii="Times New Roman" w:hAnsi="Times New Roman" w:cs="Times New Roman"/>
+        </w:rPr>
+        <w:t xml:space="preserve"> </w:t>
+      </w:r>
+      <w:proofErr w:type="spellStart"/>
+      <w:r>
+        <w:rPr>
+          <w:rFonts w:ascii="Times New Roman" w:hAnsi="Times New Roman" w:cs="Times New Roman"/>
+        </w:rPr>
+        <w:t>toán</w:t>
+      </w:r>
+      <w:proofErr w:type="spellEnd"/>
+      <w:r>
+        <w:rPr>
+          <w:rFonts w:ascii="Times New Roman" w:hAnsi="Times New Roman" w:cs="Times New Roman"/>
+        </w:rPr>
+        <w:t xml:space="preserve"> </w:t>
+      </w:r>
+      <w:proofErr w:type="spellStart"/>
+      <w:r>
+        <w:rPr>
+          <w:rFonts w:ascii="Times New Roman" w:hAnsi="Times New Roman" w:cs="Times New Roman"/>
+        </w:rPr>
+        <w:t>trên</w:t>
+      </w:r>
+      <w:proofErr w:type="spellEnd"/>
+      <w:r>
+        <w:rPr>
+          <w:rFonts w:ascii="Times New Roman" w:hAnsi="Times New Roman" w:cs="Times New Roman"/>
+        </w:rPr>
+        <w:t xml:space="preserve"> </w:t>
+      </w:r>
+      <w:proofErr w:type="spellStart"/>
+      <w:r>
+        <w:rPr>
+          <w:rFonts w:ascii="Times New Roman" w:hAnsi="Times New Roman" w:cs="Times New Roman"/>
+        </w:rPr>
+        <w:t>VNPay</w:t>
+      </w:r>
+      <w:proofErr w:type="spellEnd"/>
+      <w:r>
+        <w:rPr>
+          <w:rFonts w:ascii="Times New Roman" w:hAnsi="Times New Roman" w:cs="Times New Roman"/>
+        </w:rPr>
+        <w:t xml:space="preserve">, </w:t>
+      </w:r>
+      <w:proofErr w:type="spellStart"/>
+      <w:r>
+        <w:rPr>
+          <w:rFonts w:ascii="Times New Roman" w:hAnsi="Times New Roman" w:cs="Times New Roman"/>
+        </w:rPr>
+        <w:t>cổng</w:t>
+      </w:r>
+      <w:proofErr w:type="spellEnd"/>
+      <w:r>
+        <w:rPr>
+          <w:rFonts w:ascii="Times New Roman" w:hAnsi="Times New Roman" w:cs="Times New Roman"/>
+        </w:rPr>
+        <w:t xml:space="preserve"> </w:t>
+      </w:r>
+      <w:proofErr w:type="spellStart"/>
+      <w:r>
+        <w:rPr>
+          <w:rFonts w:ascii="Times New Roman" w:hAnsi="Times New Roman" w:cs="Times New Roman"/>
+        </w:rPr>
+        <w:t>thanh</w:t>
+      </w:r>
+      <w:proofErr w:type="spellEnd"/>
+      <w:r>
+        <w:rPr>
+          <w:rFonts w:ascii="Times New Roman" w:hAnsi="Times New Roman" w:cs="Times New Roman"/>
+        </w:rPr>
+        <w:t xml:space="preserve"> </w:t>
+      </w:r>
+      <w:proofErr w:type="spellStart"/>
+      <w:r>
+        <w:rPr>
+          <w:rFonts w:ascii="Times New Roman" w:hAnsi="Times New Roman" w:cs="Times New Roman"/>
+        </w:rPr>
+        <w:t>toán</w:t>
+      </w:r>
+      <w:proofErr w:type="spellEnd"/>
+      <w:r>
+        <w:rPr>
+          <w:rFonts w:ascii="Times New Roman" w:hAnsi="Times New Roman" w:cs="Times New Roman"/>
+        </w:rPr>
+        <w:t xml:space="preserve"> </w:t>
+      </w:r>
+      <w:proofErr w:type="spellStart"/>
+      <w:r>
+        <w:rPr>
+          <w:rFonts w:ascii="Times New Roman" w:hAnsi="Times New Roman" w:cs="Times New Roman"/>
+        </w:rPr>
+        <w:t>sẽ</w:t>
+      </w:r>
+      <w:proofErr w:type="spellEnd"/>
+      <w:r>
+        <w:rPr>
+          <w:rFonts w:ascii="Times New Roman" w:hAnsi="Times New Roman" w:cs="Times New Roman"/>
+        </w:rPr>
+        <w:t xml:space="preserve"> </w:t>
+      </w:r>
+      <w:proofErr w:type="spellStart"/>
+      <w:r>
+        <w:rPr>
+          <w:rFonts w:ascii="Times New Roman" w:hAnsi="Times New Roman" w:cs="Times New Roman"/>
+        </w:rPr>
+        <w:t>gửi</w:t>
+      </w:r>
+      <w:proofErr w:type="spellEnd"/>
+      <w:r>
+        <w:rPr>
+          <w:rFonts w:ascii="Times New Roman" w:hAnsi="Times New Roman" w:cs="Times New Roman"/>
+        </w:rPr>
+        <w:t xml:space="preserve"> IPN callback </w:t>
+      </w:r>
+      <w:proofErr w:type="spellStart"/>
+      <w:r>
+        <w:rPr>
+          <w:rFonts w:ascii="Times New Roman" w:hAnsi="Times New Roman" w:cs="Times New Roman"/>
+        </w:rPr>
+        <w:t>đến</w:t>
+      </w:r>
+      <w:proofErr w:type="spellEnd"/>
+      <w:r>
+        <w:rPr>
+          <w:rFonts w:ascii="Times New Roman" w:hAnsi="Times New Roman" w:cs="Times New Roman"/>
+        </w:rPr>
+        <w:t xml:space="preserve"> Payment Service. </w:t>
+      </w:r>
+      <w:proofErr w:type="spellStart"/>
+      <w:r>
+        <w:rPr>
+          <w:rFonts w:ascii="Times New Roman" w:hAnsi="Times New Roman" w:cs="Times New Roman"/>
+        </w:rPr>
+        <w:t>Hệ</w:t>
+      </w:r>
+      <w:proofErr w:type="spellEnd"/>
+      <w:r>
+        <w:rPr>
+          <w:rFonts w:ascii="Times New Roman" w:hAnsi="Times New Roman" w:cs="Times New Roman"/>
+        </w:rPr>
+        <w:t xml:space="preserve"> </w:t>
+      </w:r>
+      <w:proofErr w:type="spellStart"/>
+      <w:r>
+        <w:rPr>
+          <w:rFonts w:ascii="Times New Roman" w:hAnsi="Times New Roman" w:cs="Times New Roman"/>
+        </w:rPr>
+        <w:t>thống</w:t>
+      </w:r>
+      <w:proofErr w:type="spellEnd"/>
+      <w:r>
+        <w:rPr>
+          <w:rFonts w:ascii="Times New Roman" w:hAnsi="Times New Roman" w:cs="Times New Roman"/>
+        </w:rPr>
+        <w:t xml:space="preserve"> </w:t>
+      </w:r>
+      <w:proofErr w:type="spellStart"/>
+      <w:r>
+        <w:rPr>
+          <w:rFonts w:ascii="Times New Roman" w:hAnsi="Times New Roman" w:cs="Times New Roman"/>
+        </w:rPr>
+        <w:t>tiến</w:t>
+      </w:r>
+      <w:proofErr w:type="spellEnd"/>
+      <w:r>
+        <w:rPr>
+          <w:rFonts w:ascii="Times New Roman" w:hAnsi="Times New Roman" w:cs="Times New Roman"/>
+        </w:rPr>
+        <w:t xml:space="preserve"> </w:t>
+      </w:r>
+      <w:proofErr w:type="spellStart"/>
+      <w:r>
+        <w:rPr>
+          <w:rFonts w:ascii="Times New Roman" w:hAnsi="Times New Roman" w:cs="Times New Roman"/>
+        </w:rPr>
+        <w:t>hành</w:t>
+      </w:r>
+      <w:proofErr w:type="spellEnd"/>
+      <w:r>
+        <w:rPr>
+          <w:rFonts w:ascii="Times New Roman" w:hAnsi="Times New Roman" w:cs="Times New Roman"/>
+        </w:rPr>
+        <w:t xml:space="preserve"> </w:t>
+      </w:r>
+      <w:proofErr w:type="spellStart"/>
+      <w:r>
+        <w:rPr>
+          <w:rFonts w:ascii="Times New Roman" w:hAnsi="Times New Roman" w:cs="Times New Roman"/>
+        </w:rPr>
+        <w:t>xác</w:t>
+      </w:r>
+      <w:proofErr w:type="spellEnd"/>
+      <w:r>
+        <w:rPr>
+          <w:rFonts w:ascii="Times New Roman" w:hAnsi="Times New Roman" w:cs="Times New Roman"/>
+        </w:rPr>
+        <w:t xml:space="preserve"> </w:t>
+      </w:r>
+      <w:proofErr w:type="spellStart"/>
+      <w:r>
+        <w:rPr>
+          <w:rFonts w:ascii="Times New Roman" w:hAnsi="Times New Roman" w:cs="Times New Roman"/>
+        </w:rPr>
+        <w:t>thực</w:t>
+      </w:r>
+      <w:proofErr w:type="spellEnd"/>
+      <w:r>
+        <w:rPr>
+          <w:rFonts w:ascii="Times New Roman" w:hAnsi="Times New Roman" w:cs="Times New Roman"/>
+        </w:rPr>
+        <w:t xml:space="preserve"> </w:t>
+      </w:r>
+      <w:proofErr w:type="spellStart"/>
+      <w:r>
+        <w:rPr>
+          <w:rFonts w:ascii="Times New Roman" w:hAnsi="Times New Roman" w:cs="Times New Roman"/>
+        </w:rPr>
+        <w:t>chữ</w:t>
+      </w:r>
+      <w:proofErr w:type="spellEnd"/>
+      <w:r>
+        <w:rPr>
+          <w:rFonts w:ascii="Times New Roman" w:hAnsi="Times New Roman" w:cs="Times New Roman"/>
+        </w:rPr>
+        <w:t xml:space="preserve"> </w:t>
+      </w:r>
+      <w:proofErr w:type="spellStart"/>
+      <w:r>
+        <w:rPr>
+          <w:rFonts w:ascii="Times New Roman" w:hAnsi="Times New Roman" w:cs="Times New Roman"/>
+        </w:rPr>
+        <w:t>ký</w:t>
+      </w:r>
+      <w:proofErr w:type="spellEnd"/>
+      <w:r>
+        <w:rPr>
+          <w:rFonts w:ascii="Times New Roman" w:hAnsi="Times New Roman" w:cs="Times New Roman"/>
+        </w:rPr>
+        <w:t xml:space="preserve">, </w:t>
+      </w:r>
+      <w:proofErr w:type="spellStart"/>
+      <w:r>
+        <w:rPr>
+          <w:rFonts w:ascii="Times New Roman" w:hAnsi="Times New Roman" w:cs="Times New Roman"/>
+        </w:rPr>
+        <w:t>kiểm</w:t>
+      </w:r>
+      <w:proofErr w:type="spellEnd"/>
+      <w:r>
+        <w:rPr>
+          <w:rFonts w:ascii="Times New Roman" w:hAnsi="Times New Roman" w:cs="Times New Roman"/>
+        </w:rPr>
+        <w:t xml:space="preserve"> </w:t>
+      </w:r>
+      <w:proofErr w:type="spellStart"/>
+      <w:r>
+        <w:rPr>
+          <w:rFonts w:ascii="Times New Roman" w:hAnsi="Times New Roman" w:cs="Times New Roman"/>
+        </w:rPr>
+        <w:t>tra</w:t>
+      </w:r>
+      <w:proofErr w:type="spellEnd"/>
+      <w:r>
+        <w:rPr>
+          <w:rFonts w:ascii="Times New Roman" w:hAnsi="Times New Roman" w:cs="Times New Roman"/>
+        </w:rPr>
+        <w:t xml:space="preserve"> </w:t>
+      </w:r>
+      <w:proofErr w:type="spellStart"/>
+      <w:r>
+        <w:rPr>
+          <w:rFonts w:ascii="Times New Roman" w:hAnsi="Times New Roman" w:cs="Times New Roman"/>
+        </w:rPr>
+        <w:t>giao</w:t>
+      </w:r>
+      <w:proofErr w:type="spellEnd"/>
+      <w:r>
+        <w:rPr>
+          <w:rFonts w:ascii="Times New Roman" w:hAnsi="Times New Roman" w:cs="Times New Roman"/>
+        </w:rPr>
+        <w:t xml:space="preserve"> </w:t>
+      </w:r>
+      <w:proofErr w:type="spellStart"/>
+      <w:r>
+        <w:rPr>
+          <w:rFonts w:ascii="Times New Roman" w:hAnsi="Times New Roman" w:cs="Times New Roman"/>
+        </w:rPr>
+        <w:t>dịch</w:t>
+      </w:r>
+      <w:proofErr w:type="spellEnd"/>
+      <w:r>
+        <w:rPr>
+          <w:rFonts w:ascii="Times New Roman" w:hAnsi="Times New Roman" w:cs="Times New Roman"/>
+        </w:rPr>
+        <w:t xml:space="preserve"> </w:t>
+      </w:r>
+      <w:proofErr w:type="spellStart"/>
+      <w:r>
+        <w:rPr>
+          <w:rFonts w:ascii="Times New Roman" w:hAnsi="Times New Roman" w:cs="Times New Roman"/>
+        </w:rPr>
+        <w:t>và</w:t>
+      </w:r>
+      <w:proofErr w:type="spellEnd"/>
+      <w:r>
+        <w:rPr>
+          <w:rFonts w:ascii="Times New Roman" w:hAnsi="Times New Roman" w:cs="Times New Roman"/>
+        </w:rPr>
+        <w:t xml:space="preserve"> </w:t>
+      </w:r>
+      <w:proofErr w:type="spellStart"/>
+      <w:r>
+        <w:rPr>
+          <w:rFonts w:ascii="Times New Roman" w:hAnsi="Times New Roman" w:cs="Times New Roman"/>
+        </w:rPr>
+        <w:t>cập</w:t>
+      </w:r>
+      <w:proofErr w:type="spellEnd"/>
+      <w:r>
+        <w:rPr>
+          <w:rFonts w:ascii="Times New Roman" w:hAnsi="Times New Roman" w:cs="Times New Roman"/>
+        </w:rPr>
+        <w:t xml:space="preserve"> </w:t>
+      </w:r>
+      <w:proofErr w:type="spellStart"/>
+      <w:r>
+        <w:rPr>
+          <w:rFonts w:ascii="Times New Roman" w:hAnsi="Times New Roman" w:cs="Times New Roman"/>
+        </w:rPr>
+        <w:t>nhật</w:t>
+      </w:r>
+      <w:proofErr w:type="spellEnd"/>
+      <w:r>
+        <w:rPr>
+          <w:rFonts w:ascii="Times New Roman" w:hAnsi="Times New Roman" w:cs="Times New Roman"/>
+        </w:rPr>
+        <w:t xml:space="preserve"> </w:t>
+      </w:r>
+      <w:proofErr w:type="spellStart"/>
+      <w:r>
+        <w:rPr>
+          <w:rFonts w:ascii="Times New Roman" w:hAnsi="Times New Roman" w:cs="Times New Roman"/>
+        </w:rPr>
+        <w:t>trạng</w:t>
+      </w:r>
+      <w:proofErr w:type="spellEnd"/>
+      <w:r>
+        <w:rPr>
+          <w:rFonts w:ascii="Times New Roman" w:hAnsi="Times New Roman" w:cs="Times New Roman"/>
+        </w:rPr>
+        <w:t xml:space="preserve"> </w:t>
+      </w:r>
+      <w:proofErr w:type="spellStart"/>
+      <w:r>
+        <w:rPr>
+          <w:rFonts w:ascii="Times New Roman" w:hAnsi="Times New Roman" w:cs="Times New Roman"/>
+        </w:rPr>
+        <w:t>thái</w:t>
+      </w:r>
+      <w:proofErr w:type="spellEnd"/>
+      <w:r>
+        <w:rPr>
+          <w:rFonts w:ascii="Times New Roman" w:hAnsi="Times New Roman" w:cs="Times New Roman"/>
+        </w:rPr>
+        <w:t xml:space="preserve"> </w:t>
+      </w:r>
+      <w:proofErr w:type="spellStart"/>
+      <w:r>
+        <w:rPr>
+          <w:rFonts w:ascii="Times New Roman" w:hAnsi="Times New Roman" w:cs="Times New Roman"/>
+        </w:rPr>
+        <w:t>thanh</w:t>
+      </w:r>
+      <w:proofErr w:type="spellEnd"/>
+      <w:r>
+        <w:rPr>
+          <w:rFonts w:ascii="Times New Roman" w:hAnsi="Times New Roman" w:cs="Times New Roman"/>
+        </w:rPr>
+        <w:t xml:space="preserve"> </w:t>
+      </w:r>
+      <w:proofErr w:type="spellStart"/>
+      <w:r>
+        <w:rPr>
+          <w:rFonts w:ascii="Times New Roman" w:hAnsi="Times New Roman" w:cs="Times New Roman"/>
+        </w:rPr>
+        <w:t>toán</w:t>
+      </w:r>
+      <w:proofErr w:type="spellEnd"/>
+      <w:r>
+        <w:rPr>
+          <w:rFonts w:ascii="Times New Roman" w:hAnsi="Times New Roman" w:cs="Times New Roman"/>
+        </w:rPr>
+        <w:t xml:space="preserve"> </w:t>
+      </w:r>
+      <w:proofErr w:type="spellStart"/>
+      <w:r>
+        <w:rPr>
+          <w:rFonts w:ascii="Times New Roman" w:hAnsi="Times New Roman" w:cs="Times New Roman"/>
+        </w:rPr>
+        <w:t>thành</w:t>
+      </w:r>
+      <w:proofErr w:type="spellEnd"/>
+      <w:r>
+        <w:rPr>
+          <w:rFonts w:ascii="Times New Roman" w:hAnsi="Times New Roman" w:cs="Times New Roman"/>
+        </w:rPr>
+        <w:t xml:space="preserve"> SUCCESS. </w:t>
+      </w:r>
+      <w:proofErr w:type="spellStart"/>
+      <w:r>
+        <w:rPr>
+          <w:rFonts w:ascii="Times New Roman" w:hAnsi="Times New Roman" w:cs="Times New Roman"/>
+        </w:rPr>
+        <w:t>Tiếp</w:t>
+      </w:r>
+      <w:proofErr w:type="spellEnd"/>
+      <w:r>
+        <w:rPr>
+          <w:rFonts w:ascii="Times New Roman" w:hAnsi="Times New Roman" w:cs="Times New Roman"/>
+        </w:rPr>
+        <w:t xml:space="preserve"> </w:t>
+      </w:r>
+      <w:proofErr w:type="spellStart"/>
+      <w:r>
+        <w:rPr>
+          <w:rFonts w:ascii="Times New Roman" w:hAnsi="Times New Roman" w:cs="Times New Roman"/>
+        </w:rPr>
+        <w:t>theo</w:t>
+      </w:r>
+      <w:proofErr w:type="spellEnd"/>
+      <w:r>
+        <w:rPr>
+          <w:rFonts w:ascii="Times New Roman" w:hAnsi="Times New Roman" w:cs="Times New Roman"/>
+        </w:rPr>
+        <w:t xml:space="preserve">, Payment Service </w:t>
+      </w:r>
+      <w:proofErr w:type="spellStart"/>
+      <w:r>
+        <w:rPr>
+          <w:rFonts w:ascii="Times New Roman" w:hAnsi="Times New Roman" w:cs="Times New Roman"/>
+        </w:rPr>
+        <w:t>phát</w:t>
+      </w:r>
+      <w:proofErr w:type="spellEnd"/>
+      <w:r>
+        <w:rPr>
+          <w:rFonts w:ascii="Times New Roman" w:hAnsi="Times New Roman" w:cs="Times New Roman"/>
+        </w:rPr>
+        <w:t xml:space="preserve"> </w:t>
+      </w:r>
+      <w:proofErr w:type="spellStart"/>
+      <w:r>
+        <w:rPr>
+          <w:rFonts w:ascii="Times New Roman" w:hAnsi="Times New Roman" w:cs="Times New Roman"/>
+        </w:rPr>
+        <w:t>sự</w:t>
+      </w:r>
+      <w:proofErr w:type="spellEnd"/>
+      <w:r>
+        <w:rPr>
+          <w:rFonts w:ascii="Times New Roman" w:hAnsi="Times New Roman" w:cs="Times New Roman"/>
+        </w:rPr>
+        <w:t xml:space="preserve"> </w:t>
+      </w:r>
+      <w:proofErr w:type="spellStart"/>
+      <w:r>
+        <w:rPr>
+          <w:rFonts w:ascii="Times New Roman" w:hAnsi="Times New Roman" w:cs="Times New Roman"/>
+        </w:rPr>
+        <w:t>kiện</w:t>
+      </w:r>
+      <w:proofErr w:type="spellEnd"/>
+      <w:r>
+        <w:rPr>
+          <w:rFonts w:ascii="Times New Roman" w:hAnsi="Times New Roman" w:cs="Times New Roman"/>
+        </w:rPr>
+        <w:t xml:space="preserve"> </w:t>
+      </w:r>
+      <w:proofErr w:type="spellStart"/>
+      <w:r>
+        <w:rPr>
+          <w:rFonts w:ascii="Times New Roman" w:hAnsi="Times New Roman" w:cs="Times New Roman"/>
+        </w:rPr>
+        <w:t>PaymentSucceededEvent</w:t>
+      </w:r>
+      <w:proofErr w:type="spellEnd"/>
+      <w:r>
+        <w:rPr>
+          <w:rFonts w:ascii="Times New Roman" w:hAnsi="Times New Roman" w:cs="Times New Roman"/>
+        </w:rPr>
+        <w:t xml:space="preserve"> </w:t>
+      </w:r>
+      <w:proofErr w:type="spellStart"/>
+      <w:r>
+        <w:rPr>
+          <w:rFonts w:ascii="Times New Roman" w:hAnsi="Times New Roman" w:cs="Times New Roman"/>
+        </w:rPr>
+        <w:t>lên</w:t>
+      </w:r>
+      <w:proofErr w:type="spellEnd"/>
+      <w:r>
+        <w:rPr>
+          <w:rFonts w:ascii="Times New Roman" w:hAnsi="Times New Roman" w:cs="Times New Roman"/>
+        </w:rPr>
+        <w:t xml:space="preserve"> Kafka. Order Service </w:t>
+      </w:r>
+      <w:proofErr w:type="spellStart"/>
+      <w:r>
+        <w:rPr>
+          <w:rFonts w:ascii="Times New Roman" w:hAnsi="Times New Roman" w:cs="Times New Roman"/>
+        </w:rPr>
+        <w:t>tiêu</w:t>
+      </w:r>
+      <w:proofErr w:type="spellEnd"/>
+      <w:r>
+        <w:rPr>
+          <w:rFonts w:ascii="Times New Roman" w:hAnsi="Times New Roman" w:cs="Times New Roman"/>
+        </w:rPr>
+        <w:t xml:space="preserve"> </w:t>
+      </w:r>
+      <w:proofErr w:type="spellStart"/>
+      <w:r>
+        <w:rPr>
+          <w:rFonts w:ascii="Times New Roman" w:hAnsi="Times New Roman" w:cs="Times New Roman"/>
+        </w:rPr>
+        <w:t>thụ</w:t>
+      </w:r>
+      <w:proofErr w:type="spellEnd"/>
+      <w:r>
+        <w:rPr>
+          <w:rFonts w:ascii="Times New Roman" w:hAnsi="Times New Roman" w:cs="Times New Roman"/>
+        </w:rPr>
+        <w:t xml:space="preserve"> </w:t>
+      </w:r>
+      <w:proofErr w:type="spellStart"/>
+      <w:r>
+        <w:rPr>
+          <w:rFonts w:ascii="Times New Roman" w:hAnsi="Times New Roman" w:cs="Times New Roman"/>
+        </w:rPr>
+        <w:t>sự</w:t>
+      </w:r>
+      <w:proofErr w:type="spellEnd"/>
+      <w:r>
+        <w:rPr>
+          <w:rFonts w:ascii="Times New Roman" w:hAnsi="Times New Roman" w:cs="Times New Roman"/>
+        </w:rPr>
+        <w:t xml:space="preserve"> </w:t>
+      </w:r>
+      <w:proofErr w:type="spellStart"/>
+      <w:r>
+        <w:rPr>
+          <w:rFonts w:ascii="Times New Roman" w:hAnsi="Times New Roman" w:cs="Times New Roman"/>
+        </w:rPr>
+        <w:t>kiện</w:t>
+      </w:r>
+      <w:proofErr w:type="spellEnd"/>
+      <w:r>
+        <w:rPr>
+          <w:rFonts w:ascii="Times New Roman" w:hAnsi="Times New Roman" w:cs="Times New Roman"/>
+        </w:rPr>
+        <w:t xml:space="preserve"> </w:t>
+      </w:r>
+      <w:proofErr w:type="spellStart"/>
+      <w:r>
+        <w:rPr>
+          <w:rFonts w:ascii="Times New Roman" w:hAnsi="Times New Roman" w:cs="Times New Roman"/>
+        </w:rPr>
+        <w:t>này</w:t>
+      </w:r>
+      <w:proofErr w:type="spellEnd"/>
+      <w:r>
+        <w:rPr>
+          <w:rFonts w:ascii="Times New Roman" w:hAnsi="Times New Roman" w:cs="Times New Roman"/>
+        </w:rPr>
+        <w:t xml:space="preserve"> </w:t>
+      </w:r>
+      <w:proofErr w:type="spellStart"/>
+      <w:r>
+        <w:rPr>
+          <w:rFonts w:ascii="Times New Roman" w:hAnsi="Times New Roman" w:cs="Times New Roman"/>
+        </w:rPr>
+        <w:t>để</w:t>
+      </w:r>
+      <w:proofErr w:type="spellEnd"/>
+      <w:r>
+        <w:rPr>
+          <w:rFonts w:ascii="Times New Roman" w:hAnsi="Times New Roman" w:cs="Times New Roman"/>
+        </w:rPr>
+        <w:t xml:space="preserve"> </w:t>
+      </w:r>
+      <w:proofErr w:type="spellStart"/>
+      <w:r>
+        <w:rPr>
+          <w:rFonts w:ascii="Times New Roman" w:hAnsi="Times New Roman" w:cs="Times New Roman"/>
+        </w:rPr>
+        <w:t>cập</w:t>
+      </w:r>
+      <w:proofErr w:type="spellEnd"/>
+      <w:r>
+        <w:rPr>
+          <w:rFonts w:ascii="Times New Roman" w:hAnsi="Times New Roman" w:cs="Times New Roman"/>
+        </w:rPr>
+        <w:t xml:space="preserve"> </w:t>
+      </w:r>
+      <w:proofErr w:type="spellStart"/>
+      <w:r>
+        <w:rPr>
+          <w:rFonts w:ascii="Times New Roman" w:hAnsi="Times New Roman" w:cs="Times New Roman"/>
+        </w:rPr>
+        <w:t>nhật</w:t>
+      </w:r>
+      <w:proofErr w:type="spellEnd"/>
+      <w:r>
+        <w:rPr>
+          <w:rFonts w:ascii="Times New Roman" w:hAnsi="Times New Roman" w:cs="Times New Roman"/>
+        </w:rPr>
+        <w:t xml:space="preserve"> </w:t>
+      </w:r>
+      <w:proofErr w:type="spellStart"/>
+      <w:r>
+        <w:rPr>
+          <w:rFonts w:ascii="Times New Roman" w:hAnsi="Times New Roman" w:cs="Times New Roman"/>
+        </w:rPr>
+        <w:t>trạng</w:t>
+      </w:r>
+      <w:proofErr w:type="spellEnd"/>
+      <w:r>
+        <w:rPr>
+          <w:rFonts w:ascii="Times New Roman" w:hAnsi="Times New Roman" w:cs="Times New Roman"/>
+        </w:rPr>
+        <w:t xml:space="preserve"> </w:t>
+      </w:r>
+      <w:proofErr w:type="spellStart"/>
+      <w:r>
+        <w:rPr>
+          <w:rFonts w:ascii="Times New Roman" w:hAnsi="Times New Roman" w:cs="Times New Roman"/>
+        </w:rPr>
+        <w:t>thái</w:t>
+      </w:r>
+      <w:proofErr w:type="spellEnd"/>
+      <w:r>
+        <w:rPr>
+          <w:rFonts w:ascii="Times New Roman" w:hAnsi="Times New Roman" w:cs="Times New Roman"/>
+        </w:rPr>
+        <w:t xml:space="preserve"> </w:t>
+      </w:r>
+      <w:proofErr w:type="spellStart"/>
+      <w:r>
+        <w:rPr>
+          <w:rFonts w:ascii="Times New Roman" w:hAnsi="Times New Roman" w:cs="Times New Roman"/>
+        </w:rPr>
+        <w:t>đơn</w:t>
+      </w:r>
+      <w:proofErr w:type="spellEnd"/>
+      <w:r>
+        <w:rPr>
+          <w:rFonts w:ascii="Times New Roman" w:hAnsi="Times New Roman" w:cs="Times New Roman"/>
+        </w:rPr>
+        <w:t xml:space="preserve"> </w:t>
+      </w:r>
+      <w:proofErr w:type="spellStart"/>
+      <w:r>
+        <w:rPr>
+          <w:rFonts w:ascii="Times New Roman" w:hAnsi="Times New Roman" w:cs="Times New Roman"/>
+        </w:rPr>
+        <w:t>hàng</w:t>
+      </w:r>
+      <w:proofErr w:type="spellEnd"/>
+      <w:r>
+        <w:rPr>
+          <w:rFonts w:ascii="Times New Roman" w:hAnsi="Times New Roman" w:cs="Times New Roman"/>
+        </w:rPr>
+        <w:t xml:space="preserve"> </w:t>
+      </w:r>
+      <w:proofErr w:type="spellStart"/>
+      <w:r>
+        <w:rPr>
+          <w:rFonts w:ascii="Times New Roman" w:hAnsi="Times New Roman" w:cs="Times New Roman"/>
+        </w:rPr>
+        <w:t>thành</w:t>
+      </w:r>
+      <w:proofErr w:type="spellEnd"/>
+      <w:r>
+        <w:rPr>
+          <w:rFonts w:ascii="Times New Roman" w:hAnsi="Times New Roman" w:cs="Times New Roman"/>
+        </w:rPr>
+        <w:t xml:space="preserve"> PAID, </w:t>
+      </w:r>
+      <w:proofErr w:type="spellStart"/>
+      <w:r>
+        <w:rPr>
+          <w:rFonts w:ascii="Times New Roman" w:hAnsi="Times New Roman" w:cs="Times New Roman"/>
+        </w:rPr>
+        <w:t>trong</w:t>
+      </w:r>
+      <w:proofErr w:type="spellEnd"/>
+      <w:r>
+        <w:rPr>
+          <w:rFonts w:ascii="Times New Roman" w:hAnsi="Times New Roman" w:cs="Times New Roman"/>
+        </w:rPr>
+        <w:t xml:space="preserve"> </w:t>
+      </w:r>
+      <w:proofErr w:type="spellStart"/>
+      <w:r>
+        <w:rPr>
+          <w:rFonts w:ascii="Times New Roman" w:hAnsi="Times New Roman" w:cs="Times New Roman"/>
+        </w:rPr>
+        <w:t>khi</w:t>
+      </w:r>
+      <w:proofErr w:type="spellEnd"/>
+      <w:r>
+        <w:rPr>
+          <w:rFonts w:ascii="Times New Roman" w:hAnsi="Times New Roman" w:cs="Times New Roman"/>
+        </w:rPr>
+        <w:t xml:space="preserve"> Notification Service </w:t>
+      </w:r>
+      <w:proofErr w:type="spellStart"/>
+      <w:r>
+        <w:rPr>
+          <w:rFonts w:ascii="Times New Roman" w:hAnsi="Times New Roman" w:cs="Times New Roman"/>
+        </w:rPr>
+        <w:t>tạo</w:t>
+      </w:r>
+      <w:proofErr w:type="spellEnd"/>
+      <w:r>
+        <w:rPr>
+          <w:rFonts w:ascii="Times New Roman" w:hAnsi="Times New Roman" w:cs="Times New Roman"/>
+        </w:rPr>
+        <w:t xml:space="preserve"> </w:t>
+      </w:r>
+      <w:proofErr w:type="spellStart"/>
+      <w:r>
+        <w:rPr>
+          <w:rFonts w:ascii="Times New Roman" w:hAnsi="Times New Roman" w:cs="Times New Roman"/>
+        </w:rPr>
+        <w:t>thông</w:t>
+      </w:r>
+      <w:proofErr w:type="spellEnd"/>
+      <w:r>
+        <w:rPr>
+          <w:rFonts w:ascii="Times New Roman" w:hAnsi="Times New Roman" w:cs="Times New Roman"/>
+        </w:rPr>
+        <w:t xml:space="preserve"> </w:t>
+      </w:r>
+      <w:proofErr w:type="spellStart"/>
+      <w:r>
+        <w:rPr>
+          <w:rFonts w:ascii="Times New Roman" w:hAnsi="Times New Roman" w:cs="Times New Roman"/>
+        </w:rPr>
+        <w:t>báo</w:t>
+      </w:r>
+      <w:proofErr w:type="spellEnd"/>
+      <w:r>
+        <w:rPr>
+          <w:rFonts w:ascii="Times New Roman" w:hAnsi="Times New Roman" w:cs="Times New Roman"/>
+        </w:rPr>
+        <w:t xml:space="preserve"> </w:t>
+      </w:r>
+      <w:proofErr w:type="spellStart"/>
+      <w:r>
+        <w:rPr>
+          <w:rFonts w:ascii="Times New Roman" w:hAnsi="Times New Roman" w:cs="Times New Roman"/>
+        </w:rPr>
+        <w:t>xác</w:t>
+      </w:r>
+      <w:proofErr w:type="spellEnd"/>
+      <w:r>
+        <w:rPr>
+          <w:rFonts w:ascii="Times New Roman" w:hAnsi="Times New Roman" w:cs="Times New Roman"/>
+        </w:rPr>
+        <w:t xml:space="preserve"> </w:t>
+      </w:r>
+      <w:proofErr w:type="spellStart"/>
+      <w:r>
+        <w:rPr>
+          <w:rFonts w:ascii="Times New Roman" w:hAnsi="Times New Roman" w:cs="Times New Roman"/>
+        </w:rPr>
+        <w:t>nhận</w:t>
+      </w:r>
+      <w:proofErr w:type="spellEnd"/>
+      <w:r>
+        <w:rPr>
+          <w:rFonts w:ascii="Times New Roman" w:hAnsi="Times New Roman" w:cs="Times New Roman"/>
+        </w:rPr>
+        <w:t xml:space="preserve"> </w:t>
+      </w:r>
+      <w:proofErr w:type="spellStart"/>
+      <w:r>
+        <w:rPr>
+          <w:rFonts w:ascii="Times New Roman" w:hAnsi="Times New Roman" w:cs="Times New Roman"/>
+        </w:rPr>
+        <w:t>thanh</w:t>
+      </w:r>
+      <w:proofErr w:type="spellEnd"/>
+      <w:r>
+        <w:rPr>
+          <w:rFonts w:ascii="Times New Roman" w:hAnsi="Times New Roman" w:cs="Times New Roman"/>
+        </w:rPr>
+        <w:t xml:space="preserve"> </w:t>
+      </w:r>
+      <w:proofErr w:type="spellStart"/>
+      <w:r>
+        <w:rPr>
+          <w:rFonts w:ascii="Times New Roman" w:hAnsi="Times New Roman" w:cs="Times New Roman"/>
+        </w:rPr>
+        <w:t>toán</w:t>
+      </w:r>
+      <w:proofErr w:type="spellEnd"/>
+      <w:r>
+        <w:rPr>
+          <w:rFonts w:ascii="Times New Roman" w:hAnsi="Times New Roman" w:cs="Times New Roman"/>
+        </w:rPr>
+        <w:t xml:space="preserve"> </w:t>
+      </w:r>
+      <w:proofErr w:type="spellStart"/>
+      <w:r>
+        <w:rPr>
+          <w:rFonts w:ascii="Times New Roman" w:hAnsi="Times New Roman" w:cs="Times New Roman"/>
+        </w:rPr>
+        <w:t>thành</w:t>
+      </w:r>
+      <w:proofErr w:type="spellEnd"/>
+      <w:r>
+        <w:rPr>
+          <w:rFonts w:ascii="Times New Roman" w:hAnsi="Times New Roman" w:cs="Times New Roman"/>
+        </w:rPr>
+        <w:t xml:space="preserve"> </w:t>
+      </w:r>
+      <w:proofErr w:type="spellStart"/>
+      <w:r>
+        <w:rPr>
+          <w:rFonts w:ascii="Times New Roman" w:hAnsi="Times New Roman" w:cs="Times New Roman"/>
+        </w:rPr>
+        <w:t>công</w:t>
+      </w:r>
+      <w:proofErr w:type="spellEnd"/>
+      <w:r>
+        <w:rPr>
+          <w:rFonts w:ascii="Times New Roman" w:hAnsi="Times New Roman" w:cs="Times New Roman"/>
+        </w:rPr>
+        <w:t xml:space="preserve"> </w:t>
+      </w:r>
+      <w:proofErr w:type="spellStart"/>
+      <w:r>
+        <w:rPr>
+          <w:rFonts w:ascii="Times New Roman" w:hAnsi="Times New Roman" w:cs="Times New Roman"/>
+        </w:rPr>
+        <w:t>và</w:t>
+      </w:r>
+      <w:proofErr w:type="spellEnd"/>
+      <w:r>
+        <w:rPr>
+          <w:rFonts w:ascii="Times New Roman" w:hAnsi="Times New Roman" w:cs="Times New Roman"/>
+        </w:rPr>
+        <w:t xml:space="preserve"> </w:t>
+      </w:r>
+      <w:proofErr w:type="spellStart"/>
+      <w:r>
+        <w:rPr>
+          <w:rFonts w:ascii="Times New Roman" w:hAnsi="Times New Roman" w:cs="Times New Roman"/>
+        </w:rPr>
+        <w:t>gửi</w:t>
+      </w:r>
+      <w:proofErr w:type="spellEnd"/>
+      <w:r>
+        <w:rPr>
+          <w:rFonts w:ascii="Times New Roman" w:hAnsi="Times New Roman" w:cs="Times New Roman"/>
+        </w:rPr>
+        <w:t xml:space="preserve"> </w:t>
+      </w:r>
+      <w:proofErr w:type="spellStart"/>
+      <w:r>
+        <w:rPr>
+          <w:rFonts w:ascii="Times New Roman" w:hAnsi="Times New Roman" w:cs="Times New Roman"/>
+        </w:rPr>
+        <w:t>tới</w:t>
+      </w:r>
+      <w:proofErr w:type="spellEnd"/>
+      <w:r>
+        <w:rPr>
+          <w:rFonts w:ascii="Times New Roman" w:hAnsi="Times New Roman" w:cs="Times New Roman"/>
+        </w:rPr>
+        <w:t xml:space="preserve"> </w:t>
+      </w:r>
+      <w:proofErr w:type="spellStart"/>
+      <w:r>
+        <w:rPr>
+          <w:rFonts w:ascii="Times New Roman" w:hAnsi="Times New Roman" w:cs="Times New Roman"/>
+        </w:rPr>
+        <w:t>khách</w:t>
+      </w:r>
+      <w:proofErr w:type="spellEnd"/>
+      <w:r>
+        <w:rPr>
+          <w:rFonts w:ascii="Times New Roman" w:hAnsi="Times New Roman" w:cs="Times New Roman"/>
+        </w:rPr>
+        <w:t xml:space="preserve"> </w:t>
+      </w:r>
+      <w:proofErr w:type="spellStart"/>
+      <w:r>
+        <w:rPr>
+          <w:rFonts w:ascii="Times New Roman" w:hAnsi="Times New Roman" w:cs="Times New Roman"/>
+        </w:rPr>
+        <w:t>hàng</w:t>
+      </w:r>
+      <w:proofErr w:type="spellEnd"/>
+      <w:r>
+        <w:rPr>
+          <w:rFonts w:ascii="Times New Roman" w:hAnsi="Times New Roman" w:cs="Times New Roman"/>
+        </w:rPr>
+        <w:t>.</w:t>
+      </w:r>
+    </w:p>
+    <w:p>
+      <w:pPr>
+        <w:pStyle w:val="ListParagraph"/>
+        <w:numPr>
+          <w:ilvl w:val="1"/>
+          <w:numId w:val="1"/>
+        </w:numPr>
+        <w:rPr>
+          <w:rFonts w:ascii="Times New Roman" w:hAnsi="Times New Roman" w:cs="Times New Roman"/>
+        </w:rPr>
+      </w:pPr>
+      <w:r>
+        <w:rPr>
+          <w:rFonts w:ascii="Times New Roman" w:hAnsi="Times New Roman" w:cs="Times New Roman"/>
+          <w:lang w:val="vi-VN"/>
+        </w:rPr>
+        <w:t xml:space="preserve">Luồng hoạt động khi người dùng thanh toán order </w:t>
+      </w:r>
+      <w:r>
+        <w:rPr>
+          <w:rFonts w:ascii="Times New Roman" w:hAnsi="Times New Roman" w:cs="Times New Roman"/>
+          <w:lang w:val="vi-VN"/>
+        </w:rPr>
+        <w:t>thất bại</w:t>
+      </w:r>
+    </w:p>
+    <w:p>
+      <w:pPr>
+        <w:rPr>
+          <w:rFonts w:ascii="Times New Roman" w:hAnsi="Times New Roman" w:cs="Times New Roman"/>
+        </w:rPr>
+      </w:pPr>
+      <w:r>
+        <w:rPr>
+          <w:rFonts w:ascii="Times New Roman" w:hAnsi="Times New Roman" w:cs="Times New Roman"/>
+        </w:rPr>
+        <w:lastRenderedPageBreak/>
+        <w:drawing>
+          <wp:inline distT="0" distB="0" distL="0" distR="0" wp14:anchorId="2ABCCD2C" wp14:editId="0E7F43DB">
+            <wp:extent cx="5943600" cy="3109595"/>
+            <wp:effectExtent l="0" t="0" r="0" b="0"/>
+            <wp:docPr id="21" name="Picture 21"/>
+            <wp:cNvGraphicFramePr>
+              <a:graphicFrameLocks xmlns:a="http://schemas.openxmlformats.org/drawingml/2006/main" noChangeAspect="1"/>
+            </wp:cNvGraphicFramePr>
+            <a:graphic xmlns:a="http://schemas.openxmlformats.org/drawingml/2006/main">
+              <a:graphicData uri="http://schemas.openxmlformats.org/drawingml/2006/picture">
+                <pic:pic xmlns:pic="http://schemas.openxmlformats.org/drawingml/2006/picture">
+                  <pic:nvPicPr>
+                    <pic:cNvPr id="1" name=""/>
+                    <pic:cNvPicPr/>
+                  </pic:nvPicPr>
+                  <pic:blipFill>
+                    <a:blip r:embed="rId22"/>
+                    <a:stretch>
+                      <a:fillRect/>
+                    </a:stretch>
+                  </pic:blipFill>
+                  <pic:spPr>
+                    <a:xfrm>
+                      <a:off x="0" y="0"/>
+                      <a:ext cx="5943600" cy="3109595"/>
+                    </a:xfrm>
+                    <a:prstGeom prst="rect">
+                      <a:avLst/>
+                    </a:prstGeom>
+                  </pic:spPr>
+                </pic:pic>
+              </a:graphicData>
+            </a:graphic>
+          </wp:inline>
+        </w:drawing>
+      </w:r>
+    </w:p>
+    <w:p>
+      <w:pPr>
+        <w:ind w:left="720"/>
+        <w:rPr>
+          <w:rFonts w:ascii="Times New Roman" w:hAnsi="Times New Roman" w:cs="Times New Roman"/>
+        </w:rPr>
+      </w:pPr>
+      <w:proofErr w:type="spellStart"/>
+      <w:r>
+        <w:rPr>
+          <w:rFonts w:ascii="Times New Roman" w:hAnsi="Times New Roman" w:cs="Times New Roman"/>
+        </w:rPr>
+        <w:t>Sau</w:t>
+      </w:r>
+      <w:proofErr w:type="spellEnd"/>
+      <w:r>
+        <w:rPr>
+          <w:rFonts w:ascii="Times New Roman" w:hAnsi="Times New Roman" w:cs="Times New Roman"/>
+        </w:rPr>
+        <w:t xml:space="preserve"> </w:t>
+      </w:r>
+      <w:proofErr w:type="spellStart"/>
+      <w:r>
+        <w:rPr>
+          <w:rFonts w:ascii="Times New Roman" w:hAnsi="Times New Roman" w:cs="Times New Roman"/>
+        </w:rPr>
+        <w:t>khi</w:t>
+      </w:r>
+      <w:proofErr w:type="spellEnd"/>
+      <w:r>
+        <w:rPr>
+          <w:rFonts w:ascii="Times New Roman" w:hAnsi="Times New Roman" w:cs="Times New Roman"/>
+        </w:rPr>
+        <w:t xml:space="preserve"> </w:t>
+      </w:r>
+      <w:proofErr w:type="spellStart"/>
+      <w:r>
+        <w:rPr>
+          <w:rFonts w:ascii="Times New Roman" w:hAnsi="Times New Roman" w:cs="Times New Roman"/>
+        </w:rPr>
+        <w:t>VNPay</w:t>
+      </w:r>
+      <w:proofErr w:type="spellEnd"/>
+      <w:r>
+        <w:rPr>
+          <w:rFonts w:ascii="Times New Roman" w:hAnsi="Times New Roman" w:cs="Times New Roman"/>
+        </w:rPr>
+        <w:t xml:space="preserve"> </w:t>
+      </w:r>
+      <w:proofErr w:type="spellStart"/>
+      <w:r>
+        <w:rPr>
+          <w:rFonts w:ascii="Times New Roman" w:hAnsi="Times New Roman" w:cs="Times New Roman"/>
+        </w:rPr>
+        <w:t>gửi</w:t>
+      </w:r>
+      <w:proofErr w:type="spellEnd"/>
+      <w:r>
+        <w:rPr>
+          <w:rFonts w:ascii="Times New Roman" w:hAnsi="Times New Roman" w:cs="Times New Roman"/>
+        </w:rPr>
+        <w:t xml:space="preserve"> IPN callback </w:t>
+      </w:r>
+      <w:proofErr w:type="spellStart"/>
+      <w:r>
+        <w:rPr>
+          <w:rFonts w:ascii="Times New Roman" w:hAnsi="Times New Roman" w:cs="Times New Roman"/>
+        </w:rPr>
+        <w:t>với</w:t>
+      </w:r>
+      <w:proofErr w:type="spellEnd"/>
+      <w:r>
+        <w:rPr>
+          <w:rFonts w:ascii="Times New Roman" w:hAnsi="Times New Roman" w:cs="Times New Roman"/>
+        </w:rPr>
+        <w:t xml:space="preserve"> </w:t>
+      </w:r>
+      <w:proofErr w:type="spellStart"/>
+      <w:r>
+        <w:rPr>
+          <w:rFonts w:ascii="Times New Roman" w:hAnsi="Times New Roman" w:cs="Times New Roman"/>
+        </w:rPr>
+        <w:t>mã</w:t>
+      </w:r>
+      <w:proofErr w:type="spellEnd"/>
+      <w:r>
+        <w:rPr>
+          <w:rFonts w:ascii="Times New Roman" w:hAnsi="Times New Roman" w:cs="Times New Roman"/>
+        </w:rPr>
+        <w:t xml:space="preserve"> </w:t>
+      </w:r>
+      <w:proofErr w:type="spellStart"/>
+      <w:r>
+        <w:rPr>
+          <w:rFonts w:ascii="Times New Roman" w:hAnsi="Times New Roman" w:cs="Times New Roman"/>
+        </w:rPr>
+        <w:t>phản</w:t>
+      </w:r>
+      <w:proofErr w:type="spellEnd"/>
+      <w:r>
+        <w:rPr>
+          <w:rFonts w:ascii="Times New Roman" w:hAnsi="Times New Roman" w:cs="Times New Roman"/>
+        </w:rPr>
+        <w:t xml:space="preserve"> </w:t>
+      </w:r>
+      <w:proofErr w:type="spellStart"/>
+      <w:r>
+        <w:rPr>
+          <w:rFonts w:ascii="Times New Roman" w:hAnsi="Times New Roman" w:cs="Times New Roman"/>
+        </w:rPr>
+        <w:t>hồi</w:t>
+      </w:r>
+      <w:proofErr w:type="spellEnd"/>
+      <w:r>
+        <w:rPr>
+          <w:rFonts w:ascii="Times New Roman" w:hAnsi="Times New Roman" w:cs="Times New Roman"/>
+        </w:rPr>
+        <w:t xml:space="preserve"> </w:t>
+      </w:r>
+      <w:proofErr w:type="spellStart"/>
+      <w:r>
+        <w:rPr>
+          <w:rFonts w:ascii="Times New Roman" w:hAnsi="Times New Roman" w:cs="Times New Roman"/>
+        </w:rPr>
+        <w:t>khác</w:t>
+      </w:r>
+      <w:proofErr w:type="spellEnd"/>
+      <w:r>
+        <w:rPr>
+          <w:rFonts w:ascii="Times New Roman" w:hAnsi="Times New Roman" w:cs="Times New Roman"/>
+        </w:rPr>
+        <w:t xml:space="preserve"> "00", Payment Service </w:t>
+      </w:r>
+      <w:proofErr w:type="spellStart"/>
+      <w:r>
+        <w:rPr>
+          <w:rFonts w:ascii="Times New Roman" w:hAnsi="Times New Roman" w:cs="Times New Roman"/>
+        </w:rPr>
+        <w:t>sẽ</w:t>
+      </w:r>
+      <w:proofErr w:type="spellEnd"/>
+      <w:r>
+        <w:rPr>
+          <w:rFonts w:ascii="Times New Roman" w:hAnsi="Times New Roman" w:cs="Times New Roman"/>
+        </w:rPr>
+        <w:t xml:space="preserve"> </w:t>
+      </w:r>
+      <w:proofErr w:type="spellStart"/>
+      <w:r>
+        <w:rPr>
+          <w:rFonts w:ascii="Times New Roman" w:hAnsi="Times New Roman" w:cs="Times New Roman"/>
+        </w:rPr>
+        <w:t>xác</w:t>
+      </w:r>
+      <w:proofErr w:type="spellEnd"/>
+      <w:r>
+        <w:rPr>
+          <w:rFonts w:ascii="Times New Roman" w:hAnsi="Times New Roman" w:cs="Times New Roman"/>
+        </w:rPr>
+        <w:t xml:space="preserve"> </w:t>
+      </w:r>
+      <w:proofErr w:type="spellStart"/>
+      <w:r>
+        <w:rPr>
+          <w:rFonts w:ascii="Times New Roman" w:hAnsi="Times New Roman" w:cs="Times New Roman"/>
+        </w:rPr>
+        <w:t>thực</w:t>
+      </w:r>
+      <w:proofErr w:type="spellEnd"/>
+      <w:r>
+        <w:rPr>
+          <w:rFonts w:ascii="Times New Roman" w:hAnsi="Times New Roman" w:cs="Times New Roman"/>
+        </w:rPr>
+        <w:t xml:space="preserve"> </w:t>
+      </w:r>
+      <w:proofErr w:type="spellStart"/>
+      <w:r>
+        <w:rPr>
+          <w:rFonts w:ascii="Times New Roman" w:hAnsi="Times New Roman" w:cs="Times New Roman"/>
+        </w:rPr>
+        <w:t>chữ</w:t>
+      </w:r>
+      <w:proofErr w:type="spellEnd"/>
+      <w:r>
+        <w:rPr>
+          <w:rFonts w:ascii="Times New Roman" w:hAnsi="Times New Roman" w:cs="Times New Roman"/>
+        </w:rPr>
+        <w:t xml:space="preserve"> </w:t>
+      </w:r>
+      <w:proofErr w:type="spellStart"/>
+      <w:r>
+        <w:rPr>
+          <w:rFonts w:ascii="Times New Roman" w:hAnsi="Times New Roman" w:cs="Times New Roman"/>
+        </w:rPr>
+        <w:t>ký</w:t>
+      </w:r>
+      <w:proofErr w:type="spellEnd"/>
+      <w:r>
+        <w:rPr>
+          <w:rFonts w:ascii="Times New Roman" w:hAnsi="Times New Roman" w:cs="Times New Roman"/>
+        </w:rPr>
+        <w:t xml:space="preserve">, </w:t>
+      </w:r>
+      <w:proofErr w:type="spellStart"/>
+      <w:r>
+        <w:rPr>
+          <w:rFonts w:ascii="Times New Roman" w:hAnsi="Times New Roman" w:cs="Times New Roman"/>
+        </w:rPr>
+        <w:t>kiểm</w:t>
+      </w:r>
+      <w:proofErr w:type="spellEnd"/>
+      <w:r>
+        <w:rPr>
+          <w:rFonts w:ascii="Times New Roman" w:hAnsi="Times New Roman" w:cs="Times New Roman"/>
+        </w:rPr>
+        <w:t xml:space="preserve"> </w:t>
+      </w:r>
+      <w:proofErr w:type="spellStart"/>
+      <w:r>
+        <w:rPr>
+          <w:rFonts w:ascii="Times New Roman" w:hAnsi="Times New Roman" w:cs="Times New Roman"/>
+        </w:rPr>
+        <w:t>tra</w:t>
+      </w:r>
+      <w:proofErr w:type="spellEnd"/>
+      <w:r>
+        <w:rPr>
+          <w:rFonts w:ascii="Times New Roman" w:hAnsi="Times New Roman" w:cs="Times New Roman"/>
+        </w:rPr>
+        <w:t xml:space="preserve"> </w:t>
+      </w:r>
+      <w:proofErr w:type="spellStart"/>
+      <w:r>
+        <w:rPr>
+          <w:rFonts w:ascii="Times New Roman" w:hAnsi="Times New Roman" w:cs="Times New Roman"/>
+        </w:rPr>
+        <w:t>thông</w:t>
+      </w:r>
+      <w:proofErr w:type="spellEnd"/>
+      <w:r>
+        <w:rPr>
+          <w:rFonts w:ascii="Times New Roman" w:hAnsi="Times New Roman" w:cs="Times New Roman"/>
+        </w:rPr>
+        <w:t xml:space="preserve"> tin </w:t>
+      </w:r>
+      <w:proofErr w:type="spellStart"/>
+      <w:r>
+        <w:rPr>
+          <w:rFonts w:ascii="Times New Roman" w:hAnsi="Times New Roman" w:cs="Times New Roman"/>
+        </w:rPr>
+        <w:t>giao</w:t>
+      </w:r>
+      <w:proofErr w:type="spellEnd"/>
+      <w:r>
+        <w:rPr>
+          <w:rFonts w:ascii="Times New Roman" w:hAnsi="Times New Roman" w:cs="Times New Roman"/>
+        </w:rPr>
+        <w:t xml:space="preserve"> </w:t>
+      </w:r>
+      <w:proofErr w:type="spellStart"/>
+      <w:r>
+        <w:rPr>
+          <w:rFonts w:ascii="Times New Roman" w:hAnsi="Times New Roman" w:cs="Times New Roman"/>
+        </w:rPr>
+        <w:t>dịch</w:t>
+      </w:r>
+      <w:proofErr w:type="spellEnd"/>
+      <w:r>
+        <w:rPr>
+          <w:rFonts w:ascii="Times New Roman" w:hAnsi="Times New Roman" w:cs="Times New Roman"/>
+        </w:rPr>
+        <w:t xml:space="preserve"> </w:t>
+      </w:r>
+      <w:proofErr w:type="spellStart"/>
+      <w:r>
+        <w:rPr>
+          <w:rFonts w:ascii="Times New Roman" w:hAnsi="Times New Roman" w:cs="Times New Roman"/>
+        </w:rPr>
+        <w:t>và</w:t>
+      </w:r>
+      <w:proofErr w:type="spellEnd"/>
+      <w:r>
+        <w:rPr>
+          <w:rFonts w:ascii="Times New Roman" w:hAnsi="Times New Roman" w:cs="Times New Roman"/>
+        </w:rPr>
+        <w:t xml:space="preserve"> </w:t>
+      </w:r>
+      <w:proofErr w:type="spellStart"/>
+      <w:r>
+        <w:rPr>
+          <w:rFonts w:ascii="Times New Roman" w:hAnsi="Times New Roman" w:cs="Times New Roman"/>
+        </w:rPr>
+        <w:t>cập</w:t>
+      </w:r>
+      <w:proofErr w:type="spellEnd"/>
+      <w:r>
+        <w:rPr>
+          <w:rFonts w:ascii="Times New Roman" w:hAnsi="Times New Roman" w:cs="Times New Roman"/>
+        </w:rPr>
+        <w:t xml:space="preserve"> </w:t>
+      </w:r>
+      <w:proofErr w:type="spellStart"/>
+      <w:r>
+        <w:rPr>
+          <w:rFonts w:ascii="Times New Roman" w:hAnsi="Times New Roman" w:cs="Times New Roman"/>
+        </w:rPr>
+        <w:t>nhật</w:t>
+      </w:r>
+      <w:proofErr w:type="spellEnd"/>
+      <w:r>
+        <w:rPr>
+          <w:rFonts w:ascii="Times New Roman" w:hAnsi="Times New Roman" w:cs="Times New Roman"/>
+        </w:rPr>
+        <w:t xml:space="preserve"> </w:t>
+      </w:r>
+      <w:proofErr w:type="spellStart"/>
+      <w:r>
+        <w:rPr>
+          <w:rFonts w:ascii="Times New Roman" w:hAnsi="Times New Roman" w:cs="Times New Roman"/>
+        </w:rPr>
+        <w:t>trạng</w:t>
+      </w:r>
+      <w:proofErr w:type="spellEnd"/>
+      <w:r>
+        <w:rPr>
+          <w:rFonts w:ascii="Times New Roman" w:hAnsi="Times New Roman" w:cs="Times New Roman"/>
+        </w:rPr>
+        <w:t xml:space="preserve"> </w:t>
+      </w:r>
+      <w:proofErr w:type="spellStart"/>
+      <w:r>
+        <w:rPr>
+          <w:rFonts w:ascii="Times New Roman" w:hAnsi="Times New Roman" w:cs="Times New Roman"/>
+        </w:rPr>
+        <w:t>thái</w:t>
+      </w:r>
+      <w:proofErr w:type="spellEnd"/>
+      <w:r>
+        <w:rPr>
+          <w:rFonts w:ascii="Times New Roman" w:hAnsi="Times New Roman" w:cs="Times New Roman"/>
+        </w:rPr>
+        <w:t xml:space="preserve"> </w:t>
+      </w:r>
+      <w:proofErr w:type="spellStart"/>
+      <w:r>
+        <w:rPr>
+          <w:rFonts w:ascii="Times New Roman" w:hAnsi="Times New Roman" w:cs="Times New Roman"/>
+        </w:rPr>
+        <w:t>thanh</w:t>
+      </w:r>
+      <w:proofErr w:type="spellEnd"/>
+      <w:r>
+        <w:rPr>
+          <w:rFonts w:ascii="Times New Roman" w:hAnsi="Times New Roman" w:cs="Times New Roman"/>
+        </w:rPr>
+        <w:t xml:space="preserve"> </w:t>
+      </w:r>
+      <w:proofErr w:type="spellStart"/>
+      <w:r>
+        <w:rPr>
+          <w:rFonts w:ascii="Times New Roman" w:hAnsi="Times New Roman" w:cs="Times New Roman"/>
+        </w:rPr>
+        <w:t>toán</w:t>
+      </w:r>
+      <w:proofErr w:type="spellEnd"/>
+      <w:r>
+        <w:rPr>
+          <w:rFonts w:ascii="Times New Roman" w:hAnsi="Times New Roman" w:cs="Times New Roman"/>
+        </w:rPr>
+        <w:t xml:space="preserve"> </w:t>
+      </w:r>
+      <w:proofErr w:type="spellStart"/>
+      <w:r>
+        <w:rPr>
+          <w:rFonts w:ascii="Times New Roman" w:hAnsi="Times New Roman" w:cs="Times New Roman"/>
+        </w:rPr>
+        <w:t>thành</w:t>
+      </w:r>
+      <w:proofErr w:type="spellEnd"/>
+      <w:r>
+        <w:rPr>
+          <w:rFonts w:ascii="Times New Roman" w:hAnsi="Times New Roman" w:cs="Times New Roman"/>
+        </w:rPr>
+        <w:t xml:space="preserve"> FAILED </w:t>
+      </w:r>
+      <w:proofErr w:type="spellStart"/>
+      <w:r>
+        <w:rPr>
+          <w:rFonts w:ascii="Times New Roman" w:hAnsi="Times New Roman" w:cs="Times New Roman"/>
+        </w:rPr>
+        <w:t>trong</w:t>
+      </w:r>
+      <w:proofErr w:type="spellEnd"/>
+      <w:r>
+        <w:rPr>
+          <w:rFonts w:ascii="Times New Roman" w:hAnsi="Times New Roman" w:cs="Times New Roman"/>
+        </w:rPr>
+        <w:t xml:space="preserve"> </w:t>
+      </w:r>
+      <w:proofErr w:type="spellStart"/>
+      <w:r>
+        <w:rPr>
+          <w:rFonts w:ascii="Times New Roman" w:hAnsi="Times New Roman" w:cs="Times New Roman"/>
+        </w:rPr>
+        <w:t>cơ</w:t>
+      </w:r>
+      <w:proofErr w:type="spellEnd"/>
+      <w:r>
+        <w:rPr>
+          <w:rFonts w:ascii="Times New Roman" w:hAnsi="Times New Roman" w:cs="Times New Roman"/>
+        </w:rPr>
+        <w:t xml:space="preserve"> </w:t>
+      </w:r>
+      <w:proofErr w:type="spellStart"/>
+      <w:r>
+        <w:rPr>
+          <w:rFonts w:ascii="Times New Roman" w:hAnsi="Times New Roman" w:cs="Times New Roman"/>
+        </w:rPr>
+        <w:t>sở</w:t>
+      </w:r>
+      <w:proofErr w:type="spellEnd"/>
+      <w:r>
+        <w:rPr>
+          <w:rFonts w:ascii="Times New Roman" w:hAnsi="Times New Roman" w:cs="Times New Roman"/>
+        </w:rPr>
+        <w:t xml:space="preserve"> </w:t>
+      </w:r>
+      <w:proofErr w:type="spellStart"/>
+      <w:r>
+        <w:rPr>
+          <w:rFonts w:ascii="Times New Roman" w:hAnsi="Times New Roman" w:cs="Times New Roman"/>
+        </w:rPr>
+        <w:t>dữ</w:t>
+      </w:r>
+      <w:proofErr w:type="spellEnd"/>
+      <w:r>
+        <w:rPr>
+          <w:rFonts w:ascii="Times New Roman" w:hAnsi="Times New Roman" w:cs="Times New Roman"/>
+        </w:rPr>
+        <w:t xml:space="preserve"> </w:t>
+      </w:r>
+      <w:proofErr w:type="spellStart"/>
+      <w:r>
+        <w:rPr>
+          <w:rFonts w:ascii="Times New Roman" w:hAnsi="Times New Roman" w:cs="Times New Roman"/>
+        </w:rPr>
+        <w:t>liệu</w:t>
+      </w:r>
+      <w:proofErr w:type="spellEnd"/>
+      <w:r>
+        <w:rPr>
+          <w:rFonts w:ascii="Times New Roman" w:hAnsi="Times New Roman" w:cs="Times New Roman"/>
+        </w:rPr>
+        <w:t xml:space="preserve">. </w:t>
+      </w:r>
+      <w:proofErr w:type="spellStart"/>
+      <w:r>
+        <w:rPr>
+          <w:rFonts w:ascii="Times New Roman" w:hAnsi="Times New Roman" w:cs="Times New Roman"/>
+        </w:rPr>
+        <w:t>Tiếp</w:t>
+      </w:r>
+      <w:proofErr w:type="spellEnd"/>
+      <w:r>
+        <w:rPr>
+          <w:rFonts w:ascii="Times New Roman" w:hAnsi="Times New Roman" w:cs="Times New Roman"/>
+        </w:rPr>
+        <w:t xml:space="preserve"> </w:t>
+      </w:r>
+      <w:proofErr w:type="spellStart"/>
+      <w:r>
+        <w:rPr>
+          <w:rFonts w:ascii="Times New Roman" w:hAnsi="Times New Roman" w:cs="Times New Roman"/>
+        </w:rPr>
+        <w:t>theo</w:t>
+      </w:r>
+      <w:proofErr w:type="spellEnd"/>
+      <w:r>
+        <w:rPr>
+          <w:rFonts w:ascii="Times New Roman" w:hAnsi="Times New Roman" w:cs="Times New Roman"/>
+        </w:rPr>
+        <w:t xml:space="preserve">, </w:t>
+      </w:r>
+      <w:proofErr w:type="spellStart"/>
+      <w:r>
+        <w:rPr>
+          <w:rFonts w:ascii="Times New Roman" w:hAnsi="Times New Roman" w:cs="Times New Roman"/>
+        </w:rPr>
+        <w:t>hệ</w:t>
+      </w:r>
+      <w:proofErr w:type="spellEnd"/>
+      <w:r>
+        <w:rPr>
+          <w:rFonts w:ascii="Times New Roman" w:hAnsi="Times New Roman" w:cs="Times New Roman"/>
+        </w:rPr>
+        <w:t xml:space="preserve"> </w:t>
+      </w:r>
+      <w:proofErr w:type="spellStart"/>
+      <w:r>
+        <w:rPr>
+          <w:rFonts w:ascii="Times New Roman" w:hAnsi="Times New Roman" w:cs="Times New Roman"/>
+        </w:rPr>
+        <w:t>thống</w:t>
+      </w:r>
+      <w:proofErr w:type="spellEnd"/>
+      <w:r>
+        <w:rPr>
+          <w:rFonts w:ascii="Times New Roman" w:hAnsi="Times New Roman" w:cs="Times New Roman"/>
+        </w:rPr>
+        <w:t xml:space="preserve"> </w:t>
+      </w:r>
+      <w:proofErr w:type="spellStart"/>
+      <w:r>
+        <w:rPr>
+          <w:rFonts w:ascii="Times New Roman" w:hAnsi="Times New Roman" w:cs="Times New Roman"/>
+        </w:rPr>
+        <w:t>phát</w:t>
+      </w:r>
+      <w:proofErr w:type="spellEnd"/>
+      <w:r>
+        <w:rPr>
+          <w:rFonts w:ascii="Times New Roman" w:hAnsi="Times New Roman" w:cs="Times New Roman"/>
+        </w:rPr>
+        <w:t xml:space="preserve"> </w:t>
+      </w:r>
+      <w:proofErr w:type="spellStart"/>
+      <w:r>
+        <w:rPr>
+          <w:rFonts w:ascii="Times New Roman" w:hAnsi="Times New Roman" w:cs="Times New Roman"/>
+        </w:rPr>
+        <w:t>sự</w:t>
+      </w:r>
+      <w:proofErr w:type="spellEnd"/>
+      <w:r>
+        <w:rPr>
+          <w:rFonts w:ascii="Times New Roman" w:hAnsi="Times New Roman" w:cs="Times New Roman"/>
+        </w:rPr>
+        <w:t xml:space="preserve"> </w:t>
+      </w:r>
+      <w:proofErr w:type="spellStart"/>
+      <w:r>
+        <w:rPr>
+          <w:rFonts w:ascii="Times New Roman" w:hAnsi="Times New Roman" w:cs="Times New Roman"/>
+        </w:rPr>
+        <w:t>kiện</w:t>
+      </w:r>
+      <w:proofErr w:type="spellEnd"/>
+      <w:r>
+        <w:rPr>
+          <w:rFonts w:ascii="Times New Roman" w:hAnsi="Times New Roman" w:cs="Times New Roman"/>
+        </w:rPr>
+        <w:t xml:space="preserve"> </w:t>
+      </w:r>
+      <w:proofErr w:type="spellStart"/>
+      <w:r>
+        <w:rPr>
+          <w:rFonts w:ascii="Times New Roman" w:hAnsi="Times New Roman" w:cs="Times New Roman"/>
+        </w:rPr>
+        <w:t>PaymentFailedEvent</w:t>
+      </w:r>
+      <w:proofErr w:type="spellEnd"/>
+      <w:r>
+        <w:rPr>
+          <w:rFonts w:ascii="Times New Roman" w:hAnsi="Times New Roman" w:cs="Times New Roman"/>
+        </w:rPr>
+        <w:t xml:space="preserve"> </w:t>
+      </w:r>
+      <w:proofErr w:type="spellStart"/>
+      <w:r>
+        <w:rPr>
+          <w:rFonts w:ascii="Times New Roman" w:hAnsi="Times New Roman" w:cs="Times New Roman"/>
+        </w:rPr>
+        <w:t>lên</w:t>
+      </w:r>
+      <w:proofErr w:type="spellEnd"/>
+      <w:r>
+        <w:rPr>
+          <w:rFonts w:ascii="Times New Roman" w:hAnsi="Times New Roman" w:cs="Times New Roman"/>
+        </w:rPr>
+        <w:t xml:space="preserve"> Kafka. Order Service </w:t>
+      </w:r>
+      <w:proofErr w:type="spellStart"/>
+      <w:r>
+        <w:rPr>
+          <w:rFonts w:ascii="Times New Roman" w:hAnsi="Times New Roman" w:cs="Times New Roman"/>
+        </w:rPr>
+        <w:t>tiêu</w:t>
+      </w:r>
+      <w:proofErr w:type="spellEnd"/>
+      <w:r>
+        <w:rPr>
+          <w:rFonts w:ascii="Times New Roman" w:hAnsi="Times New Roman" w:cs="Times New Roman"/>
+        </w:rPr>
+        <w:t xml:space="preserve"> </w:t>
+      </w:r>
+      <w:proofErr w:type="spellStart"/>
+      <w:r>
+        <w:rPr>
+          <w:rFonts w:ascii="Times New Roman" w:hAnsi="Times New Roman" w:cs="Times New Roman"/>
+        </w:rPr>
+        <w:t>thụ</w:t>
+      </w:r>
+      <w:proofErr w:type="spellEnd"/>
+      <w:r>
+        <w:rPr>
+          <w:rFonts w:ascii="Times New Roman" w:hAnsi="Times New Roman" w:cs="Times New Roman"/>
+        </w:rPr>
+        <w:t xml:space="preserve"> </w:t>
+      </w:r>
+      <w:proofErr w:type="spellStart"/>
+      <w:r>
+        <w:rPr>
+          <w:rFonts w:ascii="Times New Roman" w:hAnsi="Times New Roman" w:cs="Times New Roman"/>
+        </w:rPr>
+        <w:t>sự</w:t>
+      </w:r>
+      <w:proofErr w:type="spellEnd"/>
+      <w:r>
+        <w:rPr>
+          <w:rFonts w:ascii="Times New Roman" w:hAnsi="Times New Roman" w:cs="Times New Roman"/>
+        </w:rPr>
+        <w:t xml:space="preserve"> </w:t>
+      </w:r>
+      <w:proofErr w:type="spellStart"/>
+      <w:r>
+        <w:rPr>
+          <w:rFonts w:ascii="Times New Roman" w:hAnsi="Times New Roman" w:cs="Times New Roman"/>
+        </w:rPr>
+        <w:t>kiện</w:t>
+      </w:r>
+      <w:proofErr w:type="spellEnd"/>
+      <w:r>
+        <w:rPr>
+          <w:rFonts w:ascii="Times New Roman" w:hAnsi="Times New Roman" w:cs="Times New Roman"/>
+        </w:rPr>
+        <w:t xml:space="preserve"> </w:t>
+      </w:r>
+      <w:proofErr w:type="spellStart"/>
+      <w:r>
+        <w:rPr>
+          <w:rFonts w:ascii="Times New Roman" w:hAnsi="Times New Roman" w:cs="Times New Roman"/>
+        </w:rPr>
+        <w:t>này</w:t>
+      </w:r>
+      <w:proofErr w:type="spellEnd"/>
+      <w:r>
+        <w:rPr>
+          <w:rFonts w:ascii="Times New Roman" w:hAnsi="Times New Roman" w:cs="Times New Roman"/>
+        </w:rPr>
+        <w:t xml:space="preserve"> </w:t>
+      </w:r>
+      <w:proofErr w:type="spellStart"/>
+      <w:r>
+        <w:rPr>
+          <w:rFonts w:ascii="Times New Roman" w:hAnsi="Times New Roman" w:cs="Times New Roman"/>
+        </w:rPr>
+        <w:t>để</w:t>
+      </w:r>
+      <w:proofErr w:type="spellEnd"/>
+      <w:r>
+        <w:rPr>
+          <w:rFonts w:ascii="Times New Roman" w:hAnsi="Times New Roman" w:cs="Times New Roman"/>
+        </w:rPr>
+        <w:t xml:space="preserve"> </w:t>
+      </w:r>
+      <w:proofErr w:type="spellStart"/>
+      <w:r>
+        <w:rPr>
+          <w:rFonts w:ascii="Times New Roman" w:hAnsi="Times New Roman" w:cs="Times New Roman"/>
+        </w:rPr>
+        <w:t>cập</w:t>
+      </w:r>
+      <w:proofErr w:type="spellEnd"/>
+      <w:r>
+        <w:rPr>
+          <w:rFonts w:ascii="Times New Roman" w:hAnsi="Times New Roman" w:cs="Times New Roman"/>
+        </w:rPr>
+        <w:t xml:space="preserve"> </w:t>
+      </w:r>
+      <w:proofErr w:type="spellStart"/>
+      <w:r>
+        <w:rPr>
+          <w:rFonts w:ascii="Times New Roman" w:hAnsi="Times New Roman" w:cs="Times New Roman"/>
+        </w:rPr>
+        <w:t>nhật</w:t>
+      </w:r>
+      <w:proofErr w:type="spellEnd"/>
+      <w:r>
+        <w:rPr>
+          <w:rFonts w:ascii="Times New Roman" w:hAnsi="Times New Roman" w:cs="Times New Roman"/>
+        </w:rPr>
+        <w:t xml:space="preserve"> </w:t>
+      </w:r>
+      <w:proofErr w:type="spellStart"/>
+      <w:r>
+        <w:rPr>
+          <w:rFonts w:ascii="Times New Roman" w:hAnsi="Times New Roman" w:cs="Times New Roman"/>
+        </w:rPr>
+        <w:t>trạng</w:t>
+      </w:r>
+      <w:proofErr w:type="spellEnd"/>
+      <w:r>
+        <w:rPr>
+          <w:rFonts w:ascii="Times New Roman" w:hAnsi="Times New Roman" w:cs="Times New Roman"/>
+        </w:rPr>
+        <w:t xml:space="preserve"> </w:t>
+      </w:r>
+      <w:proofErr w:type="spellStart"/>
+      <w:r>
+        <w:rPr>
+          <w:rFonts w:ascii="Times New Roman" w:hAnsi="Times New Roman" w:cs="Times New Roman"/>
+        </w:rPr>
+        <w:t>thái</w:t>
+      </w:r>
+      <w:proofErr w:type="spellEnd"/>
+      <w:r>
+        <w:rPr>
+          <w:rFonts w:ascii="Times New Roman" w:hAnsi="Times New Roman" w:cs="Times New Roman"/>
+        </w:rPr>
+        <w:t xml:space="preserve"> </w:t>
+      </w:r>
+      <w:proofErr w:type="spellStart"/>
+      <w:r>
+        <w:rPr>
+          <w:rFonts w:ascii="Times New Roman" w:hAnsi="Times New Roman" w:cs="Times New Roman"/>
+        </w:rPr>
+        <w:t>đơn</w:t>
+      </w:r>
+      <w:proofErr w:type="spellEnd"/>
+      <w:r>
+        <w:rPr>
+          <w:rFonts w:ascii="Times New Roman" w:hAnsi="Times New Roman" w:cs="Times New Roman"/>
+        </w:rPr>
+        <w:t xml:space="preserve"> </w:t>
+      </w:r>
+      <w:proofErr w:type="spellStart"/>
+      <w:r>
+        <w:rPr>
+          <w:rFonts w:ascii="Times New Roman" w:hAnsi="Times New Roman" w:cs="Times New Roman"/>
+        </w:rPr>
+        <w:t>hàng</w:t>
+      </w:r>
+      <w:proofErr w:type="spellEnd"/>
+      <w:r>
+        <w:rPr>
+          <w:rFonts w:ascii="Times New Roman" w:hAnsi="Times New Roman" w:cs="Times New Roman"/>
+        </w:rPr>
+        <w:t xml:space="preserve"> </w:t>
+      </w:r>
+      <w:proofErr w:type="spellStart"/>
+      <w:r>
+        <w:rPr>
+          <w:rFonts w:ascii="Times New Roman" w:hAnsi="Times New Roman" w:cs="Times New Roman"/>
+        </w:rPr>
+        <w:t>thành</w:t>
+      </w:r>
+      <w:proofErr w:type="spellEnd"/>
+      <w:r>
+        <w:rPr>
+          <w:rFonts w:ascii="Times New Roman" w:hAnsi="Times New Roman" w:cs="Times New Roman"/>
+        </w:rPr>
+        <w:t xml:space="preserve"> FAILED, </w:t>
+      </w:r>
+      <w:proofErr w:type="spellStart"/>
+      <w:r>
+        <w:rPr>
+          <w:rFonts w:ascii="Times New Roman" w:hAnsi="Times New Roman" w:cs="Times New Roman"/>
+        </w:rPr>
+        <w:t>trong</w:t>
+      </w:r>
+      <w:proofErr w:type="spellEnd"/>
+      <w:r>
+        <w:rPr>
+          <w:rFonts w:ascii="Times New Roman" w:hAnsi="Times New Roman" w:cs="Times New Roman"/>
+        </w:rPr>
+        <w:t xml:space="preserve"> </w:t>
+      </w:r>
+      <w:proofErr w:type="spellStart"/>
+      <w:r>
+        <w:rPr>
+          <w:rFonts w:ascii="Times New Roman" w:hAnsi="Times New Roman" w:cs="Times New Roman"/>
+        </w:rPr>
+        <w:t>khi</w:t>
+      </w:r>
+      <w:proofErr w:type="spellEnd"/>
+      <w:r>
+        <w:rPr>
+          <w:rFonts w:ascii="Times New Roman" w:hAnsi="Times New Roman" w:cs="Times New Roman"/>
+        </w:rPr>
+        <w:t xml:space="preserve"> Notification Service </w:t>
+      </w:r>
+      <w:proofErr w:type="spellStart"/>
+      <w:r>
+        <w:rPr>
+          <w:rFonts w:ascii="Times New Roman" w:hAnsi="Times New Roman" w:cs="Times New Roman"/>
+        </w:rPr>
+        <w:t>tạo</w:t>
+      </w:r>
+      <w:proofErr w:type="spellEnd"/>
+      <w:r>
+        <w:rPr>
+          <w:rFonts w:ascii="Times New Roman" w:hAnsi="Times New Roman" w:cs="Times New Roman"/>
+        </w:rPr>
+        <w:t xml:space="preserve"> </w:t>
+      </w:r>
+      <w:proofErr w:type="spellStart"/>
+      <w:r>
+        <w:rPr>
+          <w:rFonts w:ascii="Times New Roman" w:hAnsi="Times New Roman" w:cs="Times New Roman"/>
+        </w:rPr>
+        <w:t>thông</w:t>
+      </w:r>
+      <w:proofErr w:type="spellEnd"/>
+      <w:r>
+        <w:rPr>
+          <w:rFonts w:ascii="Times New Roman" w:hAnsi="Times New Roman" w:cs="Times New Roman"/>
+        </w:rPr>
+        <w:t xml:space="preserve"> </w:t>
+      </w:r>
+      <w:proofErr w:type="spellStart"/>
+      <w:r>
+        <w:rPr>
+          <w:rFonts w:ascii="Times New Roman" w:hAnsi="Times New Roman" w:cs="Times New Roman"/>
+        </w:rPr>
+        <w:t>báo</w:t>
+      </w:r>
+      <w:proofErr w:type="spellEnd"/>
+      <w:r>
+        <w:rPr>
+          <w:rFonts w:ascii="Times New Roman" w:hAnsi="Times New Roman" w:cs="Times New Roman"/>
+        </w:rPr>
+        <w:t xml:space="preserve"> </w:t>
+      </w:r>
+      <w:proofErr w:type="spellStart"/>
+      <w:r>
+        <w:rPr>
+          <w:rFonts w:ascii="Times New Roman" w:hAnsi="Times New Roman" w:cs="Times New Roman"/>
+        </w:rPr>
+        <w:t>cho</w:t>
+      </w:r>
+      <w:proofErr w:type="spellEnd"/>
+      <w:r>
+        <w:rPr>
+          <w:rFonts w:ascii="Times New Roman" w:hAnsi="Times New Roman" w:cs="Times New Roman"/>
+        </w:rPr>
+        <w:t xml:space="preserve"> </w:t>
+      </w:r>
+      <w:proofErr w:type="spellStart"/>
+      <w:r>
+        <w:rPr>
+          <w:rFonts w:ascii="Times New Roman" w:hAnsi="Times New Roman" w:cs="Times New Roman"/>
+        </w:rPr>
+        <w:t>khách</w:t>
+      </w:r>
+      <w:proofErr w:type="spellEnd"/>
+      <w:r>
+        <w:rPr>
+          <w:rFonts w:ascii="Times New Roman" w:hAnsi="Times New Roman" w:cs="Times New Roman"/>
+        </w:rPr>
+        <w:t xml:space="preserve"> </w:t>
+      </w:r>
+      <w:proofErr w:type="spellStart"/>
+      <w:r>
+        <w:rPr>
+          <w:rFonts w:ascii="Times New Roman" w:hAnsi="Times New Roman" w:cs="Times New Roman"/>
+        </w:rPr>
+        <w:t>hàng</w:t>
+      </w:r>
+      <w:proofErr w:type="spellEnd"/>
+      <w:r>
+        <w:rPr>
+          <w:rFonts w:ascii="Times New Roman" w:hAnsi="Times New Roman" w:cs="Times New Roman"/>
+        </w:rPr>
+        <w:t xml:space="preserve"> </w:t>
+      </w:r>
+      <w:proofErr w:type="spellStart"/>
+      <w:r>
+        <w:rPr>
+          <w:rFonts w:ascii="Times New Roman" w:hAnsi="Times New Roman" w:cs="Times New Roman"/>
+        </w:rPr>
+        <w:t>về</w:t>
+      </w:r>
+      <w:proofErr w:type="spellEnd"/>
+      <w:r>
+        <w:rPr>
+          <w:rFonts w:ascii="Times New Roman" w:hAnsi="Times New Roman" w:cs="Times New Roman"/>
+        </w:rPr>
+        <w:t xml:space="preserve"> </w:t>
+      </w:r>
+      <w:proofErr w:type="spellStart"/>
+      <w:r>
+        <w:rPr>
+          <w:rFonts w:ascii="Times New Roman" w:hAnsi="Times New Roman" w:cs="Times New Roman"/>
+        </w:rPr>
+        <w:t>việc</w:t>
+      </w:r>
+      <w:proofErr w:type="spellEnd"/>
+      <w:r>
+        <w:rPr>
+          <w:rFonts w:ascii="Times New Roman" w:hAnsi="Times New Roman" w:cs="Times New Roman"/>
+        </w:rPr>
+        <w:t xml:space="preserve"> </w:t>
+      </w:r>
+      <w:proofErr w:type="spellStart"/>
+      <w:r>
+        <w:rPr>
+          <w:rFonts w:ascii="Times New Roman" w:hAnsi="Times New Roman" w:cs="Times New Roman"/>
+        </w:rPr>
+        <w:t>thanh</w:t>
+      </w:r>
+      <w:proofErr w:type="spellEnd"/>
+      <w:r>
+        <w:rPr>
+          <w:rFonts w:ascii="Times New Roman" w:hAnsi="Times New Roman" w:cs="Times New Roman"/>
+        </w:rPr>
+        <w:t xml:space="preserve"> </w:t>
+      </w:r>
+      <w:proofErr w:type="spellStart"/>
+      <w:r>
+        <w:rPr>
+          <w:rFonts w:ascii="Times New Roman" w:hAnsi="Times New Roman" w:cs="Times New Roman"/>
+        </w:rPr>
+        <w:t>toán</w:t>
+      </w:r>
+      <w:proofErr w:type="spellEnd"/>
+      <w:r>
+        <w:rPr>
+          <w:rFonts w:ascii="Times New Roman" w:hAnsi="Times New Roman" w:cs="Times New Roman"/>
+        </w:rPr>
+        <w:t xml:space="preserve"> </w:t>
+      </w:r>
+      <w:proofErr w:type="spellStart"/>
+      <w:r>
+        <w:rPr>
+          <w:rFonts w:ascii="Times New Roman" w:hAnsi="Times New Roman" w:cs="Times New Roman"/>
+        </w:rPr>
+        <w:t>không</w:t>
+      </w:r>
+      <w:proofErr w:type="spellEnd"/>
+      <w:r>
+        <w:rPr>
+          <w:rFonts w:ascii="Times New Roman" w:hAnsi="Times New Roman" w:cs="Times New Roman"/>
+        </w:rPr>
+        <w:t xml:space="preserve"> </w:t>
+      </w:r>
+      <w:proofErr w:type="spellStart"/>
+      <w:r>
+        <w:rPr>
+          <w:rFonts w:ascii="Times New Roman" w:hAnsi="Times New Roman" w:cs="Times New Roman"/>
+        </w:rPr>
+        <w:t>thành</w:t>
+      </w:r>
+      <w:proofErr w:type="spellEnd"/>
+      <w:r>
+        <w:rPr>
+          <w:rFonts w:ascii="Times New Roman" w:hAnsi="Times New Roman" w:cs="Times New Roman"/>
+        </w:rPr>
+        <w:t xml:space="preserve"> </w:t>
+      </w:r>
+      <w:proofErr w:type="spellStart"/>
+      <w:r>
+        <w:rPr>
+          <w:rFonts w:ascii="Times New Roman" w:hAnsi="Times New Roman" w:cs="Times New Roman"/>
+        </w:rPr>
+        <w:t>công</w:t>
+      </w:r>
+      <w:proofErr w:type="spellEnd"/>
+      <w:r>
+        <w:rPr>
+          <w:rFonts w:ascii="Times New Roman" w:hAnsi="Times New Roman" w:cs="Times New Roman"/>
+        </w:rPr>
+        <w:t xml:space="preserve"> </w:t>
+      </w:r>
+      <w:proofErr w:type="spellStart"/>
+      <w:r>
+        <w:rPr>
+          <w:rFonts w:ascii="Times New Roman" w:hAnsi="Times New Roman" w:cs="Times New Roman"/>
+        </w:rPr>
+        <w:t>cùng</w:t>
+      </w:r>
+      <w:proofErr w:type="spellEnd"/>
+      <w:r>
+        <w:rPr>
+          <w:rFonts w:ascii="Times New Roman" w:hAnsi="Times New Roman" w:cs="Times New Roman"/>
+        </w:rPr>
+        <w:t xml:space="preserve"> </w:t>
+      </w:r>
+      <w:proofErr w:type="spellStart"/>
+      <w:r>
+        <w:rPr>
+          <w:rFonts w:ascii="Times New Roman" w:hAnsi="Times New Roman" w:cs="Times New Roman"/>
+        </w:rPr>
+        <w:t>với</w:t>
+      </w:r>
+      <w:proofErr w:type="spellEnd"/>
+      <w:r>
+        <w:rPr>
+          <w:rFonts w:ascii="Times New Roman" w:hAnsi="Times New Roman" w:cs="Times New Roman"/>
+        </w:rPr>
+        <w:t xml:space="preserve"> </w:t>
+      </w:r>
+      <w:proofErr w:type="spellStart"/>
+      <w:r>
+        <w:rPr>
+          <w:rFonts w:ascii="Times New Roman" w:hAnsi="Times New Roman" w:cs="Times New Roman"/>
+        </w:rPr>
+        <w:t>lý</w:t>
+      </w:r>
+      <w:proofErr w:type="spellEnd"/>
+      <w:r>
+        <w:rPr>
+          <w:rFonts w:ascii="Times New Roman" w:hAnsi="Times New Roman" w:cs="Times New Roman"/>
+        </w:rPr>
+        <w:t xml:space="preserve"> do </w:t>
+      </w:r>
+      <w:proofErr w:type="spellStart"/>
+      <w:r>
+        <w:rPr>
+          <w:rFonts w:ascii="Times New Roman" w:hAnsi="Times New Roman" w:cs="Times New Roman"/>
+        </w:rPr>
+        <w:t>thất</w:t>
+      </w:r>
+      <w:proofErr w:type="spellEnd"/>
+      <w:r>
+        <w:rPr>
+          <w:rFonts w:ascii="Times New Roman" w:hAnsi="Times New Roman" w:cs="Times New Roman"/>
+        </w:rPr>
+        <w:t xml:space="preserve"> </w:t>
+      </w:r>
+      <w:proofErr w:type="spellStart"/>
+      <w:r>
+        <w:rPr>
+          <w:rFonts w:ascii="Times New Roman" w:hAnsi="Times New Roman" w:cs="Times New Roman"/>
+        </w:rPr>
+        <w:t>bại</w:t>
+      </w:r>
+      <w:proofErr w:type="spellEnd"/>
+      <w:r>
+        <w:rPr>
+          <w:rFonts w:ascii="Times New Roman" w:hAnsi="Times New Roman" w:cs="Times New Roman"/>
+        </w:rPr>
+        <w:t xml:space="preserve">. </w:t>
+      </w:r>
+      <w:proofErr w:type="spellStart"/>
+      <w:r>
+        <w:rPr>
+          <w:rFonts w:ascii="Times New Roman" w:hAnsi="Times New Roman" w:cs="Times New Roman"/>
+        </w:rPr>
+        <w:t>Cơ</w:t>
+      </w:r>
+      <w:proofErr w:type="spellEnd"/>
+      <w:r>
+        <w:rPr>
+          <w:rFonts w:ascii="Times New Roman" w:hAnsi="Times New Roman" w:cs="Times New Roman"/>
+        </w:rPr>
+        <w:t xml:space="preserve"> </w:t>
+      </w:r>
+      <w:proofErr w:type="spellStart"/>
+      <w:r>
+        <w:rPr>
+          <w:rFonts w:ascii="Times New Roman" w:hAnsi="Times New Roman" w:cs="Times New Roman"/>
+        </w:rPr>
+        <w:t>chế</w:t>
+      </w:r>
+      <w:proofErr w:type="spellEnd"/>
+      <w:r>
+        <w:rPr>
+          <w:rFonts w:ascii="Times New Roman" w:hAnsi="Times New Roman" w:cs="Times New Roman"/>
+        </w:rPr>
+        <w:t xml:space="preserve"> </w:t>
+      </w:r>
+      <w:proofErr w:type="spellStart"/>
+      <w:r>
+        <w:rPr>
+          <w:rFonts w:ascii="Times New Roman" w:hAnsi="Times New Roman" w:cs="Times New Roman"/>
+        </w:rPr>
+        <w:t>giao</w:t>
+      </w:r>
+      <w:proofErr w:type="spellEnd"/>
+      <w:r>
+        <w:rPr>
+          <w:rFonts w:ascii="Times New Roman" w:hAnsi="Times New Roman" w:cs="Times New Roman"/>
+        </w:rPr>
+        <w:t xml:space="preserve"> </w:t>
+      </w:r>
+      <w:proofErr w:type="spellStart"/>
+      <w:r>
+        <w:rPr>
+          <w:rFonts w:ascii="Times New Roman" w:hAnsi="Times New Roman" w:cs="Times New Roman"/>
+        </w:rPr>
+        <w:t>tiếp</w:t>
+      </w:r>
+      <w:proofErr w:type="spellEnd"/>
+      <w:r>
+        <w:rPr>
+          <w:rFonts w:ascii="Times New Roman" w:hAnsi="Times New Roman" w:cs="Times New Roman"/>
+        </w:rPr>
+        <w:t xml:space="preserve"> </w:t>
+      </w:r>
+      <w:proofErr w:type="spellStart"/>
+      <w:r>
+        <w:rPr>
+          <w:rFonts w:ascii="Times New Roman" w:hAnsi="Times New Roman" w:cs="Times New Roman"/>
+        </w:rPr>
+        <w:t>bất</w:t>
+      </w:r>
+      <w:proofErr w:type="spellEnd"/>
+      <w:r>
+        <w:rPr>
+          <w:rFonts w:ascii="Times New Roman" w:hAnsi="Times New Roman" w:cs="Times New Roman"/>
+        </w:rPr>
+        <w:t xml:space="preserve"> </w:t>
+      </w:r>
+      <w:proofErr w:type="spellStart"/>
+      <w:r>
+        <w:rPr>
+          <w:rFonts w:ascii="Times New Roman" w:hAnsi="Times New Roman" w:cs="Times New Roman"/>
+        </w:rPr>
+        <w:t>đồng</w:t>
+      </w:r>
+      <w:proofErr w:type="spellEnd"/>
+      <w:r>
+        <w:rPr>
+          <w:rFonts w:ascii="Times New Roman" w:hAnsi="Times New Roman" w:cs="Times New Roman"/>
+        </w:rPr>
+        <w:t xml:space="preserve"> </w:t>
+      </w:r>
+      <w:proofErr w:type="spellStart"/>
+      <w:r>
+        <w:rPr>
+          <w:rFonts w:ascii="Times New Roman" w:hAnsi="Times New Roman" w:cs="Times New Roman"/>
+        </w:rPr>
+        <w:t>bộ</w:t>
+      </w:r>
+      <w:proofErr w:type="spellEnd"/>
+      <w:r>
+        <w:rPr>
+          <w:rFonts w:ascii="Times New Roman" w:hAnsi="Times New Roman" w:cs="Times New Roman"/>
+        </w:rPr>
+        <w:t xml:space="preserve"> </w:t>
+      </w:r>
+      <w:proofErr w:type="spellStart"/>
+      <w:r>
+        <w:rPr>
+          <w:rFonts w:ascii="Times New Roman" w:hAnsi="Times New Roman" w:cs="Times New Roman"/>
+        </w:rPr>
+        <w:t>thông</w:t>
+      </w:r>
+      <w:proofErr w:type="spellEnd"/>
+      <w:r>
+        <w:rPr>
+          <w:rFonts w:ascii="Times New Roman" w:hAnsi="Times New Roman" w:cs="Times New Roman"/>
+        </w:rPr>
+        <w:t xml:space="preserve"> qua Kafka </w:t>
+      </w:r>
+      <w:proofErr w:type="spellStart"/>
+      <w:r>
+        <w:rPr>
+          <w:rFonts w:ascii="Times New Roman" w:hAnsi="Times New Roman" w:cs="Times New Roman"/>
+        </w:rPr>
+        <w:t>giúp</w:t>
+      </w:r>
+      <w:proofErr w:type="spellEnd"/>
+      <w:r>
+        <w:rPr>
+          <w:rFonts w:ascii="Times New Roman" w:hAnsi="Times New Roman" w:cs="Times New Roman"/>
+        </w:rPr>
+        <w:t xml:space="preserve"> </w:t>
+      </w:r>
+      <w:proofErr w:type="spellStart"/>
+      <w:r>
+        <w:rPr>
+          <w:rFonts w:ascii="Times New Roman" w:hAnsi="Times New Roman" w:cs="Times New Roman"/>
+        </w:rPr>
+        <w:t>các</w:t>
+      </w:r>
+      <w:proofErr w:type="spellEnd"/>
+      <w:r>
+        <w:rPr>
+          <w:rFonts w:ascii="Times New Roman" w:hAnsi="Times New Roman" w:cs="Times New Roman"/>
+        </w:rPr>
+        <w:t xml:space="preserve"> service </w:t>
+      </w:r>
+      <w:proofErr w:type="spellStart"/>
+      <w:r>
+        <w:rPr>
+          <w:rFonts w:ascii="Times New Roman" w:hAnsi="Times New Roman" w:cs="Times New Roman"/>
+        </w:rPr>
+        <w:t>xử</w:t>
+      </w:r>
+      <w:proofErr w:type="spellEnd"/>
+      <w:r>
+        <w:rPr>
+          <w:rFonts w:ascii="Times New Roman" w:hAnsi="Times New Roman" w:cs="Times New Roman"/>
+        </w:rPr>
+        <w:t xml:space="preserve"> </w:t>
+      </w:r>
+      <w:proofErr w:type="spellStart"/>
+      <w:r>
+        <w:rPr>
+          <w:rFonts w:ascii="Times New Roman" w:hAnsi="Times New Roman" w:cs="Times New Roman"/>
+        </w:rPr>
+        <w:t>lý</w:t>
+      </w:r>
+      <w:proofErr w:type="spellEnd"/>
+      <w:r>
+        <w:rPr>
+          <w:rFonts w:ascii="Times New Roman" w:hAnsi="Times New Roman" w:cs="Times New Roman"/>
+        </w:rPr>
+        <w:t xml:space="preserve"> </w:t>
+      </w:r>
+      <w:proofErr w:type="spellStart"/>
+      <w:r>
+        <w:rPr>
+          <w:rFonts w:ascii="Times New Roman" w:hAnsi="Times New Roman" w:cs="Times New Roman"/>
+        </w:rPr>
+        <w:t>độc</w:t>
+      </w:r>
+      <w:proofErr w:type="spellEnd"/>
+      <w:r>
+        <w:rPr>
+          <w:rFonts w:ascii="Times New Roman" w:hAnsi="Times New Roman" w:cs="Times New Roman"/>
+        </w:rPr>
+        <w:t xml:space="preserve"> </w:t>
+      </w:r>
+      <w:proofErr w:type="spellStart"/>
+      <w:r>
+        <w:rPr>
+          <w:rFonts w:ascii="Times New Roman" w:hAnsi="Times New Roman" w:cs="Times New Roman"/>
+        </w:rPr>
+        <w:t>lập</w:t>
+      </w:r>
+      <w:proofErr w:type="spellEnd"/>
+      <w:r>
+        <w:rPr>
+          <w:rFonts w:ascii="Times New Roman" w:hAnsi="Times New Roman" w:cs="Times New Roman"/>
+        </w:rPr>
+        <w:t xml:space="preserve"> </w:t>
+      </w:r>
+      <w:proofErr w:type="spellStart"/>
+      <w:r>
+        <w:rPr>
+          <w:rFonts w:ascii="Times New Roman" w:hAnsi="Times New Roman" w:cs="Times New Roman"/>
+        </w:rPr>
+        <w:t>và</w:t>
+      </w:r>
+      <w:proofErr w:type="spellEnd"/>
+      <w:r>
+        <w:rPr>
+          <w:rFonts w:ascii="Times New Roman" w:hAnsi="Times New Roman" w:cs="Times New Roman"/>
+        </w:rPr>
+        <w:t xml:space="preserve"> </w:t>
+      </w:r>
+      <w:proofErr w:type="spellStart"/>
+      <w:r>
+        <w:rPr>
+          <w:rFonts w:ascii="Times New Roman" w:hAnsi="Times New Roman" w:cs="Times New Roman"/>
+        </w:rPr>
+        <w:t>đảm</w:t>
+      </w:r>
+      <w:proofErr w:type="spellEnd"/>
+      <w:r>
+        <w:rPr>
+          <w:rFonts w:ascii="Times New Roman" w:hAnsi="Times New Roman" w:cs="Times New Roman"/>
+        </w:rPr>
+        <w:t xml:space="preserve"> </w:t>
+      </w:r>
+      <w:proofErr w:type="spellStart"/>
+      <w:r>
+        <w:rPr>
+          <w:rFonts w:ascii="Times New Roman" w:hAnsi="Times New Roman" w:cs="Times New Roman"/>
+        </w:rPr>
+        <w:t>bảo</w:t>
+      </w:r>
+      <w:proofErr w:type="spellEnd"/>
+      <w:r>
+        <w:rPr>
+          <w:rFonts w:ascii="Times New Roman" w:hAnsi="Times New Roman" w:cs="Times New Roman"/>
+        </w:rPr>
+        <w:t xml:space="preserve"> </w:t>
+      </w:r>
+      <w:proofErr w:type="spellStart"/>
+      <w:r>
+        <w:rPr>
+          <w:rFonts w:ascii="Times New Roman" w:hAnsi="Times New Roman" w:cs="Times New Roman"/>
+        </w:rPr>
+        <w:t>khả</w:t>
+      </w:r>
+      <w:proofErr w:type="spellEnd"/>
+      <w:r>
+        <w:rPr>
+          <w:rFonts w:ascii="Times New Roman" w:hAnsi="Times New Roman" w:cs="Times New Roman"/>
+        </w:rPr>
+        <w:t xml:space="preserve"> </w:t>
+      </w:r>
+      <w:proofErr w:type="spellStart"/>
+      <w:r>
+        <w:rPr>
+          <w:rFonts w:ascii="Times New Roman" w:hAnsi="Times New Roman" w:cs="Times New Roman"/>
+        </w:rPr>
+        <w:t>năng</w:t>
+      </w:r>
+      <w:proofErr w:type="spellEnd"/>
+      <w:r>
+        <w:rPr>
+          <w:rFonts w:ascii="Times New Roman" w:hAnsi="Times New Roman" w:cs="Times New Roman"/>
+        </w:rPr>
+        <w:t xml:space="preserve"> </w:t>
+      </w:r>
+      <w:proofErr w:type="spellStart"/>
+      <w:r>
+        <w:rPr>
+          <w:rFonts w:ascii="Times New Roman" w:hAnsi="Times New Roman" w:cs="Times New Roman"/>
+        </w:rPr>
+        <w:t>mở</w:t>
+      </w:r>
+      <w:proofErr w:type="spellEnd"/>
+      <w:r>
+        <w:rPr>
+          <w:rFonts w:ascii="Times New Roman" w:hAnsi="Times New Roman" w:cs="Times New Roman"/>
+        </w:rPr>
+        <w:t xml:space="preserve"> </w:t>
+      </w:r>
+      <w:proofErr w:type="spellStart"/>
+      <w:r>
+        <w:rPr>
+          <w:rFonts w:ascii="Times New Roman" w:hAnsi="Times New Roman" w:cs="Times New Roman"/>
+        </w:rPr>
+        <w:t>rộng</w:t>
+      </w:r>
+      <w:proofErr w:type="spellEnd"/>
+      <w:r>
+        <w:rPr>
+          <w:rFonts w:ascii="Times New Roman" w:hAnsi="Times New Roman" w:cs="Times New Roman"/>
+        </w:rPr>
+        <w:t xml:space="preserve"> </w:t>
+      </w:r>
+      <w:proofErr w:type="spellStart"/>
+      <w:r>
+        <w:rPr>
+          <w:rFonts w:ascii="Times New Roman" w:hAnsi="Times New Roman" w:cs="Times New Roman"/>
+        </w:rPr>
+        <w:t>của</w:t>
+      </w:r>
+      <w:proofErr w:type="spellEnd"/>
+      <w:r>
+        <w:rPr>
+          <w:rFonts w:ascii="Times New Roman" w:hAnsi="Times New Roman" w:cs="Times New Roman"/>
+        </w:rPr>
+        <w:t xml:space="preserve"> </w:t>
+      </w:r>
+      <w:proofErr w:type="spellStart"/>
+      <w:r>
+        <w:rPr>
+          <w:rFonts w:ascii="Times New Roman" w:hAnsi="Times New Roman" w:cs="Times New Roman"/>
+        </w:rPr>
+        <w:t>hệ</w:t>
+      </w:r>
+      <w:proofErr w:type="spellEnd"/>
+      <w:r>
+        <w:rPr>
+          <w:rFonts w:ascii="Times New Roman" w:hAnsi="Times New Roman" w:cs="Times New Roman"/>
+        </w:rPr>
+        <w:t xml:space="preserve"> </w:t>
+      </w:r>
+      <w:proofErr w:type="spellStart"/>
+      <w:r>
+        <w:rPr>
+          <w:rFonts w:ascii="Times New Roman" w:hAnsi="Times New Roman" w:cs="Times New Roman"/>
+        </w:rPr>
+        <w:t>thống</w:t>
+      </w:r>
+      <w:proofErr w:type="spellEnd"/>
+      <w:r>
+        <w:rPr>
+          <w:rFonts w:ascii="Times New Roman" w:hAnsi="Times New Roman" w:cs="Times New Roman"/>
+        </w:rPr>
+        <w:t>.</w:t>
+      </w:r>
     </w:p>
     <w:sectPr>
       <w:pgSz w:w="12240" w:h="15840"/>
